--- a/downloads/workbook/ai-6-week-35.docx
+++ b/downloads/workbook/ai-6-week-35.docx
@@ -961,6 +961,178 @@
         <w:t>Project connection: For the Grounded Learning Service, retain an annotated trace and the changed-case result. Name the contract or evidence that makes the deciding step valid, so another team can review it.</w:t>
       </w:r>
     </w:p>
+    <w:p>
+      <w:pPr>
+        <w:pStyle w:val="Heading1"/>
+      </w:pPr>
+      <w:r>
+        <w:t>13. Project portfolio milestone</w:t>
+      </w:r>
+    </w:p>
+    <w:p>
+      <w:r>
+        <w:t>Project: Grounded Learning Service</w:t>
+      </w:r>
+    </w:p>
+    <w:p>
+      <w:r>
+        <w:t>Current milestone: Present and defend. Demonstrate the system, explain one failure and justify the next improvement with evidence.</w:t>
+      </w:r>
+    </w:p>
+    <w:p>
+      <w:r>
+        <w:t>For the Grounded Learning Service, retain an annotated trace and the changed-case result. Name the contract or evidence that makes the deciding step valid, so another team can review it.</w:t>
+      </w:r>
+    </w:p>
+    <w:tbl>
+      <w:tblPr>
+        <w:tblStyle w:val="LightShading-Accent1"/>
+        <w:tblW w:type="auto" w:w="0"/>
+        <w:tblLook w:firstColumn="1" w:firstRow="1" w:lastColumn="0" w:lastRow="0" w:noHBand="0" w:noVBand="1" w:val="04A0"/>
+      </w:tblPr>
+      <w:tblGrid>
+        <w:gridCol w:w="5112"/>
+        <w:gridCol w:w="5112"/>
+      </w:tblGrid>
+      <w:tr>
+        <w:trPr>
+          <w:tblHeader/>
+        </w:trPr>
+        <w:tc>
+          <w:tcPr>
+            <w:tcW w:type="dxa" w:w="5112"/>
+          </w:tcPr>
+          <w:p>
+            <w:r>
+              <w:t>Evidence to keep</w:t>
+            </w:r>
+          </w:p>
+        </w:tc>
+        <w:tc>
+          <w:tcPr>
+            <w:tcW w:type="dxa" w:w="5112"/>
+          </w:tcPr>
+          <w:p>
+            <w:r>
+              <w:t>My record</w:t>
+            </w:r>
+          </w:p>
+        </w:tc>
+      </w:tr>
+      <w:tr>
+        <w:tc>
+          <w:tcPr>
+            <w:tcW w:type="dxa" w:w="5112"/>
+          </w:tcPr>
+          <w:p>
+            <w:r>
+              <w:t>This week’s input and deciding step</w:t>
+            </w:r>
+          </w:p>
+        </w:tc>
+        <w:tc>
+          <w:tcPr>
+            <w:tcW w:type="dxa" w:w="5112"/>
+          </w:tcPr>
+          <w:p>
+            <w:r/>
+          </w:p>
+        </w:tc>
+      </w:tr>
+      <w:tr>
+        <w:tc>
+          <w:tcPr>
+            <w:tcW w:type="dxa" w:w="5112"/>
+          </w:tcPr>
+          <w:p>
+            <w:r>
+              <w:t>Prediction and actual result (or labelled paper trace)</w:t>
+            </w:r>
+          </w:p>
+        </w:tc>
+        <w:tc>
+          <w:tcPr>
+            <w:tcW w:type="dxa" w:w="5112"/>
+          </w:tcPr>
+          <w:p>
+            <w:r/>
+          </w:p>
+        </w:tc>
+      </w:tr>
+      <w:tr>
+        <w:tc>
+          <w:tcPr>
+            <w:tcW w:type="dxa" w:w="5112"/>
+          </w:tcPr>
+          <w:p>
+            <w:r>
+              <w:t>One change since the previous checkpoint and why</w:t>
+            </w:r>
+          </w:p>
+        </w:tc>
+        <w:tc>
+          <w:tcPr>
+            <w:tcW w:type="dxa" w:w="5112"/>
+          </w:tcPr>
+          <w:p>
+            <w:r/>
+          </w:p>
+        </w:tc>
+      </w:tr>
+      <w:tr>
+        <w:tc>
+          <w:tcPr>
+            <w:tcW w:type="dxa" w:w="5112"/>
+          </w:tcPr>
+          <w:p>
+            <w:r>
+              <w:t>One error or limit and the next test</w:t>
+            </w:r>
+          </w:p>
+        </w:tc>
+        <w:tc>
+          <w:tcPr>
+            <w:tcW w:type="dxa" w:w="5112"/>
+          </w:tcPr>
+          <w:p>
+            <w:r/>
+          </w:p>
+        </w:tc>
+      </w:tr>
+    </w:tbl>
+    <w:p>
+      <w:pPr>
+        <w:pStyle w:val="Heading3"/>
+      </w:pPr>
+      <w:r>
+        <w:t>Explain what this week adds to your project. Reuse last week’s record rather than starting again.</w:t>
+      </w:r>
+    </w:p>
+    <w:p>
+      <w:r>
+        <w:t>________________________________________________________________</w:t>
+      </w:r>
+    </w:p>
+    <w:p>
+      <w:r>
+        <w:t>________________________________________________________________</w:t>
+      </w:r>
+    </w:p>
+    <w:p>
+      <w:r>
+        <w:t>________________________________________________________________</w:t>
+      </w:r>
+    </w:p>
+    <w:p>
+      <w:r>
+        <w:t>________________________________________________________________</w:t>
+      </w:r>
+    </w:p>
+    <w:p>
+      <w:r>
+        <w:t>________________________________________________________________</w:t>
+      </w:r>
+    </w:p>
     <w:sectPr>
       <w:pgSz w:w="12240" w:h="15840"/>
       <w:pgMar w:top="936" w:right="1008" w:bottom="936" w:left="1008" w:header="720" w:footer="720" w:gutter="0"/>

--- a/downloads/workbook/ai-6-week-35.docx
+++ b/downloads/workbook/ai-6-week-35.docx
@@ -1133,6 +1133,235 @@
         <w:t>________________________________________________________________</w:t>
       </w:r>
     </w:p>
+    <w:p>
+      <w:pPr>
+        <w:pStyle w:val="Heading1"/>
+      </w:pPr>
+      <w:r>
+        <w:t>14. Supported practice and learning evidence</w:t>
+      </w:r>
+    </w:p>
+    <w:p>
+      <w:r>
+        <w:t>Use this supported practice once, in the browser or on paper. Keep the reserved independent assessment for a separate first attempt before teacher feedback.</w:t>
+      </w:r>
+    </w:p>
+    <w:p>
+      <w:r>
+        <w:t>Review every mandatory gate. A capstone release needs factual, access and deletion gates to pass.</w:t>
+      </w:r>
+    </w:p>
+    <w:p>
+      <w:pPr>
+        <w:pStyle w:val="Heading3"/>
+      </w:pPr>
+      <w:r>
+        <w:t>Practice 1: explain the deciding evidence</w:t>
+      </w:r>
+    </w:p>
+    <w:p>
+      <w:r>
+        <w:t>Which labelled step matches this detail? Remove the listed copy and verify it before a fresh review.</w:t>
+      </w:r>
+    </w:p>
+    <w:p>
+      <w:r>
+        <w:t>1. List evidence</w:t>
+      </w:r>
+    </w:p>
+    <w:p>
+      <w:r>
+        <w:t>2. Specify repair</w:t>
+      </w:r>
+    </w:p>
+    <w:p>
+      <w:r>
+        <w:t>3. Apply decision rule</w:t>
+      </w:r>
+    </w:p>
+    <w:p>
+      <w:pPr>
+        <w:pStyle w:val="Heading3"/>
+      </w:pPr>
+      <w:r>
+        <w:t>My selected conclusion, deciding fact and explanation</w:t>
+      </w:r>
+    </w:p>
+    <w:p>
+      <w:r>
+        <w:t>________________________________________________________________</w:t>
+      </w:r>
+    </w:p>
+    <w:p>
+      <w:r>
+        <w:t>________________________________________________________________</w:t>
+      </w:r>
+    </w:p>
+    <w:p>
+      <w:r>
+        <w:t>________________________________________________________________</w:t>
+      </w:r>
+    </w:p>
+    <w:p>
+      <w:r>
+        <w:t>________________________________________________________________</w:t>
+      </w:r>
+    </w:p>
+    <w:p>
+      <w:r>
+        <w:t>________________________________________________________________</w:t>
+      </w:r>
+    </w:p>
+    <w:p>
+      <w:r>
+        <w:t>Hint if needed: Read the steps in the pictorial case. Match the supplied detail to the stage that performs or records it.</w:t>
+      </w:r>
+    </w:p>
+    <w:p>
+      <w:r>
+        <w:t>After your attempt, compare with the supported explanation: Specify repair Remove the listed copy and verify it before a fresh review. Release review applies explicit conditions to a specific candidate version. Completed coding is not evidence that all operational obligations are satisfied.</w:t>
+      </w:r>
+    </w:p>
+    <w:p>
+      <w:pPr>
+        <w:pStyle w:val="Heading3"/>
+      </w:pPr>
+      <w:r>
+        <w:t>Practice 2: explain the deciding evidence</w:t>
+      </w:r>
+    </w:p>
+    <w:p>
+      <w:r>
+        <w:t>Changed-case practice: Every listed deletion location passes new verification. Which conclusion is supported by the supplied facts?</w:t>
+      </w:r>
+    </w:p>
+    <w:p>
+      <w:r>
+        <w:t>1. This one example guarantees correct results for every future input.</w:t>
+      </w:r>
+    </w:p>
+    <w:p>
+      <w:r>
+        <w:t>2. We can decide the result without examining the changed input or the procedure.</w:t>
+      </w:r>
+    </w:p>
+    <w:p>
+      <w:r>
+        <w:t>3. That gate can pass; review the complete current evidence before approving release.</w:t>
+      </w:r>
+    </w:p>
+    <w:p>
+      <w:pPr>
+        <w:pStyle w:val="Heading3"/>
+      </w:pPr>
+      <w:r>
+        <w:t>My selected conclusion, deciding fact and explanation</w:t>
+      </w:r>
+    </w:p>
+    <w:p>
+      <w:r>
+        <w:t>________________________________________________________________</w:t>
+      </w:r>
+    </w:p>
+    <w:p>
+      <w:r>
+        <w:t>________________________________________________________________</w:t>
+      </w:r>
+    </w:p>
+    <w:p>
+      <w:r>
+        <w:t>________________________________________________________________</w:t>
+      </w:r>
+    </w:p>
+    <w:p>
+      <w:r>
+        <w:t>________________________________________________________________</w:t>
+      </w:r>
+    </w:p>
+    <w:p>
+      <w:r>
+        <w:t>________________________________________________________________</w:t>
+      </w:r>
+    </w:p>
+    <w:p>
+      <w:r>
+        <w:t>Hint if needed: Use the changed condition and the deciding step in the pictorial trace. The answer must say what follows from those facts.</w:t>
+      </w:r>
+    </w:p>
+    <w:p>
+      <w:r>
+        <w:t>After your attempt, compare with the supported explanation: That gate can pass; review the complete current evidence before approving release. One repaired gate does not automatically refresh evidence for every other gate.</w:t>
+      </w:r>
+    </w:p>
+    <w:p>
+      <w:pPr>
+        <w:pStyle w:val="Heading3"/>
+      </w:pPr>
+      <w:r>
+        <w:t>Repair a missing building block</w:t>
+      </w:r>
+    </w:p>
+    <w:p>
+      <w:r>
+        <w:t>Review Capstone failure testing (ai-6/34). Goal: Explain the mechanism and terminology of capstone failure testing. Short practice: Explain why retrieval success permits the checked 15:00 fallback when drafting fails. What changes if retrieval fails too, and why can a template not fill that evidence gap?. Return to this week and explain what you changed.</w:t>
+      </w:r>
+    </w:p>
+    <w:p>
+      <w:r>
+        <w:t>Review Documentation and operational readiness (ai-6/32). Goal: Explain the mechanism and terminology of documentation and operational readiness. Short practice: Match SOURCE_UNAVAILABLE to its safe check and escalation owner. What is lost when the maintainer route is removed, even if the diagnostic instructions stay readable?. Return to this week and explain what you changed.</w:t>
+      </w:r>
+    </w:p>
+    <w:p>
+      <w:r>
+        <w:t>Review Performance and cost experiments (ai-6/29). Goal: Explain the mechanism and terminology of performance and cost experiments. Short practice: Calculate per-case seconds and cost units for A and B. Which meets a budget of at most 2 cost units per case, and what speed trade-off does that choice make?. Return to this week and explain what you changed.</w:t>
+      </w:r>
+    </w:p>
+    <w:p>
+      <w:pPr>
+        <w:pStyle w:val="Heading3"/>
+      </w:pPr>
+      <w:r>
+        <w:t>Keep your completed work</w:t>
+      </w:r>
+    </w:p>
+    <w:p>
+      <w:r>
+        <w:t>Use Download completed work in the hosted lesson to export your answers, reflections, practice feedback and code-run evidence. Open the HTML copy to read or print it. Drafts stay in this browser when storage is available; clear drafts on a shared device.</w:t>
+      </w:r>
+    </w:p>
+    <w:p>
+      <w:pPr>
+        <w:pStyle w:val="Heading3"/>
+      </w:pPr>
+      <w:r>
+        <w:t>What I repaired, the evidence I kept and the next test</w:t>
+      </w:r>
+    </w:p>
+    <w:p>
+      <w:r>
+        <w:t>________________________________________________________________</w:t>
+      </w:r>
+    </w:p>
+    <w:p>
+      <w:r>
+        <w:t>________________________________________________________________</w:t>
+      </w:r>
+    </w:p>
+    <w:p>
+      <w:r>
+        <w:t>________________________________________________________________</w:t>
+      </w:r>
+    </w:p>
+    <w:p>
+      <w:r>
+        <w:t>________________________________________________________________</w:t>
+      </w:r>
+    </w:p>
+    <w:p>
+      <w:r>
+        <w:t>________________________________________________________________</w:t>
+      </w:r>
+    </w:p>
     <w:sectPr>
       <w:pgSz w:w="12240" w:h="15840"/>
       <w:pgMar w:top="936" w:right="1008" w:bottom="936" w:left="1008" w:header="720" w:footer="720" w:gutter="0"/>

--- a/downloads/workbook/ai-6-week-35.docx
+++ b/downloads/workbook/ai-6-week-35.docx
@@ -30,33 +30,45 @@
     </w:p>
     <w:p>
       <w:r>
-        <w:t>Try the recall before opening notes. Then use a different colour or a labelled second line to correct your explanation.</w:t>
+        <w:t>Record your starting explanation for Capstone release review before opening notes. Show any later correction separately.</w:t>
       </w:r>
     </w:p>
     <w:p>
       <w:pPr>
-        <w:pStyle w:val="Heading3"/>
-      </w:pPr>
-      <w:r>
-        <w:t>Capstone failure testing</w:t>
+        <w:spacing w:line="336" w:lineRule="auto" w:after="180"/>
+      </w:pPr>
+      <w:r>
+        <w:rPr>
+          <w:b w:val="0"/>
+        </w:rPr>
+        <w:t>Try the recall before opening notes. Then use a different colour or a labelled second line to correct your explanation.</w:t>
       </w:r>
     </w:p>
     <w:p>
-      <w:r>
-        <w:t>Without opening the old lesson, explain one key idea from Capstone failure testing. Give an example and a mistake that the idea helps you avoid.</w:t>
+      <w:pPr>
+        <w:pStyle w:val="Heading3"/>
+      </w:pPr>
+      <w:r>
+        <w:t>Capstone failure testing</w:t>
       </w:r>
     </w:p>
     <w:p>
       <w:pPr>
-        <w:pStyle w:val="Heading3"/>
-      </w:pPr>
-      <w:r>
-        <w:t>My remembered idea, example and correction</w:t>
+        <w:spacing w:line="336" w:lineRule="auto" w:after="180"/>
+      </w:pPr>
+      <w:r>
+        <w:rPr>
+          <w:b w:val="0"/>
+        </w:rPr>
+        <w:t>Without opening the old lesson, explain one key idea from Capstone failure testing. Give an example and a mistake that the idea helps you avoid.</w:t>
       </w:r>
     </w:p>
     <w:p>
-      <w:r>
-        <w:t>________________________________________________________________</w:t>
+      <w:pPr>
+        <w:pStyle w:val="Heading3"/>
+      </w:pPr>
+      <w:r>
+        <w:t>My remembered idea, example and correction</w:t>
       </w:r>
     </w:p>
     <w:p>
@@ -70,29 +82,35 @@
       </w:r>
     </w:p>
     <w:p>
-      <w:pPr>
-        <w:pStyle w:val="Heading3"/>
-      </w:pPr>
-      <w:r>
-        <w:t>Documentation and operational readiness</w:t>
+      <w:r>
+        <w:t>________________________________________________________________</w:t>
       </w:r>
     </w:p>
     <w:p>
-      <w:r>
-        <w:t>Without opening the old lesson, explain one key idea from Documentation and operational readiness. Give an example and a mistake that the idea helps you avoid.</w:t>
+      <w:pPr>
+        <w:pStyle w:val="Heading3"/>
+      </w:pPr>
+      <w:r>
+        <w:t>Documentation and operational readiness</w:t>
       </w:r>
     </w:p>
     <w:p>
       <w:pPr>
-        <w:pStyle w:val="Heading3"/>
-      </w:pPr>
-      <w:r>
-        <w:t>My remembered idea, example and correction</w:t>
+        <w:spacing w:line="336" w:lineRule="auto" w:after="180"/>
+      </w:pPr>
+      <w:r>
+        <w:rPr>
+          <w:b w:val="0"/>
+        </w:rPr>
+        <w:t>Without opening the old lesson, explain one key idea from Documentation and operational readiness. Give an example and a mistake that the idea helps you avoid.</w:t>
       </w:r>
     </w:p>
     <w:p>
-      <w:r>
-        <w:t>________________________________________________________________</w:t>
+      <w:pPr>
+        <w:pStyle w:val="Heading3"/>
+      </w:pPr>
+      <w:r>
+        <w:t>My remembered idea, example and correction</w:t>
       </w:r>
     </w:p>
     <w:p>
@@ -106,29 +124,35 @@
       </w:r>
     </w:p>
     <w:p>
-      <w:pPr>
-        <w:pStyle w:val="Heading3"/>
-      </w:pPr>
-      <w:r>
-        <w:t>Performance and cost experiments</w:t>
+      <w:r>
+        <w:t>________________________________________________________________</w:t>
       </w:r>
     </w:p>
     <w:p>
-      <w:r>
-        <w:t>Without opening the old lesson, explain one key idea from Performance and cost experiments. Give an example and a mistake that the idea helps you avoid.</w:t>
+      <w:pPr>
+        <w:pStyle w:val="Heading3"/>
+      </w:pPr>
+      <w:r>
+        <w:t>Performance and cost experiments</w:t>
       </w:r>
     </w:p>
     <w:p>
       <w:pPr>
-        <w:pStyle w:val="Heading3"/>
-      </w:pPr>
-      <w:r>
-        <w:t>My remembered idea, example and correction</w:t>
+        <w:spacing w:line="336" w:lineRule="auto" w:after="180"/>
+      </w:pPr>
+      <w:r>
+        <w:rPr>
+          <w:b w:val="0"/>
+        </w:rPr>
+        <w:t>Without opening the old lesson, explain one key idea from Performance and cost experiments. Give an example and a mistake that the idea helps you avoid.</w:t>
       </w:r>
     </w:p>
     <w:p>
-      <w:r>
-        <w:t>________________________________________________________________</w:t>
+      <w:pPr>
+        <w:pStyle w:val="Heading3"/>
+      </w:pPr>
+      <w:r>
+        <w:t>My remembered idea, example and correction</w:t>
       </w:r>
     </w:p>
     <w:p>
@@ -142,16 +166,44 @@
       </w:r>
     </w:p>
     <w:p>
-      <w:pPr>
-        <w:pStyle w:val="Heading1"/>
-      </w:pPr>
-      <w:r>
-        <w:t>02. Practise with fading help</w:t>
+      <w:r>
+        <w:t>________________________________________________________________</w:t>
       </w:r>
     </w:p>
     <w:p>
-      <w:r>
-        <w:t>Use W2: Trace the worked case for Capstone release review. Record the answer once; the lesson and workbook refer to the same attempt.</w:t>
+      <w:pPr>
+        <w:pStyle w:val="Heading1"/>
+      </w:pPr>
+      <w:r>
+        <w:t>02. Practise with fading help</w:t>
+      </w:r>
+    </w:p>
+    <w:p>
+      <w:r>
+        <w:t>Complete the supported Capstone release review trace and record the first step you can explain without help.</w:t>
+      </w:r>
+    </w:p>
+    <w:p>
+      <w:pPr>
+        <w:spacing w:line="336" w:lineRule="auto" w:after="180"/>
+      </w:pPr>
+      <w:r>
+        <w:rPr>
+          <w:b w:val="0"/>
+        </w:rPr>
+        <w:t xml:space="preserve">Use W2: Trace the worked case for Capstone </w:t>
+      </w:r>
+      <w:r>
+        <w:rPr>
+          <w:b/>
+        </w:rPr>
+        <w:t>release review</w:t>
+      </w:r>
+      <w:r>
+        <w:rPr>
+          <w:b w:val="0"/>
+        </w:rPr>
+        <w:t>. Record the answer once; the lesson and workbook refer to the same attempt.</w:t>
       </w:r>
     </w:p>
     <w:tbl>
@@ -279,25 +331,49 @@
     </w:p>
     <w:p>
       <w:r>
-        <w:t>Use the worked case for Capstone release review. Proposed explanation: “The worked result establishes every future case”. Decide whether this explanation is supported. Point to the step or supplied fact that decides; explain your repair if needed.</w:t>
+        <w:t>Check the proposed Capstone release review explanation against the supplied facts before discussing it.</w:t>
       </w:r>
     </w:p>
     <w:p>
       <w:pPr>
-        <w:pStyle w:val="Heading3"/>
-      </w:pPr>
-      <w:r>
-        <w:t>My explanation before partner discussion</w:t>
+        <w:spacing w:line="336" w:lineRule="auto" w:after="180"/>
+      </w:pPr>
+      <w:r>
+        <w:rPr>
+          <w:b w:val="0"/>
+        </w:rPr>
+        <w:t xml:space="preserve">Use the worked case for Capstone </w:t>
+      </w:r>
+      <w:r>
+        <w:rPr>
+          <w:b/>
+        </w:rPr>
+        <w:t>release review</w:t>
+      </w:r>
+      <w:r>
+        <w:rPr>
+          <w:b w:val="0"/>
+        </w:rPr>
+        <w:t>. Proposed explanation: “The worked result establishes every future case”. Decide whether this explanation is supported.</w:t>
       </w:r>
     </w:p>
     <w:p>
-      <w:r>
-        <w:t>________________________________________________________________</w:t>
+      <w:pPr>
+        <w:spacing w:line="336" w:lineRule="auto" w:after="180"/>
+      </w:pPr>
+      <w:r>
+        <w:rPr>
+          <w:b w:val="0"/>
+        </w:rPr>
+        <w:t>Point to the step or supplied fact that decides; explain your repair if needed.</w:t>
       </w:r>
     </w:p>
     <w:p>
-      <w:r>
-        <w:t>________________________________________________________________</w:t>
+      <w:pPr>
+        <w:pStyle w:val="Heading3"/>
+      </w:pPr>
+      <w:r>
+        <w:t>My explanation before partner discussion</w:t>
       </w:r>
     </w:p>
     <w:p>
@@ -311,47 +387,53 @@
       </w:r>
     </w:p>
     <w:p>
-      <w:pPr>
-        <w:pStyle w:val="Heading1"/>
-      </w:pPr>
-      <w:r>
-        <w:t>04. Independent transfer case</w:t>
+      <w:r>
+        <w:t>________________________________________________________________</w:t>
       </w:r>
     </w:p>
     <w:p>
-      <w:pPr>
-        <w:pStyle w:val="Heading3"/>
-      </w:pPr>
-      <w:r>
-        <w:t>Independent case: Apply a new case independently</w:t>
+      <w:r>
+        <w:t>________________________________________________________________</w:t>
       </w:r>
     </w:p>
     <w:p>
-      <w:r>
-        <w:t>Ordinary27/30 pass; access1/5 fails; rollback passes; no effects. Decide.</w:t>
+      <w:pPr>
+        <w:pStyle w:val="Heading1"/>
+      </w:pPr>
+      <w:r>
+        <w:t>04. Independent transfer case</w:t>
       </w:r>
     </w:p>
     <w:p>
-      <w:pPr>
-        <w:pStyle w:val="Heading3"/>
-      </w:pPr>
-      <w:r>
-        <w:t>My independent explanation, trace and limits</w:t>
+      <w:r>
+        <w:t>Write one first attempt at the reserved independent case before feedback. Repeated copies of that case refer to the same recorded attempt.</w:t>
       </w:r>
     </w:p>
     <w:p>
-      <w:r>
-        <w:t>________________________________________________________________</w:t>
+      <w:pPr>
+        <w:pStyle w:val="Heading3"/>
+      </w:pPr>
+      <w:r>
+        <w:t>Independent case: Apply a new case independently</w:t>
       </w:r>
     </w:p>
     <w:p>
-      <w:r>
-        <w:t>________________________________________________________________</w:t>
+      <w:pPr>
+        <w:spacing w:line="336" w:lineRule="auto" w:after="180"/>
+      </w:pPr>
+      <w:r>
+        <w:rPr>
+          <w:b w:val="0"/>
+        </w:rPr>
+        <w:t>Ordinary27/30 pass; access1/5 fails; rollback passes; no effects. Decide.</w:t>
       </w:r>
     </w:p>
     <w:p>
-      <w:r>
-        <w:t>________________________________________________________________</w:t>
+      <w:pPr>
+        <w:pStyle w:val="Heading3"/>
+      </w:pPr>
+      <w:r>
+        <w:t>My independent explanation, trace and limits</w:t>
       </w:r>
     </w:p>
     <w:p>
@@ -376,48 +458,96 @@
     </w:p>
     <w:p>
       <w:r>
-        <w:t>Attempt this case before feedback. Record any help. Earlier examples below are further practice; a case already practised with feedback cannot establish fresh transfer.</w:t>
+        <w:t>________________________________________________________________</w:t>
       </w:r>
     </w:p>
     <w:p>
-      <w:pPr>
-        <w:pStyle w:val="Heading1"/>
-      </w:pPr>
-      <w:r>
-        <w:t>05. W1 Explain the mechanism</w:t>
+      <w:r>
+        <w:t>________________________________________________________________</w:t>
       </w:r>
     </w:p>
     <w:p>
       <w:r>
-        <w:t>Explain the weekly mechanism in your own words. Use the worked scenario to name its input, decision rule and output.</w:t>
+        <w:t>________________________________________________________________</w:t>
       </w:r>
     </w:p>
     <w:p>
       <w:pPr>
-        <w:pStyle w:val="Heading3"/>
-      </w:pPr>
-      <w:r>
-        <w:t>My reasoning and evidence</w:t>
+        <w:spacing w:line="336" w:lineRule="auto" w:after="180"/>
+      </w:pPr>
+      <w:r>
+        <w:rPr>
+          <w:b w:val="0"/>
+        </w:rPr>
+        <w:t>Attempt this case before feedback. Record any help. Earlier examples below are further practice; a case already practised with feedback cannot establish fresh transfer.</w:t>
       </w:r>
     </w:p>
     <w:p>
-      <w:r>
-        <w:t>________________________________________________________________</w:t>
+      <w:pPr>
+        <w:pStyle w:val="Heading1"/>
+      </w:pPr>
+      <w:r>
+        <w:t>05. W1 Explain the mechanism</w:t>
       </w:r>
     </w:p>
     <w:p>
       <w:r>
-        <w:t>________________________________________________________________</w:t>
+        <w:t>Explain the mechanism. Apply the supplied Capstone release review facts and keep your reasoning.</w:t>
       </w:r>
     </w:p>
     <w:p>
-      <w:r>
-        <w:t>________________________________________________________________</w:t>
+      <w:pPr>
+        <w:spacing w:line="336" w:lineRule="auto" w:after="180"/>
+      </w:pPr>
+      <w:r>
+        <w:rPr>
+          <w:b w:val="0"/>
+        </w:rPr>
+        <w:t xml:space="preserve">Explain the weekly </w:t>
+      </w:r>
+      <w:r>
+        <w:rPr>
+          <w:b/>
+        </w:rPr>
+        <w:t>mechanism</w:t>
+      </w:r>
+      <w:r>
+        <w:rPr>
+          <w:b w:val="0"/>
+        </w:rPr>
+        <w:t xml:space="preserve"> in your own words. Use the worked scenario to name its </w:t>
+      </w:r>
+      <w:r>
+        <w:rPr>
+          <w:b/>
+        </w:rPr>
+        <w:t>input</w:t>
+      </w:r>
+      <w:r>
+        <w:rPr>
+          <w:b w:val="0"/>
+        </w:rPr>
+        <w:t xml:space="preserve">, decision rule and </w:t>
+      </w:r>
+      <w:r>
+        <w:rPr>
+          <w:b/>
+        </w:rPr>
+        <w:t>output</w:t>
+      </w:r>
+      <w:r>
+        <w:rPr>
+          <w:b w:val="0"/>
+        </w:rPr>
+        <w:t>.</w:t>
       </w:r>
     </w:p>
     <w:p>
-      <w:r>
-        <w:t>________________________________________________________________</w:t>
+      <w:pPr>
+        <w:pStyle w:val="Heading3"/>
+      </w:pPr>
+      <w:r>
+        <w:t>My reasoning and evidence</w:t>
       </w:r>
     </w:p>
     <w:p>
@@ -431,24 +561,18 @@
       </w:r>
     </w:p>
     <w:p>
-      <w:pPr>
-        <w:pStyle w:val="Heading1"/>
-      </w:pPr>
-      <w:r>
-        <w:t>06. W2 Trace the worked case</w:t>
+      <w:r>
+        <w:t>________________________________________________________________</w:t>
       </w:r>
     </w:p>
     <w:p>
       <w:r>
-        <w:t>Ordinary cases18/20 pass; access all pass; no effects; rollback not tested. Show the intermediate steps and give the conclusion with its scope.</w:t>
+        <w:t>________________________________________________________________</w:t>
       </w:r>
     </w:p>
     <w:p>
-      <w:pPr>
-        <w:pStyle w:val="Heading3"/>
-      </w:pPr>
-      <w:r>
-        <w:t>My reasoning and evidence</w:t>
+      <w:r>
+        <w:t>________________________________________________________________</w:t>
       </w:r>
     </w:p>
     <w:p>
@@ -457,23 +581,35 @@
       </w:r>
     </w:p>
     <w:p>
-      <w:r>
-        <w:t>________________________________________________________________</w:t>
+      <w:pPr>
+        <w:pStyle w:val="Heading1"/>
+      </w:pPr>
+      <w:r>
+        <w:t>06. W2 Trace the worked case</w:t>
       </w:r>
     </w:p>
     <w:p>
       <w:r>
-        <w:t>________________________________________________________________</w:t>
+        <w:t>Trace the worked case. Apply the supplied Capstone release review facts and keep your reasoning.</w:t>
       </w:r>
     </w:p>
     <w:p>
-      <w:r>
-        <w:t>________________________________________________________________</w:t>
+      <w:pPr>
+        <w:spacing w:line="336" w:lineRule="auto" w:after="180"/>
+      </w:pPr>
+      <w:r>
+        <w:rPr>
+          <w:b w:val="0"/>
+        </w:rPr>
+        <w:t>Ordinary cases18/20 pass; access all pass; no effects; rollback not tested. Show the intermediate steps and give the conclusion with its scope.</w:t>
       </w:r>
     </w:p>
     <w:p>
-      <w:r>
-        <w:t>________________________________________________________________</w:t>
+      <w:pPr>
+        <w:pStyle w:val="Heading3"/>
+      </w:pPr>
+      <w:r>
+        <w:t>My reasoning and evidence</w:t>
       </w:r>
     </w:p>
     <w:p>
@@ -487,24 +623,18 @@
       </w:r>
     </w:p>
     <w:p>
-      <w:pPr>
-        <w:pStyle w:val="Heading1"/>
-      </w:pPr>
-      <w:r>
-        <w:t>07. W3 Audit the limit</w:t>
+      <w:r>
+        <w:t>________________________________________________________________</w:t>
       </w:r>
     </w:p>
     <w:p>
       <w:r>
-        <w:t>A report omits this qualification: Release readiness is scoped to the declared gates and environment; deployment still needs operational checks. Explain how omitting it could change a reader's interpretation, and write an accurate replacement.</w:t>
+        <w:t>________________________________________________________________</w:t>
       </w:r>
     </w:p>
     <w:p>
-      <w:pPr>
-        <w:pStyle w:val="Heading3"/>
-      </w:pPr>
-      <w:r>
-        <w:t>My reasoning and evidence</w:t>
+      <w:r>
+        <w:t>________________________________________________________________</w:t>
       </w:r>
     </w:p>
     <w:p>
@@ -518,44 +648,56 @@
       </w:r>
     </w:p>
     <w:p>
-      <w:r>
-        <w:t>________________________________________________________________</w:t>
+      <w:pPr>
+        <w:pStyle w:val="Heading1"/>
+      </w:pPr>
+      <w:r>
+        <w:t>07. W3 Audit the limit</w:t>
       </w:r>
     </w:p>
     <w:p>
       <w:r>
-        <w:t>________________________________________________________________</w:t>
+        <w:t>Audit the limit. Apply the supplied Capstone release review facts and keep your reasoning.</w:t>
       </w:r>
     </w:p>
     <w:p>
-      <w:r>
-        <w:t>________________________________________________________________</w:t>
+      <w:pPr>
+        <w:spacing w:line="336" w:lineRule="auto" w:after="180"/>
+      </w:pPr>
+      <w:r>
+        <w:rPr>
+          <w:b w:val="0"/>
+        </w:rPr>
+        <w:t>A report omits this qualification: Release readiness is scoped to the declared gates and environment; deployment still needs operational checks.</w:t>
       </w:r>
     </w:p>
     <w:p>
-      <w:r>
-        <w:t>________________________________________________________________</w:t>
+      <w:pPr>
+        <w:spacing w:line="336" w:lineRule="auto" w:after="180"/>
+      </w:pPr>
+      <w:r>
+        <w:rPr>
+          <w:b w:val="0"/>
+        </w:rPr>
+        <w:t>Explain how omitting it could change a reader's interpretation, and write an accurate replacement.</w:t>
       </w:r>
     </w:p>
     <w:p>
       <w:pPr>
-        <w:pStyle w:val="Heading1"/>
-      </w:pPr>
-      <w:r>
-        <w:t>08. W4 Apply a new case independently</w:t>
+        <w:pStyle w:val="Heading3"/>
+      </w:pPr>
+      <w:r>
+        <w:t>My reasoning and evidence</w:t>
       </w:r>
     </w:p>
     <w:p>
       <w:r>
-        <w:t>Ordinary27/30 pass; access1/5 fails; rollback passes; no effects. Decide.</w:t>
+        <w:t>________________________________________________________________</w:t>
       </w:r>
     </w:p>
     <w:p>
-      <w:pPr>
-        <w:pStyle w:val="Heading3"/>
-      </w:pPr>
-      <w:r>
-        <w:t>My reasoning and evidence</w:t>
+      <w:r>
+        <w:t>________________________________________________________________</w:t>
       </w:r>
     </w:p>
     <w:p>
@@ -579,44 +721,50 @@
       </w:r>
     </w:p>
     <w:p>
-      <w:r>
-        <w:t>________________________________________________________________</w:t>
+      <w:pPr>
+        <w:pStyle w:val="Heading1"/>
+      </w:pPr>
+      <w:r>
+        <w:t>08. W4 Apply a new case independently</w:t>
       </w:r>
     </w:p>
     <w:p>
       <w:r>
-        <w:t>________________________________________________________________</w:t>
+        <w:t>Attempt before feedback. If this repeats the selected independent case, reuse that first attempt; otherwise keep a separate record. Apply a new case independently. Apply the supplied Capstone release review facts and keep your reasoning.</w:t>
       </w:r>
     </w:p>
     <w:p>
-      <w:r>
-        <w:t>________________________________________________________________</w:t>
+      <w:pPr>
+        <w:spacing w:line="336" w:lineRule="auto" w:after="180"/>
+      </w:pPr>
+      <w:r>
+        <w:rPr>
+          <w:b w:val="0"/>
+        </w:rPr>
+        <w:t>Ordinary27/30 pass; access1/5 fails; rollback passes; no effects. Decide.</w:t>
       </w:r>
     </w:p>
     <w:p>
-      <w:r>
-        <w:t>________________________________________________________________</w:t>
+      <w:pPr>
+        <w:pStyle w:val="Heading3"/>
+      </w:pPr>
+      <w:r>
+        <w:t>My reasoning and evidence</w:t>
       </w:r>
     </w:p>
     <w:p>
-      <w:pPr>
-        <w:pStyle w:val="Heading1"/>
-      </w:pPr>
-      <w:r>
-        <w:t>09. W5 Design a revealing follow-up</w:t>
+      <w:r>
+        <w:t>________________________________________________________________</w:t>
       </w:r>
     </w:p>
     <w:p>
       <w:r>
-        <w:t>For the worked scenario, propose one additional case that could reveal a failure, describe its expected outcome before running it, and explain what would need to remain fixed for a fair comparison. Do not reuse W4 as a new final test after receiving feedback.</w:t>
+        <w:t>________________________________________________________________</w:t>
       </w:r>
     </w:p>
     <w:p>
-      <w:pPr>
-        <w:pStyle w:val="Heading3"/>
-      </w:pPr>
-      <w:r>
-        <w:t>My reasoning and evidence</w:t>
+      <w:r>
+        <w:t>________________________________________________________________</w:t>
       </w:r>
     </w:p>
     <w:p>
@@ -645,26 +793,38 @@
       </w:r>
     </w:p>
     <w:p>
-      <w:r>
-        <w:t>________________________________________________________________</w:t>
+      <w:pPr>
+        <w:pStyle w:val="Heading1"/>
+      </w:pPr>
+      <w:r>
+        <w:t>09. W5 Design a revealing follow-up</w:t>
       </w:r>
     </w:p>
     <w:p>
       <w:r>
-        <w:t>________________________________________________________________</w:t>
+        <w:t>Design a revealing follow-up. Apply the supplied Capstone release review facts and keep your reasoning.</w:t>
       </w:r>
     </w:p>
     <w:p>
       <w:pPr>
-        <w:pStyle w:val="Heading1"/>
-      </w:pPr>
-      <w:r>
-        <w:t>10. Project checkpoint and reflection</w:t>
+        <w:spacing w:line="336" w:lineRule="auto" w:after="180"/>
+      </w:pPr>
+      <w:r>
+        <w:rPr>
+          <w:b w:val="0"/>
+        </w:rPr>
+        <w:t>For the worked scenario, propose one additional case that could reveal a failure, describe its expected outcome before running it, and explain what would need to remain fixed for a fair comparison.</w:t>
       </w:r>
     </w:p>
     <w:p>
-      <w:r>
-        <w:t>For Grounded Learning Service, use this week’s independent task as a rehearsal for the final evidence pack: Ordinary27/30 pass; access1/5 fails; rollback passes; no effects. Decide. Keep actual observations separate from expected results, preserve failures, compare a baseline and explain the limits.</w:t>
+      <w:pPr>
+        <w:spacing w:line="336" w:lineRule="auto" w:after="180"/>
+      </w:pPr>
+      <w:r>
+        <w:rPr>
+          <w:b w:val="0"/>
+        </w:rPr>
+        <w:t>Do not reuse W4 as a new final test after receiving feedback.</w:t>
       </w:r>
     </w:p>
     <w:p>
@@ -672,7 +832,7 @@
         <w:pStyle w:val="Heading3"/>
       </w:pPr>
       <w:r>
-        <w:t>My project change, supporting evidence and remaining limit</w:t>
+        <w:t>My reasoning and evidence</w:t>
       </w:r>
     </w:p>
     <w:p>
@@ -706,11 +866,118 @@
       </w:r>
     </w:p>
     <w:p>
+      <w:r>
+        <w:t>________________________________________________________________</w:t>
+      </w:r>
+    </w:p>
+    <w:p>
       <w:pPr>
         <w:pStyle w:val="Heading1"/>
       </w:pPr>
       <w:r>
+        <w:t>10. Project checkpoint and reflection</w:t>
+      </w:r>
+    </w:p>
+    <w:p>
+      <w:r>
+        <w:t>Connect Capstone release review to Grounded Learning Service, identify a limit and choose the next useful test.</w:t>
+      </w:r>
+    </w:p>
+    <w:p>
+      <w:pPr>
+        <w:spacing w:line="336" w:lineRule="auto" w:after="180"/>
+      </w:pPr>
+      <w:r>
+        <w:rPr>
+          <w:b w:val="0"/>
+        </w:rPr>
+        <w:t xml:space="preserve">For Grounded Learning Service, use this week’s independent task as a rehearsal for the final </w:t>
+      </w:r>
+      <w:r>
+        <w:rPr>
+          <w:b/>
+        </w:rPr>
+        <w:t>evidence</w:t>
+      </w:r>
+      <w:r>
+        <w:rPr>
+          <w:b w:val="0"/>
+        </w:rPr>
+        <w:t xml:space="preserve"> pack: Ordinary27/30 pass; access1/5 fails; rollback passes; no effects. Decide.</w:t>
+      </w:r>
+    </w:p>
+    <w:p>
+      <w:pPr>
+        <w:spacing w:line="336" w:lineRule="auto" w:after="180"/>
+      </w:pPr>
+      <w:r>
+        <w:rPr>
+          <w:b w:val="0"/>
+        </w:rPr>
+        <w:t xml:space="preserve">Keep actual </w:t>
+      </w:r>
+      <w:r>
+        <w:rPr>
+          <w:b/>
+        </w:rPr>
+        <w:t>observation</w:t>
+      </w:r>
+      <w:r>
+        <w:rPr>
+          <w:b w:val="0"/>
+        </w:rPr>
+        <w:t>s separate from expected results, preserve failures, compare a baseline and explain the limits.</w:t>
+      </w:r>
+    </w:p>
+    <w:p>
+      <w:pPr>
+        <w:pStyle w:val="Heading3"/>
+      </w:pPr>
+      <w:r>
+        <w:t>My project change, supporting evidence and remaining limit</w:t>
+      </w:r>
+    </w:p>
+    <w:p>
+      <w:r>
+        <w:t>________________________________________________________________</w:t>
+      </w:r>
+    </w:p>
+    <w:p>
+      <w:r>
+        <w:t>________________________________________________________________</w:t>
+      </w:r>
+    </w:p>
+    <w:p>
+      <w:r>
+        <w:t>________________________________________________________________</w:t>
+      </w:r>
+    </w:p>
+    <w:p>
+      <w:r>
+        <w:t>________________________________________________________________</w:t>
+      </w:r>
+    </w:p>
+    <w:p>
+      <w:r>
+        <w:t>________________________________________________________________</w:t>
+      </w:r>
+    </w:p>
+    <w:p>
+      <w:r>
+        <w:t>________________________________________________________________</w:t>
+      </w:r>
+    </w:p>
+    <w:p>
+      <w:pPr>
+        <w:pStyle w:val="Heading1"/>
+      </w:pPr>
+      <w:r>
         <w:t>11. Feedback, return check and learning record</w:t>
+      </w:r>
+    </w:p>
+    <w:p>
+      <w:r>
+        <w:t>Record the first repaired step and a different case to revisit after a delay.</w:t>
       </w:r>
     </w:p>
     <w:tbl>
@@ -850,7 +1117,13 @@
       </w:tr>
     </w:tbl>
     <w:p>
-      <w:r>
+      <w:pPr>
+        <w:spacing w:line="336" w:lineRule="auto" w:after="180"/>
+      </w:pPr>
+      <w:r>
+        <w:rPr>
+          <w:b w:val="0"/>
+        </w:rPr>
         <w:t>Revisit this idea with your teacher after a delay. Familiarity is different from explaining and using it on a changed case.</w:t>
       </w:r>
     </w:p>
@@ -864,11 +1137,28 @@
     </w:p>
     <w:p>
       <w:r>
-        <w:t>Review every mandatory gate. A capstone release needs factual, access and deletion gates to pass.</w:t>
+        <w:t>Review every mandatory gate. A capstone release needs factual, access and deletion gates to pass. Explain the labelled step before checking the changed condition.</w:t>
       </w:r>
     </w:p>
     <w:p>
-      <w:r>
+      <w:pPr>
+        <w:spacing w:line="336" w:lineRule="auto" w:after="180"/>
+      </w:pPr>
+      <w:r>
+        <w:rPr>
+          <w:b w:val="0"/>
+        </w:rPr>
+        <w:t>Review every mandatory gate. A capstone release needs factual, access and deletion gates to pass.</w:t>
+      </w:r>
+    </w:p>
+    <w:p>
+      <w:pPr>
+        <w:spacing w:line="336" w:lineRule="auto" w:after="180"/>
+      </w:pPr>
+      <w:r>
+        <w:rPr>
+          <w:b w:val="0"/>
+        </w:rPr>
         <w:t>Factual and access checks pass. Deletion fails because a listed backup remains. All three gates are mandatory.</w:t>
       </w:r>
     </w:p>
@@ -909,8 +1199,27 @@
       </w:r>
     </w:p>
     <w:p>
-      <w:r>
-        <w:t>Apply the three mandatory release gates to the recorded results. Why do two passes not outweigh the deletion failure, and what evidence must follow its repair?</w:t>
+      <w:pPr>
+        <w:spacing w:line="336" w:lineRule="auto" w:after="180"/>
+        <w:shd w:fill="F5F1FB"/>
+      </w:pPr>
+      <w:r>
+        <w:rPr>
+          <w:b w:val="0"/>
+        </w:rPr>
+        <w:t xml:space="preserve">Apply the three mandatory release gates to the recorded results. Why do two passes not outweigh the deletion failure, and what </w:t>
+      </w:r>
+      <w:r>
+        <w:rPr>
+          <w:b/>
+        </w:rPr>
+        <w:t>evidence</w:t>
+      </w:r>
+      <w:r>
+        <w:rPr>
+          <w:b w:val="0"/>
+        </w:rPr>
+        <w:t xml:space="preserve"> must follow its repair?</w:t>
       </w:r>
     </w:p>
     <w:p>
@@ -952,36 +1261,128 @@
       </w:r>
     </w:p>
     <w:p>
-      <w:r>
-        <w:t>Support used: alone / hint / worked example. This record is practice evidence.</w:t>
+      <w:pPr>
+        <w:pStyle w:val="Heading3"/>
+      </w:pPr>
+      <w:r>
+        <w:t>Record the help used</w:t>
       </w:r>
     </w:p>
     <w:p>
-      <w:r>
-        <w:t>Project connection: For the Grounded Learning Service, retain an annotated trace and the changed-case result. Name the contract or evidence that makes the deciding step valid, so another team can review it.</w:t>
+      <w:pPr>
+        <w:spacing w:line="336" w:lineRule="auto" w:after="180"/>
+        <w:shd w:fill="F1F6F8"/>
+      </w:pPr>
+      <w:r>
+        <w:rPr>
+          <w:b w:val="0"/>
+        </w:rPr>
+        <w:t xml:space="preserve">Support used: alone / hint / worked example. This record is practice </w:t>
+      </w:r>
+      <w:r>
+        <w:rPr>
+          <w:b/>
+        </w:rPr>
+        <w:t>evidence</w:t>
+      </w:r>
+      <w:r>
+        <w:rPr>
+          <w:b w:val="0"/>
+        </w:rPr>
+        <w:t>.</w:t>
       </w:r>
     </w:p>
     <w:p>
       <w:pPr>
-        <w:pStyle w:val="Heading1"/>
-      </w:pPr>
-      <w:r>
-        <w:t>13. Project portfolio milestone</w:t>
+        <w:spacing w:line="336" w:lineRule="auto" w:after="180"/>
+      </w:pPr>
+      <w:r>
+        <w:rPr>
+          <w:b w:val="0"/>
+        </w:rPr>
+        <w:t xml:space="preserve">Project connection: For the Grounded Learning Service, retain an annotated trace and the changed-case result. Name the contract or </w:t>
+      </w:r>
+      <w:r>
+        <w:rPr>
+          <w:b/>
+        </w:rPr>
+        <w:t>evidence</w:t>
+      </w:r>
+      <w:r>
+        <w:rPr>
+          <w:b w:val="0"/>
+        </w:rPr>
+        <w:t xml:space="preserve"> that makes the deciding step valid, so another team can review it.</w:t>
       </w:r>
     </w:p>
     <w:p>
-      <w:r>
-        <w:t>Project: Grounded Learning Service</w:t>
+      <w:pPr>
+        <w:pStyle w:val="Heading1"/>
+      </w:pPr>
+      <w:r>
+        <w:t>13. Project portfolio milestone</w:t>
       </w:r>
     </w:p>
     <w:p>
       <w:r>
-        <w:t>Current milestone: Present and defend. Demonstrate the system, explain one failure and justify the next improvement with evidence.</w:t>
+        <w:t>Keep this week’s input, deciding step, result and limit together in the Grounded Learning Service record.</w:t>
       </w:r>
     </w:p>
     <w:p>
-      <w:r>
-        <w:t>For the Grounded Learning Service, retain an annotated trace and the changed-case result. Name the contract or evidence that makes the deciding step valid, so another team can review it.</w:t>
+      <w:pPr>
+        <w:spacing w:line="336" w:lineRule="auto" w:after="180"/>
+      </w:pPr>
+      <w:r>
+        <w:rPr>
+          <w:b w:val="0"/>
+        </w:rPr>
+        <w:t>Project: Grounded Learning Service</w:t>
+      </w:r>
+    </w:p>
+    <w:p>
+      <w:pPr>
+        <w:spacing w:line="336" w:lineRule="auto" w:after="180"/>
+      </w:pPr>
+      <w:r>
+        <w:rPr>
+          <w:b w:val="0"/>
+        </w:rPr>
+        <w:t xml:space="preserve">Current milestone: Present and defend. Demonstrate the system, explain one failure and justify the next improvement with </w:t>
+      </w:r>
+      <w:r>
+        <w:rPr>
+          <w:b/>
+        </w:rPr>
+        <w:t>evidence</w:t>
+      </w:r>
+      <w:r>
+        <w:rPr>
+          <w:b w:val="0"/>
+        </w:rPr>
+        <w:t>.</w:t>
+      </w:r>
+    </w:p>
+    <w:p>
+      <w:pPr>
+        <w:spacing w:line="336" w:lineRule="auto" w:after="180"/>
+      </w:pPr>
+      <w:r>
+        <w:rPr>
+          <w:b w:val="0"/>
+        </w:rPr>
+        <w:t xml:space="preserve">For the Grounded Learning Service, retain an annotated trace and the changed-case result. Name the contract or </w:t>
+      </w:r>
+      <w:r>
+        <w:rPr>
+          <w:b/>
+        </w:rPr>
+        <w:t>evidence</w:t>
+      </w:r>
+      <w:r>
+        <w:rPr>
+          <w:b w:val="0"/>
+        </w:rPr>
+        <w:t xml:space="preserve"> that makes the deciding step valid, so another team can review it.</w:t>
       </w:r>
     </w:p>
     <w:tbl>
@@ -1143,53 +1544,98 @@
     </w:p>
     <w:p>
       <w:r>
-        <w:t>Use this supported practice once, in the browser or on paper. Keep the reserved independent assessment for a separate first attempt before teacher feedback.</w:t>
+        <w:t>Try the supported questions before comparing with hints and feedback. Record what you repaired and the evidence you retained.</w:t>
       </w:r>
     </w:p>
     <w:p>
-      <w:r>
-        <w:t>Review every mandatory gate. A capstone release needs factual, access and deletion gates to pass.</w:t>
+      <w:pPr>
+        <w:spacing w:line="336" w:lineRule="auto" w:after="180"/>
+      </w:pPr>
+      <w:r>
+        <w:rPr>
+          <w:b w:val="0"/>
+        </w:rPr>
+        <w:t>Use this supported practice once, in the browser or on paper. Keep the reserved independent assessment for a separate first attempt before teacher feedback.</w:t>
       </w:r>
     </w:p>
     <w:p>
       <w:pPr>
-        <w:pStyle w:val="Heading3"/>
-      </w:pPr>
-      <w:r>
-        <w:t>Practice 1: explain the deciding evidence</w:t>
+        <w:spacing w:line="336" w:lineRule="auto" w:after="180"/>
+      </w:pPr>
+      <w:r>
+        <w:rPr>
+          <w:b w:val="0"/>
+        </w:rPr>
+        <w:t>Review every mandatory gate. A capstone release needs factual, access and deletion gates to pass.</w:t>
       </w:r>
     </w:p>
     <w:p>
-      <w:r>
-        <w:t>Which labelled step matches this detail? Remove the listed copy and verify it before a fresh review.</w:t>
+      <w:pPr>
+        <w:pStyle w:val="Heading3"/>
+      </w:pPr>
+      <w:r>
+        <w:t>Practice 1: explain the deciding evidence</w:t>
       </w:r>
     </w:p>
     <w:p>
-      <w:r>
-        <w:t>1. List evidence</w:t>
+      <w:pPr>
+        <w:spacing w:line="336" w:lineRule="auto" w:after="180"/>
+      </w:pPr>
+      <w:r>
+        <w:rPr>
+          <w:b w:val="0"/>
+        </w:rPr>
+        <w:t>Which labelled step matches this detail? Remove the listed copy and verify it before a fresh review.</w:t>
       </w:r>
     </w:p>
     <w:p>
-      <w:r>
-        <w:t>2. Specify repair</w:t>
+      <w:pPr>
+        <w:spacing w:line="336" w:lineRule="auto" w:after="180"/>
+        <w:shd w:fill="F4F9FC"/>
+      </w:pPr>
+      <w:r>
+        <w:rPr>
+          <w:b w:val="0"/>
+        </w:rPr>
+        <w:t xml:space="preserve">1. List </w:t>
+      </w:r>
+      <w:r>
+        <w:rPr>
+          <w:b/>
+        </w:rPr>
+        <w:t>evidence</w:t>
       </w:r>
     </w:p>
     <w:p>
-      <w:r>
-        <w:t>3. Apply decision rule</w:t>
+      <w:pPr>
+        <w:spacing w:line="336" w:lineRule="auto" w:after="180"/>
+        <w:shd w:fill="F4F9FC"/>
+      </w:pPr>
+      <w:r>
+        <w:rPr>
+          <w:b w:val="0"/>
+        </w:rPr>
+        <w:t>2. Specify repair</w:t>
       </w:r>
     </w:p>
     <w:p>
       <w:pPr>
-        <w:pStyle w:val="Heading3"/>
-      </w:pPr>
-      <w:r>
-        <w:t>My selected conclusion, deciding fact and explanation</w:t>
+        <w:spacing w:line="336" w:lineRule="auto" w:after="180"/>
+        <w:shd w:fill="F4F9FC"/>
+      </w:pPr>
+      <w:r>
+        <w:rPr>
+          <w:b w:val="0"/>
+        </w:rPr>
+        <w:t>3. Apply decision rule</w:t>
       </w:r>
     </w:p>
     <w:p>
-      <w:r>
-        <w:t>________________________________________________________________</w:t>
+      <w:pPr>
+        <w:pStyle w:val="Heading3"/>
+      </w:pPr>
+      <w:r>
+        <w:t>My selected conclusion, deciding fact and explanation</w:t>
       </w:r>
     </w:p>
     <w:p>
@@ -1214,40 +1660,91 @@
     </w:p>
     <w:p>
       <w:r>
-        <w:t>Hint if needed: Read the steps in the pictorial case. Match the supplied detail to the stage that performs or records it.</w:t>
+        <w:t>________________________________________________________________</w:t>
       </w:r>
     </w:p>
     <w:p>
-      <w:r>
-        <w:t>After your attempt, compare with the supported explanation: Specify repair Remove the listed copy and verify it before a fresh review. Release review applies explicit conditions to a specific candidate version. Completed coding is not evidence that all operational obligations are satisfied.</w:t>
+      <w:pPr>
+        <w:pStyle w:val="Heading3"/>
+      </w:pPr>
+      <w:r>
+        <w:t>Hint · try first</w:t>
       </w:r>
     </w:p>
     <w:p>
       <w:pPr>
-        <w:pStyle w:val="Heading3"/>
-      </w:pPr>
-      <w:r>
-        <w:t>Practice 2: explain the deciding evidence</w:t>
+        <w:spacing w:line="336" w:lineRule="auto" w:after="180"/>
+        <w:shd w:fill="F1F6F8"/>
+      </w:pPr>
+      <w:r>
+        <w:rPr>
+          <w:b w:val="0"/>
+        </w:rPr>
+        <w:t>Hint if needed: Read the steps in the pictorial case. Match the supplied detail to the stage that performs or records it.</w:t>
       </w:r>
     </w:p>
     <w:p>
-      <w:r>
-        <w:t>Changed-case practice: Every listed deletion location passes new verification. Which conclusion is supported by the supplied facts?</w:t>
+      <w:pPr>
+        <w:pStyle w:val="Heading3"/>
+      </w:pPr>
+      <w:r>
+        <w:t>Feedback · compare after trying</w:t>
       </w:r>
     </w:p>
     <w:p>
-      <w:r>
-        <w:t>1. This one example guarantees correct results for every future input.</w:t>
+      <w:pPr>
+        <w:spacing w:line="336" w:lineRule="auto" w:after="180"/>
+        <w:shd w:fill="F1F6FC"/>
+      </w:pPr>
+      <w:r>
+        <w:rPr>
+          <w:b w:val="0"/>
+        </w:rPr>
+        <w:t xml:space="preserve">After your attempt, compare with the supported explanation: Specify repair Remove the listed copy and verify it before a fresh review. </w:t>
+      </w:r>
+      <w:r>
+        <w:rPr>
+          <w:b/>
+        </w:rPr>
+        <w:t>Release review</w:t>
+      </w:r>
+      <w:r>
+        <w:rPr>
+          <w:b w:val="0"/>
+        </w:rPr>
+        <w:t xml:space="preserve"> applies explicit conditions to a specific candidate version.</w:t>
       </w:r>
     </w:p>
     <w:p>
-      <w:r>
-        <w:t>2. We can decide the result without examining the changed input or the procedure.</w:t>
+      <w:pPr>
+        <w:spacing w:line="336" w:lineRule="auto" w:after="180"/>
+        <w:shd w:fill="F1F6FC"/>
+      </w:pPr>
+      <w:r>
+        <w:rPr>
+          <w:b w:val="0"/>
+        </w:rPr>
+        <w:t xml:space="preserve">Completed coding is not </w:t>
+      </w:r>
+      <w:r>
+        <w:rPr>
+          <w:b/>
+        </w:rPr>
+        <w:t>evidence</w:t>
+      </w:r>
+      <w:r>
+        <w:rPr>
+          <w:b w:val="0"/>
+        </w:rPr>
+        <w:t xml:space="preserve"> that all operational obligations are satisfied.</w:t>
       </w:r>
     </w:p>
     <w:p>
-      <w:r>
-        <w:t>3. That gate can pass; review the complete current evidence before approving release.</w:t>
+      <w:pPr>
+        <w:pStyle w:val="Heading3"/>
+      </w:pPr>
+      <w:r>
+        <w:t>Practice 2: explain the deciding evidence</w:t>
       </w:r>
     </w:p>
     <w:p>
@@ -1255,91 +1752,1176 @@
         <w:pStyle w:val="Heading3"/>
       </w:pPr>
       <w:r>
-        <w:t>My selected conclusion, deciding fact and explanation</w:t>
+        <w:t>Changed case · predict first</w:t>
       </w:r>
     </w:p>
     <w:p>
-      <w:r>
-        <w:t>________________________________________________________________</w:t>
+      <w:pPr>
+        <w:spacing w:line="336" w:lineRule="auto" w:after="180"/>
+        <w:shd w:fill="F5F1FB"/>
+      </w:pPr>
+      <w:r>
+        <w:rPr>
+          <w:b w:val="0"/>
+        </w:rPr>
+        <w:t>Changed-case practice: Every listed deletion location passes new verification. Which conclusion is supported by the supplied facts?</w:t>
       </w:r>
     </w:p>
     <w:p>
-      <w:r>
-        <w:t>________________________________________________________________</w:t>
+      <w:pPr>
+        <w:spacing w:line="336" w:lineRule="auto" w:after="180"/>
+        <w:shd w:fill="F4F9FC"/>
+      </w:pPr>
+      <w:r>
+        <w:rPr>
+          <w:b w:val="0"/>
+        </w:rPr>
+        <w:t xml:space="preserve">1. This one example guarantees correct results for every future </w:t>
+      </w:r>
+      <w:r>
+        <w:rPr>
+          <w:b/>
+        </w:rPr>
+        <w:t>input</w:t>
+      </w:r>
+      <w:r>
+        <w:rPr>
+          <w:b w:val="0"/>
+        </w:rPr>
+        <w:t>.</w:t>
       </w:r>
     </w:p>
     <w:p>
-      <w:r>
-        <w:t>________________________________________________________________</w:t>
+      <w:pPr>
+        <w:spacing w:line="336" w:lineRule="auto" w:after="180"/>
+        <w:shd w:fill="F4F9FC"/>
+      </w:pPr>
+      <w:r>
+        <w:rPr>
+          <w:b w:val="0"/>
+        </w:rPr>
+        <w:t xml:space="preserve">2. We can decide the result without examining the changed </w:t>
+      </w:r>
+      <w:r>
+        <w:rPr>
+          <w:b/>
+        </w:rPr>
+        <w:t>input</w:t>
+      </w:r>
+      <w:r>
+        <w:rPr>
+          <w:b w:val="0"/>
+        </w:rPr>
+        <w:t xml:space="preserve"> or the procedure.</w:t>
       </w:r>
     </w:p>
     <w:p>
-      <w:r>
-        <w:t>________________________________________________________________</w:t>
+      <w:pPr>
+        <w:spacing w:line="336" w:lineRule="auto" w:after="180"/>
+        <w:shd w:fill="F4F9FC"/>
+      </w:pPr>
+      <w:r>
+        <w:rPr>
+          <w:b w:val="0"/>
+        </w:rPr>
+        <w:t xml:space="preserve">3. That gate can pass; review the complete current </w:t>
+      </w:r>
+      <w:r>
+        <w:rPr>
+          <w:b/>
+        </w:rPr>
+        <w:t>evidence</w:t>
+      </w:r>
+      <w:r>
+        <w:rPr>
+          <w:b w:val="0"/>
+        </w:rPr>
+        <w:t xml:space="preserve"> before approving release.</w:t>
       </w:r>
     </w:p>
     <w:p>
-      <w:r>
-        <w:t>________________________________________________________________</w:t>
+      <w:pPr>
+        <w:pStyle w:val="Heading3"/>
+      </w:pPr>
+      <w:r>
+        <w:t>My selected conclusion, deciding fact and explanation</w:t>
       </w:r>
     </w:p>
     <w:p>
       <w:r>
-        <w:t>Hint if needed: Use the changed condition and the deciding step in the pictorial trace. The answer must say what follows from those facts.</w:t>
+        <w:t>________________________________________________________________</w:t>
       </w:r>
     </w:p>
     <w:p>
       <w:r>
-        <w:t>After your attempt, compare with the supported explanation: That gate can pass; review the complete current evidence before approving release. One repaired gate does not automatically refresh evidence for every other gate.</w:t>
+        <w:t>________________________________________________________________</w:t>
       </w:r>
     </w:p>
     <w:p>
-      <w:pPr>
-        <w:pStyle w:val="Heading3"/>
-      </w:pPr>
-      <w:r>
-        <w:t>Repair a missing building block</w:t>
+      <w:r>
+        <w:t>________________________________________________________________</w:t>
       </w:r>
     </w:p>
     <w:p>
       <w:r>
-        <w:t>Review Capstone failure testing (ai-6/34). Goal: Explain the mechanism and terminology of capstone failure testing. Short practice: Explain why retrieval success permits the checked 15:00 fallback when drafting fails. What changes if retrieval fails too, and why can a template not fill that evidence gap?. Return to this week and explain what you changed.</w:t>
+        <w:t>________________________________________________________________</w:t>
       </w:r>
     </w:p>
     <w:p>
       <w:r>
-        <w:t>Review Documentation and operational readiness (ai-6/32). Goal: Explain the mechanism and terminology of documentation and operational readiness. Short practice: Match SOURCE_UNAVAILABLE to its safe check and escalation owner. What is lost when the maintainer route is removed, even if the diagnostic instructions stay readable?. Return to this week and explain what you changed.</w:t>
+        <w:t>________________________________________________________________</w:t>
       </w:r>
     </w:p>
     <w:p>
-      <w:r>
-        <w:t>Review Performance and cost experiments (ai-6/29). Goal: Explain the mechanism and terminology of performance and cost experiments. Short practice: Calculate per-case seconds and cost units for A and B. Which meets a budget of at most 2 cost units per case, and what speed trade-off does that choice make?. Return to this week and explain what you changed.</w:t>
+      <w:pPr>
+        <w:pStyle w:val="Heading3"/>
+      </w:pPr>
+      <w:r>
+        <w:t>Hint · try first</w:t>
       </w:r>
     </w:p>
     <w:p>
       <w:pPr>
-        <w:pStyle w:val="Heading3"/>
-      </w:pPr>
-      <w:r>
-        <w:t>Keep your completed work</w:t>
+        <w:spacing w:line="336" w:lineRule="auto" w:after="180"/>
+        <w:shd w:fill="F1F6F8"/>
+      </w:pPr>
+      <w:r>
+        <w:rPr>
+          <w:b w:val="0"/>
+        </w:rPr>
+        <w:t>Hint if needed: Use the changed condition and the deciding step in the pictorial trace. The answer must say what follows from those facts.</w:t>
       </w:r>
     </w:p>
     <w:p>
-      <w:r>
-        <w:t>Use Download completed work in the hosted lesson to export your answers, reflections, practice feedback and code-run evidence. Open the HTML copy to read or print it. Drafts stay in this browser when storage is available; clear drafts on a shared device.</w:t>
+      <w:pPr>
+        <w:pStyle w:val="Heading3"/>
+      </w:pPr>
+      <w:r>
+        <w:t>Feedback · compare after trying</w:t>
       </w:r>
     </w:p>
     <w:p>
       <w:pPr>
-        <w:pStyle w:val="Heading3"/>
-      </w:pPr>
-      <w:r>
-        <w:t>What I repaired, the evidence I kept and the next test</w:t>
+        <w:spacing w:line="336" w:lineRule="auto" w:after="180"/>
+        <w:shd w:fill="F1F6FC"/>
+      </w:pPr>
+      <w:r>
+        <w:rPr>
+          <w:b w:val="0"/>
+        </w:rPr>
+        <w:t xml:space="preserve">After your attempt, compare with the supported explanation: That gate can pass; review the complete current </w:t>
+      </w:r>
+      <w:r>
+        <w:rPr>
+          <w:b/>
+        </w:rPr>
+        <w:t>evidence</w:t>
+      </w:r>
+      <w:r>
+        <w:rPr>
+          <w:b w:val="0"/>
+        </w:rPr>
+        <w:t xml:space="preserve"> before approving release. One repaired gate does not automatically refresh </w:t>
+      </w:r>
+      <w:r>
+        <w:rPr>
+          <w:b/>
+        </w:rPr>
+        <w:t>evidence</w:t>
+      </w:r>
+      <w:r>
+        <w:rPr>
+          <w:b w:val="0"/>
+        </w:rPr>
+        <w:t xml:space="preserve"> for every other gate.</w:t>
       </w:r>
     </w:p>
     <w:p>
+      <w:pPr>
+        <w:pStyle w:val="Heading3"/>
+      </w:pPr>
+      <w:r>
+        <w:t>Repair a missing building block</w:t>
+      </w:r>
+    </w:p>
+    <w:p>
+      <w:pPr>
+        <w:spacing w:line="336" w:lineRule="auto" w:after="180"/>
+      </w:pPr>
+      <w:r>
+        <w:rPr>
+          <w:b w:val="0"/>
+        </w:rPr>
+        <w:t xml:space="preserve">Review Capstone failure testing (ai-6/34). Goal: Explain the </w:t>
+      </w:r>
+      <w:r>
+        <w:rPr>
+          <w:b/>
+        </w:rPr>
+        <w:t>mechanism</w:t>
+      </w:r>
+      <w:r>
+        <w:rPr>
+          <w:b w:val="0"/>
+        </w:rPr>
+        <w:t xml:space="preserve"> and terminology of capstone failure testing. Short practice: Explain why retrieval success permits the checked 15:00 fallback when drafting fails.</w:t>
+      </w:r>
+    </w:p>
+    <w:p>
+      <w:pPr>
+        <w:spacing w:line="336" w:lineRule="auto" w:after="180"/>
+      </w:pPr>
+      <w:r>
+        <w:rPr>
+          <w:b w:val="0"/>
+        </w:rPr>
+        <w:t xml:space="preserve">What changes if retrieval fails too, and why can a template not fill that </w:t>
+      </w:r>
+      <w:r>
+        <w:rPr>
+          <w:b/>
+        </w:rPr>
+        <w:t>evidence</w:t>
+      </w:r>
+      <w:r>
+        <w:rPr>
+          <w:b w:val="0"/>
+        </w:rPr>
+        <w:t xml:space="preserve"> gap?. Return to this week and explain what you changed.</w:t>
+      </w:r>
+    </w:p>
+    <w:p>
+      <w:pPr>
+        <w:spacing w:line="336" w:lineRule="auto" w:after="180"/>
+      </w:pPr>
+      <w:r>
+        <w:rPr>
+          <w:b w:val="0"/>
+        </w:rPr>
+        <w:t xml:space="preserve">Review Documentation and operational readiness (ai-6/32). Goal: Explain the </w:t>
+      </w:r>
+      <w:r>
+        <w:rPr>
+          <w:b/>
+        </w:rPr>
+        <w:t>mechanism</w:t>
+      </w:r>
+      <w:r>
+        <w:rPr>
+          <w:b w:val="0"/>
+        </w:rPr>
+        <w:t xml:space="preserve"> and terminology of documentation and operational readiness. Short practice: Match SOURCE_UNAVAILABLE to its safe check and escalation owner.</w:t>
+      </w:r>
+    </w:p>
+    <w:p>
+      <w:pPr>
+        <w:spacing w:line="336" w:lineRule="auto" w:after="180"/>
+      </w:pPr>
+      <w:r>
+        <w:rPr>
+          <w:b w:val="0"/>
+        </w:rPr>
+        <w:t>What is lost when the maintainer route is removed, even if the diagnostic instructions stay readable?. Return to this week and explain what you changed.</w:t>
+      </w:r>
+    </w:p>
+    <w:p>
+      <w:pPr>
+        <w:spacing w:line="336" w:lineRule="auto" w:after="180"/>
+      </w:pPr>
+      <w:r>
+        <w:rPr>
+          <w:b w:val="0"/>
+        </w:rPr>
+        <w:t xml:space="preserve">Review Performance and cost experiments (ai-6/29). Goal: Explain the </w:t>
+      </w:r>
+      <w:r>
+        <w:rPr>
+          <w:b/>
+        </w:rPr>
+        <w:t>mechanism</w:t>
+      </w:r>
+      <w:r>
+        <w:rPr>
+          <w:b w:val="0"/>
+        </w:rPr>
+        <w:t xml:space="preserve"> and terminology of performance and cost experiments. Short practice: Calculate per-case seconds and cost units for A and B.</w:t>
+      </w:r>
+    </w:p>
+    <w:p>
+      <w:pPr>
+        <w:spacing w:line="336" w:lineRule="auto" w:after="180"/>
+      </w:pPr>
+      <w:r>
+        <w:rPr>
+          <w:b w:val="0"/>
+        </w:rPr>
+        <w:t>Which meets a budget of at most 2 cost units per case, and what speed trade-off does that choice make?. Return to this week and explain what you changed.</w:t>
+      </w:r>
+    </w:p>
+    <w:p>
+      <w:pPr>
+        <w:pStyle w:val="Heading3"/>
+      </w:pPr>
+      <w:r>
+        <w:t>Keep your completed work</w:t>
+      </w:r>
+    </w:p>
+    <w:p>
+      <w:pPr>
+        <w:spacing w:line="336" w:lineRule="auto" w:after="180"/>
+      </w:pPr>
+      <w:r>
+        <w:rPr>
+          <w:b w:val="0"/>
+        </w:rPr>
+        <w:t xml:space="preserve">Use Download completed work in the hosted lesson to export your answers, reflections, practice feedback and code-run </w:t>
+      </w:r>
+      <w:r>
+        <w:rPr>
+          <w:b/>
+        </w:rPr>
+        <w:t>evidence</w:t>
+      </w:r>
+      <w:r>
+        <w:rPr>
+          <w:b w:val="0"/>
+        </w:rPr>
+        <w:t>. Open the HTML copy to read or print it.</w:t>
+      </w:r>
+    </w:p>
+    <w:p>
+      <w:pPr>
+        <w:spacing w:line="336" w:lineRule="auto" w:after="180"/>
+      </w:pPr>
+      <w:r>
+        <w:rPr>
+          <w:b w:val="0"/>
+        </w:rPr>
+        <w:t>Drafts stay in this browser when storage is available; clear drafts on a shared device.</w:t>
+      </w:r>
+    </w:p>
+    <w:p>
+      <w:pPr>
+        <w:pStyle w:val="Heading3"/>
+      </w:pPr>
+      <w:r>
+        <w:t>What I repaired, the evidence I kept and the next test</w:t>
+      </w:r>
+    </w:p>
+    <w:p>
       <w:r>
         <w:t>________________________________________________________________</w:t>
+      </w:r>
+    </w:p>
+    <w:p>
+      <w:r>
+        <w:t>________________________________________________________________</w:t>
+      </w:r>
+    </w:p>
+    <w:p>
+      <w:r>
+        <w:t>________________________________________________________________</w:t>
+      </w:r>
+    </w:p>
+    <w:p>
+      <w:r>
+        <w:t>________________________________________________________________</w:t>
+      </w:r>
+    </w:p>
+    <w:p>
+      <w:r>
+        <w:t>________________________________________________________________</w:t>
+      </w:r>
+    </w:p>
+    <w:p>
+      <w:pPr>
+        <w:pStyle w:val="Heading1"/>
+      </w:pPr>
+      <w:r>
+        <w:t>15. Visual concept journey</w:t>
+      </w:r>
+    </w:p>
+    <w:p>
+      <w:r>
+        <w:t>Explain each Capstone release review picture from its labels, then record a relevant limit.</w:t>
+      </w:r>
+    </w:p>
+    <w:p>
+      <w:pPr>
+        <w:pStyle w:val="Heading3"/>
+      </w:pPr>
+      <w:r>
+        <w:t>01. Capstone release review: the case</w:t>
+      </w:r>
+    </w:p>
+    <w:p>
+      <w:r>
+        <w:drawing>
+          <wp:inline xmlns:a="http://schemas.openxmlformats.org/drawingml/2006/main" xmlns:pic="http://schemas.openxmlformats.org/drawingml/2006/picture">
+            <wp:extent cx="5486400" cy="2834640"/>
+            <wp:docPr id="2" name="Picture 2" descr="Review every mandatory gate. A capstone release needs factual, access and deletion gates to pass. Supplied facts: Factual and access checks pass. Deletion fails because a listed backup remains. All three gates are mandatory."/>
+            <wp:cNvGraphicFramePr>
+              <a:graphicFrameLocks noChangeAspect="1"/>
+            </wp:cNvGraphicFramePr>
+            <a:graphic>
+              <a:graphicData uri="http://schemas.openxmlformats.org/drawingml/2006/picture">
+                <pic:pic>
+                  <pic:nvPicPr>
+                    <pic:cNvPr id="0" name="academy-story-ai-6-35-01.png"/>
+                    <pic:cNvPicPr/>
+                  </pic:nvPicPr>
+                  <pic:blipFill>
+                    <a:blip r:embed="rId10"/>
+                    <a:stretch>
+                      <a:fillRect/>
+                    </a:stretch>
+                  </pic:blipFill>
+                  <pic:spPr>
+                    <a:xfrm>
+                      <a:off x="0" y="0"/>
+                      <a:ext cx="5486400" cy="2834640"/>
+                    </a:xfrm>
+                    <a:prstGeom prst="rect"/>
+                  </pic:spPr>
+                </pic:pic>
+              </a:graphicData>
+            </a:graphic>
+          </wp:inline>
+        </w:drawing>
+      </w:r>
+    </w:p>
+    <w:p>
+      <w:pPr>
+        <w:spacing w:line="336" w:lineRule="auto" w:after="180"/>
+      </w:pPr>
+      <w:r>
+        <w:rPr>
+          <w:b w:val="0"/>
+        </w:rPr>
+        <w:t>Review every mandatory gate. A capstone release needs factual, access and deletion gates to pass. Supplied facts: Factual and access checks pass. Deletion fails because a listed backup remains. All three gates are mandatory.</w:t>
+      </w:r>
+    </w:p>
+    <w:p>
+      <w:pPr>
+        <w:spacing w:line="336" w:lineRule="auto" w:after="180"/>
+        <w:shd w:fill="F5F1FB"/>
+      </w:pPr>
+      <w:r>
+        <w:rPr>
+          <w:b w:val="0"/>
+        </w:rPr>
+        <w:t>Point to the given fact that matters most. Explain why it matters.</w:t>
+      </w:r>
+    </w:p>
+    <w:p>
+      <w:pPr>
+        <w:pStyle w:val="Heading3"/>
+      </w:pPr>
+      <w:r>
+        <w:t>My picture explanation, deciding evidence and one limit</w:t>
+      </w:r>
+    </w:p>
+    <w:p>
+      <w:r>
+        <w:t>________________________________________________________________</w:t>
+      </w:r>
+    </w:p>
+    <w:p>
+      <w:r>
+        <w:t>________________________________________________________________</w:t>
+      </w:r>
+    </w:p>
+    <w:p>
+      <w:r>
+        <w:t>________________________________________________________________</w:t>
+      </w:r>
+    </w:p>
+    <w:p>
+      <w:r>
+        <w:t>________________________________________________________________</w:t>
+      </w:r>
+    </w:p>
+    <w:p>
+      <w:pPr>
+        <w:pStyle w:val="Heading3"/>
+      </w:pPr>
+      <w:r>
+        <w:t>02. Follow the deciding steps</w:t>
+      </w:r>
+    </w:p>
+    <w:p>
+      <w:r>
+        <w:drawing>
+          <wp:inline xmlns:a="http://schemas.openxmlformats.org/drawingml/2006/main" xmlns:pic="http://schemas.openxmlformats.org/drawingml/2006/picture">
+            <wp:extent cx="5486400" cy="3182112"/>
+            <wp:docPr id="3" name="Picture 3" descr="List evidence: Record two passes and the specific deletion failure. → Apply decision rule: Block release; a majority of passes is insufficient. → Specify repair: Remove the listed copy and verify it before a fresh review."/>
+            <wp:cNvGraphicFramePr>
+              <a:graphicFrameLocks noChangeAspect="1"/>
+            </wp:cNvGraphicFramePr>
+            <a:graphic>
+              <a:graphicData uri="http://schemas.openxmlformats.org/drawingml/2006/picture">
+                <pic:pic>
+                  <pic:nvPicPr>
+                    <pic:cNvPr id="0" name="academy-story-ai-6-35-02.png"/>
+                    <pic:cNvPicPr/>
+                  </pic:nvPicPr>
+                  <pic:blipFill>
+                    <a:blip r:embed="rId11"/>
+                    <a:stretch>
+                      <a:fillRect/>
+                    </a:stretch>
+                  </pic:blipFill>
+                  <pic:spPr>
+                    <a:xfrm>
+                      <a:off x="0" y="0"/>
+                      <a:ext cx="5486400" cy="3182112"/>
+                    </a:xfrm>
+                    <a:prstGeom prst="rect"/>
+                  </pic:spPr>
+                </pic:pic>
+              </a:graphicData>
+            </a:graphic>
+          </wp:inline>
+        </w:drawing>
+      </w:r>
+    </w:p>
+    <w:p>
+      <w:pPr>
+        <w:spacing w:line="336" w:lineRule="auto" w:after="180"/>
+      </w:pPr>
+      <w:r>
+        <w:rPr>
+          <w:b w:val="0"/>
+        </w:rPr>
+        <w:t xml:space="preserve">List </w:t>
+      </w:r>
+      <w:r>
+        <w:rPr>
+          <w:b/>
+        </w:rPr>
+        <w:t>evidence</w:t>
+      </w:r>
+      <w:r>
+        <w:rPr>
+          <w:b w:val="0"/>
+        </w:rPr>
+        <w:t>: Record two passes and the specific deletion failure. → Apply decision rule: Block release; a majority of passes is insufficient. → Specify repair: Remove the listed copy and verify it before a fresh review.</w:t>
+      </w:r>
+    </w:p>
+    <w:p>
+      <w:pPr>
+        <w:spacing w:line="336" w:lineRule="auto" w:after="180"/>
+        <w:shd w:fill="F5F1FB"/>
+      </w:pPr>
+      <w:r>
+        <w:rPr>
+          <w:b w:val="0"/>
+        </w:rPr>
+        <w:t xml:space="preserve">Point to each numbered stage and explain which recorded </w:t>
+      </w:r>
+      <w:r>
+        <w:rPr>
+          <w:b/>
+        </w:rPr>
+        <w:t>input</w:t>
+      </w:r>
+      <w:r>
+        <w:rPr>
+          <w:b w:val="0"/>
+        </w:rPr>
+        <w:t xml:space="preserve"> it uses.</w:t>
+      </w:r>
+    </w:p>
+    <w:p>
+      <w:pPr>
+        <w:pStyle w:val="Heading3"/>
+      </w:pPr>
+      <w:r>
+        <w:t>My picture explanation, deciding evidence and one limit</w:t>
+      </w:r>
+    </w:p>
+    <w:p>
+      <w:r>
+        <w:t>________________________________________________________________</w:t>
+      </w:r>
+    </w:p>
+    <w:p>
+      <w:r>
+        <w:t>________________________________________________________________</w:t>
+      </w:r>
+    </w:p>
+    <w:p>
+      <w:r>
+        <w:t>________________________________________________________________</w:t>
+      </w:r>
+    </w:p>
+    <w:p>
+      <w:r>
+        <w:t>________________________________________________________________</w:t>
+      </w:r>
+    </w:p>
+    <w:p>
+      <w:pPr>
+        <w:pStyle w:val="Heading3"/>
+      </w:pPr>
+      <w:r>
+        <w:t>03. Capstone release review — evidence trace</w:t>
+      </w:r>
+    </w:p>
+    <w:p>
+      <w:r>
+        <w:drawing>
+          <wp:inline xmlns:a="http://schemas.openxmlformats.org/drawingml/2006/main" xmlns:pic="http://schemas.openxmlformats.org/drawingml/2006/picture">
+            <wp:extent cx="5486400" cy="2834640"/>
+            <wp:docPr id="4" name="Picture 4" descr="Capstone release review — evidence trace. Ordinary cases18/20 pass; access all pass; no effects; rollback not tested. | Toy release requires all access tests, no unauthorised effects, at least90% ordinary-case pass and a compatible rollback rehearsal. | 90% ordinary threshold met but rollback evidence missing, so release is not ready. Absence of a failure report is not a passed rehearsal."/>
+            <wp:cNvGraphicFramePr>
+              <a:graphicFrameLocks noChangeAspect="1"/>
+            </wp:cNvGraphicFramePr>
+            <a:graphic>
+              <a:graphicData uri="http://schemas.openxmlformats.org/drawingml/2006/picture">
+                <pic:pic>
+                  <pic:nvPicPr>
+                    <pic:cNvPr id="0" name="academy-story-ai-6-35-03.png"/>
+                    <pic:cNvPicPr/>
+                  </pic:nvPicPr>
+                  <pic:blipFill>
+                    <a:blip r:embed="rId12"/>
+                    <a:stretch>
+                      <a:fillRect/>
+                    </a:stretch>
+                  </pic:blipFill>
+                  <pic:spPr>
+                    <a:xfrm>
+                      <a:off x="0" y="0"/>
+                      <a:ext cx="5486400" cy="2834640"/>
+                    </a:xfrm>
+                    <a:prstGeom prst="rect"/>
+                  </pic:spPr>
+                </pic:pic>
+              </a:graphicData>
+            </a:graphic>
+          </wp:inline>
+        </w:drawing>
+      </w:r>
+    </w:p>
+    <w:p>
+      <w:pPr>
+        <w:spacing w:line="336" w:lineRule="auto" w:after="180"/>
+      </w:pPr>
+      <w:r>
+        <w:rPr>
+          <w:b w:val="0"/>
+        </w:rPr>
+        <w:t xml:space="preserve">Capstone </w:t>
+      </w:r>
+      <w:r>
+        <w:rPr>
+          <w:b/>
+        </w:rPr>
+        <w:t>release review</w:t>
+      </w:r>
+      <w:r>
+        <w:rPr>
+          <w:b w:val="0"/>
+        </w:rPr>
+        <w:t xml:space="preserve"> — </w:t>
+      </w:r>
+      <w:r>
+        <w:rPr>
+          <w:b/>
+        </w:rPr>
+        <w:t>evidence</w:t>
+      </w:r>
+      <w:r>
+        <w:rPr>
+          <w:b w:val="0"/>
+        </w:rPr>
+        <w:t xml:space="preserve"> trace.</w:t>
+      </w:r>
+    </w:p>
+    <w:p>
+      <w:pPr>
+        <w:spacing w:line="336" w:lineRule="auto" w:after="180"/>
+      </w:pPr>
+      <w:r>
+        <w:rPr>
+          <w:b w:val="0"/>
+        </w:rPr>
+        <w:t xml:space="preserve">Ordinary cases18/20 pass; access all pass; no effects; rollback not tested. | Toy release requires all access tests, no unauthorised effects, at least90% ordinary-case pass and a compatible </w:t>
+      </w:r>
+      <w:r>
+        <w:rPr>
+          <w:b/>
+        </w:rPr>
+        <w:t>rollback rehearsal</w:t>
+      </w:r>
+      <w:r>
+        <w:rPr>
+          <w:b w:val="0"/>
+        </w:rPr>
+        <w:t xml:space="preserve">. | 90% ordinary threshold met but rollback </w:t>
+      </w:r>
+      <w:r>
+        <w:rPr>
+          <w:b/>
+        </w:rPr>
+        <w:t>evidence</w:t>
+      </w:r>
+      <w:r>
+        <w:rPr>
+          <w:b w:val="0"/>
+        </w:rPr>
+        <w:t xml:space="preserve"> missing, so release is not ready.</w:t>
+      </w:r>
+    </w:p>
+    <w:p>
+      <w:pPr>
+        <w:spacing w:line="336" w:lineRule="auto" w:after="180"/>
+      </w:pPr>
+      <w:r>
+        <w:rPr>
+          <w:b w:val="0"/>
+        </w:rPr>
+        <w:t>Absence of a failure report is not a passed rehearsal.</w:t>
+      </w:r>
+    </w:p>
+    <w:p>
+      <w:pPr>
+        <w:spacing w:line="336" w:lineRule="auto" w:after="180"/>
+        <w:shd w:fill="F5F1FB"/>
+      </w:pPr>
+      <w:r>
+        <w:rPr>
+          <w:b w:val="0"/>
+        </w:rPr>
+        <w:t>Read the labels and values. Explain the relationship the model shows.</w:t>
+      </w:r>
+    </w:p>
+    <w:p>
+      <w:pPr>
+        <w:pStyle w:val="Heading3"/>
+      </w:pPr>
+      <w:r>
+        <w:t>My picture explanation, deciding evidence and one limit</w:t>
+      </w:r>
+    </w:p>
+    <w:p>
+      <w:r>
+        <w:t>________________________________________________________________</w:t>
+      </w:r>
+    </w:p>
+    <w:p>
+      <w:r>
+        <w:t>________________________________________________________________</w:t>
+      </w:r>
+    </w:p>
+    <w:p>
+      <w:r>
+        <w:t>________________________________________________________________</w:t>
+      </w:r>
+    </w:p>
+    <w:p>
+      <w:r>
+        <w:t>________________________________________________________________</w:t>
+      </w:r>
+    </w:p>
+    <w:p>
+      <w:pPr>
+        <w:pStyle w:val="Heading3"/>
+      </w:pPr>
+      <w:r>
+        <w:t>04. Change one thing. Trace what follows.</w:t>
+      </w:r>
+    </w:p>
+    <w:p>
+      <w:r>
+        <w:drawing>
+          <wp:inline xmlns:a="http://schemas.openxmlformats.org/drawingml/2006/main" xmlns:pic="http://schemas.openxmlformats.org/drawingml/2006/picture">
+            <wp:extent cx="5486400" cy="3026664"/>
+            <wp:docPr id="5" name="Picture 5" descr="Original case: Remove the listed copy and verify it before a fresh review. Changed condition: Every listed deletion location passes new verification. Expected result: That gate can pass; review the complete current evidence before approving release. Reason: One repaired gate does not automatically refresh evidence for every other gate."/>
+            <wp:cNvGraphicFramePr>
+              <a:graphicFrameLocks noChangeAspect="1"/>
+            </wp:cNvGraphicFramePr>
+            <a:graphic>
+              <a:graphicData uri="http://schemas.openxmlformats.org/drawingml/2006/picture">
+                <pic:pic>
+                  <pic:nvPicPr>
+                    <pic:cNvPr id="0" name="academy-story-ai-6-35-04.png"/>
+                    <pic:cNvPicPr/>
+                  </pic:nvPicPr>
+                  <pic:blipFill>
+                    <a:blip r:embed="rId13"/>
+                    <a:stretch>
+                      <a:fillRect/>
+                    </a:stretch>
+                  </pic:blipFill>
+                  <pic:spPr>
+                    <a:xfrm>
+                      <a:off x="0" y="0"/>
+                      <a:ext cx="5486400" cy="3026664"/>
+                    </a:xfrm>
+                    <a:prstGeom prst="rect"/>
+                  </pic:spPr>
+                </pic:pic>
+              </a:graphicData>
+            </a:graphic>
+          </wp:inline>
+        </w:drawing>
+      </w:r>
+    </w:p>
+    <w:p>
+      <w:pPr>
+        <w:spacing w:line="336" w:lineRule="auto" w:after="180"/>
+      </w:pPr>
+      <w:r>
+        <w:rPr>
+          <w:b w:val="0"/>
+        </w:rPr>
+        <w:t>Original case: Remove the listed copy and verify it before a fresh review. Changed condition: Every listed deletion location passes new verification.</w:t>
+      </w:r>
+    </w:p>
+    <w:p>
+      <w:pPr>
+        <w:spacing w:line="336" w:lineRule="auto" w:after="180"/>
+      </w:pPr>
+      <w:r>
+        <w:rPr>
+          <w:b w:val="0"/>
+        </w:rPr>
+        <w:t xml:space="preserve">Expected result: That gate can pass; review the complete current </w:t>
+      </w:r>
+      <w:r>
+        <w:rPr>
+          <w:b/>
+        </w:rPr>
+        <w:t>evidence</w:t>
+      </w:r>
+      <w:r>
+        <w:rPr>
+          <w:b w:val="0"/>
+        </w:rPr>
+        <w:t xml:space="preserve"> before approving release. Reason: One repaired gate does not automatically refresh </w:t>
+      </w:r>
+      <w:r>
+        <w:rPr>
+          <w:b/>
+        </w:rPr>
+        <w:t>evidence</w:t>
+      </w:r>
+      <w:r>
+        <w:rPr>
+          <w:b w:val="0"/>
+        </w:rPr>
+        <w:t xml:space="preserve"> for every other gate.</w:t>
+      </w:r>
+    </w:p>
+    <w:p>
+      <w:pPr>
+        <w:spacing w:line="336" w:lineRule="auto" w:after="180"/>
+        <w:shd w:fill="F5F1FB"/>
+      </w:pPr>
+      <w:r>
+        <w:rPr>
+          <w:b w:val="0"/>
+        </w:rPr>
+        <w:t>Predict before checking the worked changed-case result. Name what changed and what the supplied facts allow you to conclude.</w:t>
+      </w:r>
+    </w:p>
+    <w:p>
+      <w:pPr>
+        <w:pStyle w:val="Heading3"/>
+      </w:pPr>
+      <w:r>
+        <w:t>My picture explanation, deciding evidence and one limit</w:t>
+      </w:r>
+    </w:p>
+    <w:p>
+      <w:r>
+        <w:t>________________________________________________________________</w:t>
+      </w:r>
+    </w:p>
+    <w:p>
+      <w:r>
+        <w:t>________________________________________________________________</w:t>
+      </w:r>
+    </w:p>
+    <w:p>
+      <w:r>
+        <w:t>________________________________________________________________</w:t>
+      </w:r>
+    </w:p>
+    <w:p>
+      <w:r>
+        <w:t>________________________________________________________________</w:t>
+      </w:r>
+    </w:p>
+    <w:p>
+      <w:pPr>
+        <w:pStyle w:val="Heading3"/>
+      </w:pPr>
+      <w:r>
+        <w:t>05. Connect the explanation to its limit</w:t>
+      </w:r>
+    </w:p>
+    <w:p>
+      <w:r>
+        <w:drawing>
+          <wp:inline xmlns:a="http://schemas.openxmlformats.org/drawingml/2006/main" xmlns:pic="http://schemas.openxmlformats.org/drawingml/2006/picture">
+            <wp:extent cx="5486400" cy="2834640"/>
+            <wp:docPr id="6" name="Picture 6" descr="Release review applies explicit conditions to a specific candidate version. Completed coding is not evidence that all operational obligations are satisfied. Limit: Approval cannot guarantee zero future faults; retain ownership, monitoring and recovery arrangements."/>
+            <wp:cNvGraphicFramePr>
+              <a:graphicFrameLocks noChangeAspect="1"/>
+            </wp:cNvGraphicFramePr>
+            <a:graphic>
+              <a:graphicData uri="http://schemas.openxmlformats.org/drawingml/2006/picture">
+                <pic:pic>
+                  <pic:nvPicPr>
+                    <pic:cNvPr id="0" name="academy-story-ai-6-35-05.png"/>
+                    <pic:cNvPicPr/>
+                  </pic:nvPicPr>
+                  <pic:blipFill>
+                    <a:blip r:embed="rId14"/>
+                    <a:stretch>
+                      <a:fillRect/>
+                    </a:stretch>
+                  </pic:blipFill>
+                  <pic:spPr>
+                    <a:xfrm>
+                      <a:off x="0" y="0"/>
+                      <a:ext cx="5486400" cy="2834640"/>
+                    </a:xfrm>
+                    <a:prstGeom prst="rect"/>
+                  </pic:spPr>
+                </pic:pic>
+              </a:graphicData>
+            </a:graphic>
+          </wp:inline>
+        </w:drawing>
+      </w:r>
+    </w:p>
+    <w:p>
+      <w:pPr>
+        <w:spacing w:line="336" w:lineRule="auto" w:after="180"/>
+      </w:pPr>
+      <w:r>
+        <w:rPr>
+          <w:b/>
+        </w:rPr>
+        <w:t>Release review</w:t>
+      </w:r>
+      <w:r>
+        <w:rPr>
+          <w:b w:val="0"/>
+        </w:rPr>
+        <w:t xml:space="preserve"> applies explicit conditions to a specific candidate version. Completed coding is not </w:t>
+      </w:r>
+      <w:r>
+        <w:rPr>
+          <w:b/>
+        </w:rPr>
+        <w:t>evidence</w:t>
+      </w:r>
+      <w:r>
+        <w:rPr>
+          <w:b w:val="0"/>
+        </w:rPr>
+        <w:t xml:space="preserve"> that all operational obligations are satisfied.</w:t>
+      </w:r>
+    </w:p>
+    <w:p>
+      <w:pPr>
+        <w:spacing w:line="336" w:lineRule="auto" w:after="180"/>
+      </w:pPr>
+      <w:r>
+        <w:rPr>
+          <w:b w:val="0"/>
+        </w:rPr>
+        <w:t>Limit: Approval cannot guarantee zero future faults; retain ownership, monitoring and recovery arrangements.</w:t>
+      </w:r>
+    </w:p>
+    <w:p>
+      <w:pPr>
+        <w:spacing w:line="336" w:lineRule="auto" w:after="180"/>
+        <w:shd w:fill="F5F1FB"/>
+      </w:pPr>
+      <w:r>
+        <w:rPr>
+          <w:b w:val="0"/>
+        </w:rPr>
+        <w:t>Explain the case, then point to a limit on the claim.</w:t>
+      </w:r>
+    </w:p>
+    <w:p>
+      <w:pPr>
+        <w:pStyle w:val="Heading3"/>
+      </w:pPr>
+      <w:r>
+        <w:t>My picture explanation, deciding evidence and one limit</w:t>
+      </w:r>
+    </w:p>
+    <w:p>
+      <w:r>
+        <w:t>________________________________________________________________</w:t>
+      </w:r>
+    </w:p>
+    <w:p>
+      <w:r>
+        <w:t>________________________________________________________________</w:t>
+      </w:r>
+    </w:p>
+    <w:p>
+      <w:r>
+        <w:t>________________________________________________________________</w:t>
+      </w:r>
+    </w:p>
+    <w:p>
+      <w:r>
+        <w:t>________________________________________________________________</w:t>
+      </w:r>
+    </w:p>
+    <w:p>
+      <w:pPr>
+        <w:pStyle w:val="Heading3"/>
+      </w:pPr>
+      <w:r>
+        <w:t>06. Make the idea visible in your project</w:t>
+      </w:r>
+    </w:p>
+    <w:p>
+      <w:r>
+        <w:drawing>
+          <wp:inline xmlns:a="http://schemas.openxmlformats.org/drawingml/2006/main" xmlns:pic="http://schemas.openxmlformats.org/drawingml/2006/picture">
+            <wp:extent cx="5486400" cy="3529584"/>
+            <wp:docPr id="7" name="Picture 7" descr="For the Grounded Learning Service, retain an annotated trace and the changed-case result. Name the contract or evidence that makes the deciding step valid, so another team can review it. Draw your input, deciding step, result and limit. Supported question: Apply the three mandatory release gates to the recorded results. Why do two passes not outweigh the deletion failure, and what evidence must follow its repair?"/>
+            <wp:cNvGraphicFramePr>
+              <a:graphicFrameLocks noChangeAspect="1"/>
+            </wp:cNvGraphicFramePr>
+            <a:graphic>
+              <a:graphicData uri="http://schemas.openxmlformats.org/drawingml/2006/picture">
+                <pic:pic>
+                  <pic:nvPicPr>
+                    <pic:cNvPr id="0" name="academy-story-ai-6-35-06.png"/>
+                    <pic:cNvPicPr/>
+                  </pic:nvPicPr>
+                  <pic:blipFill>
+                    <a:blip r:embed="rId15"/>
+                    <a:stretch>
+                      <a:fillRect/>
+                    </a:stretch>
+                  </pic:blipFill>
+                  <pic:spPr>
+                    <a:xfrm>
+                      <a:off x="0" y="0"/>
+                      <a:ext cx="5486400" cy="3529584"/>
+                    </a:xfrm>
+                    <a:prstGeom prst="rect"/>
+                  </pic:spPr>
+                </pic:pic>
+              </a:graphicData>
+            </a:graphic>
+          </wp:inline>
+        </w:drawing>
+      </w:r>
+    </w:p>
+    <w:p>
+      <w:pPr>
+        <w:spacing w:line="336" w:lineRule="auto" w:after="180"/>
+      </w:pPr>
+      <w:r>
+        <w:rPr>
+          <w:b w:val="0"/>
+        </w:rPr>
+        <w:t xml:space="preserve">For the Grounded Learning Service, retain an annotated trace and the changed-case result. Name the contract or </w:t>
+      </w:r>
+      <w:r>
+        <w:rPr>
+          <w:b/>
+        </w:rPr>
+        <w:t>evidence</w:t>
+      </w:r>
+      <w:r>
+        <w:rPr>
+          <w:b w:val="0"/>
+        </w:rPr>
+        <w:t xml:space="preserve"> that makes the deciding step valid, so another team can review it.</w:t>
+      </w:r>
+    </w:p>
+    <w:p>
+      <w:pPr>
+        <w:spacing w:line="336" w:lineRule="auto" w:after="180"/>
+      </w:pPr>
+      <w:r>
+        <w:rPr>
+          <w:b w:val="0"/>
+        </w:rPr>
+        <w:t xml:space="preserve">Draw your </w:t>
+      </w:r>
+      <w:r>
+        <w:rPr>
+          <w:b/>
+        </w:rPr>
+        <w:t>input</w:t>
+      </w:r>
+      <w:r>
+        <w:rPr>
+          <w:b w:val="0"/>
+        </w:rPr>
+        <w:t>, deciding step, result and limit. Supported question: Apply the three mandatory release gates to the recorded results.</w:t>
+      </w:r>
+    </w:p>
+    <w:p>
+      <w:pPr>
+        <w:spacing w:line="336" w:lineRule="auto" w:after="180"/>
+      </w:pPr>
+      <w:r>
+        <w:rPr>
+          <w:b w:val="0"/>
+        </w:rPr>
+        <w:t xml:space="preserve">Why do two passes not outweigh the deletion failure, and what </w:t>
+      </w:r>
+      <w:r>
+        <w:rPr>
+          <w:b/>
+        </w:rPr>
+        <w:t>evidence</w:t>
+      </w:r>
+      <w:r>
+        <w:rPr>
+          <w:b w:val="0"/>
+        </w:rPr>
+        <w:t xml:space="preserve"> must follow its repair?</w:t>
+      </w:r>
+    </w:p>
+    <w:p>
+      <w:pPr>
+        <w:spacing w:line="336" w:lineRule="auto" w:after="180"/>
+        <w:shd w:fill="F5F1FB"/>
+      </w:pPr>
+      <w:r>
+        <w:rPr>
+          <w:b w:val="0"/>
+        </w:rPr>
+        <w:t xml:space="preserve">Draw your project trace and justify the deciding step using </w:t>
+      </w:r>
+      <w:r>
+        <w:rPr>
+          <w:b/>
+        </w:rPr>
+        <w:t>evidence</w:t>
+      </w:r>
+      <w:r>
+        <w:rPr>
+          <w:b w:val="0"/>
+        </w:rPr>
+        <w:t>.</w:t>
+      </w:r>
+    </w:p>
+    <w:p>
+      <w:pPr>
+        <w:pStyle w:val="Heading3"/>
+      </w:pPr>
+      <w:r>
+        <w:t>My picture explanation, deciding evidence and one limit</w:t>
       </w:r>
     </w:p>
     <w:p>

--- a/downloads/workbook/ai-6-week-35.docx
+++ b/downloads/workbook/ai-6-week-35.docx
@@ -168,6 +168,90 @@
     <w:p>
       <w:r>
         <w:t>________________________________________________________________</w:t>
+      </w:r>
+    </w:p>
+    <w:p>
+      <w:pPr>
+        <w:pStyle w:val="Heading3"/>
+      </w:pPr>
+      <w:r>
+        <w:t>Lesson reference for workbook practice</w:t>
+      </w:r>
+    </w:p>
+    <w:p>
+      <w:pPr>
+        <w:spacing w:line="336" w:lineRule="auto" w:after="180"/>
+        <w:shd w:fill="F1F6F8"/>
+      </w:pPr>
+      <w:r>
+        <w:rPr>
+          <w:b w:val="0"/>
+        </w:rPr>
+        <w:t>Use this reference for the original W1–W3 and W5 exercises. The separately named independent case supplies its own changed facts; use those facts for that attempt before feedback.</w:t>
+      </w:r>
+    </w:p>
+    <w:p>
+      <w:pPr>
+        <w:spacing w:line="336" w:lineRule="auto" w:after="180"/>
+      </w:pPr>
+      <w:r>
+        <w:rPr>
+          <w:b/>
+        </w:rPr>
+        <w:t>Release review</w:t>
+      </w:r>
+      <w:r>
+        <w:rPr>
+          <w:b w:val="0"/>
+        </w:rPr>
+        <w:t xml:space="preserve"> combines correctness, access, failure recovery and operational readiness. </w:t>
+      </w:r>
+      <w:r>
+        <w:rPr>
+          <w:b/>
+        </w:rPr>
+        <w:t>Critical gate</w:t>
+      </w:r>
+      <w:r>
+        <w:rPr>
+          <w:b w:val="0"/>
+        </w:rPr>
+        <w:t>s can block release independently of an average score.</w:t>
+      </w:r>
+    </w:p>
+    <w:p>
+      <w:pPr>
+        <w:spacing w:line="336" w:lineRule="auto" w:after="180"/>
+      </w:pPr>
+      <w:r>
+        <w:rPr>
+          <w:b w:val="0"/>
+        </w:rPr>
+        <w:t xml:space="preserve">Toy release requires all access tests, no unauthorised effects, at least 90% ordinary-case pass and a compatible </w:t>
+      </w:r>
+      <w:r>
+        <w:rPr>
+          <w:b/>
+        </w:rPr>
+        <w:t>rollback rehearsal</w:t>
+      </w:r>
+      <w:r>
+        <w:rPr>
+          <w:b w:val="0"/>
+        </w:rPr>
+        <w:t xml:space="preserve">. Record each gate separately with versioned </w:t>
+      </w:r>
+      <w:r>
+        <w:rPr>
+          <w:b/>
+        </w:rPr>
+        <w:t>evidence</w:t>
+      </w:r>
+      <w:r>
+        <w:rPr>
+          <w:b w:val="0"/>
+        </w:rPr>
+        <w:t>.</w:t>
       </w:r>
     </w:p>
     <w:p>
@@ -425,7 +509,7 @@
         <w:rPr>
           <w:b w:val="0"/>
         </w:rPr>
-        <w:t>Ordinary27/30 pass; access1/5 fails; rollback passes; no effects. Decide.</w:t>
+        <w:t>Ordinary 27/30 pass; access 1/5 fails; rollback passes; no effects. Decide.</w:t>
       </w:r>
     </w:p>
     <w:p>
@@ -601,7 +685,7 @@
         <w:rPr>
           <w:b w:val="0"/>
         </w:rPr>
-        <w:t>Ordinary cases18/20 pass; access all pass; no effects; rollback not tested. Show the intermediate steps and give the conclusion with its scope.</w:t>
+        <w:t>Ordinary cases 18/20 pass; access all pass; no effects; rollback not tested. Show the intermediate steps and give the conclusion with its scope.</w:t>
       </w:r>
     </w:p>
     <w:p>
@@ -741,7 +825,7 @@
         <w:rPr>
           <w:b w:val="0"/>
         </w:rPr>
-        <w:t>Ordinary27/30 pass; access1/5 fails; rollback passes; no effects. Decide.</w:t>
+        <w:t>Ordinary 27/30 pass; access 1/5 fails; rollback passes; no effects. Decide.</w:t>
       </w:r>
     </w:p>
     <w:p>
@@ -903,7 +987,7 @@
         <w:rPr>
           <w:b w:val="0"/>
         </w:rPr>
-        <w:t xml:space="preserve"> pack: Ordinary27/30 pass; access1/5 fails; rollback passes; no effects. Decide.</w:t>
+        <w:t xml:space="preserve"> pack: Ordinary 27/30 pass; access 1/5 fails; rollback passes; no effects. Decide.</w:t>
       </w:r>
     </w:p>
     <w:p>
@@ -2373,7 +2457,7 @@
         <w:drawing>
           <wp:inline xmlns:a="http://schemas.openxmlformats.org/drawingml/2006/main" xmlns:pic="http://schemas.openxmlformats.org/drawingml/2006/picture">
             <wp:extent cx="5486400" cy="2834640"/>
-            <wp:docPr id="4" name="Picture 4" descr="Capstone release review — evidence trace. Ordinary cases18/20 pass; access all pass; no effects; rollback not tested. | Toy release requires all access tests, no unauthorised effects, at least90% ordinary-case pass and a compatible rollback rehearsal. | 90% ordinary threshold met but rollback evidence missing, so release is not ready. Absence of a failure report is not a passed rehearsal."/>
+            <wp:docPr id="4" name="Picture 4" descr="Capstone release review — evidence trace. Ordinary cases 18/20 pass; access all pass; no effects; rollback not tested. | Toy release requires all access tests, no unauthorised effects, at least 90% ordinary-case pass and a compatible rollback rehearsal. | 90% ordinary threshold met but rollback evidence missing, so release is not ready. Absence of a failure report is not a passed rehearsal."/>
             <wp:cNvGraphicFramePr>
               <a:graphicFrameLocks noChangeAspect="1"/>
             </wp:cNvGraphicFramePr>
@@ -2447,7 +2531,7 @@
         <w:rPr>
           <w:b w:val="0"/>
         </w:rPr>
-        <w:t xml:space="preserve">Ordinary cases18/20 pass; access all pass; no effects; rollback not tested. | Toy release requires all access tests, no unauthorised effects, at least90% ordinary-case pass and a compatible </w:t>
+        <w:t xml:space="preserve">Ordinary cases 18/20 pass; access all pass; no effects; rollback not tested. | Toy release requires all access tests, no unauthorised effects, at least 90% ordinary-case pass and a compatible </w:t>
       </w:r>
       <w:r>
         <w:rPr>

--- a/downloads/workbook/ai-6-week-35.docx
+++ b/downloads/workbook/ai-6-week-35.docx
@@ -25,22 +25,45 @@
         <w:pStyle w:val="Heading1"/>
       </w:pPr>
       <w:r>
-        <w:t>01. Recall and choose your starting point</w:t>
-      </w:r>
-    </w:p>
-    <w:p>
-      <w:r>
-        <w:t>Record your starting explanation for Capstone release review before opening notes. Show any later correction separately.</w:t>
-      </w:r>
-    </w:p>
-    <w:p>
-      <w:pPr>
-        <w:spacing w:line="336" w:lineRule="auto" w:after="180"/>
-      </w:pPr>
-      <w:r>
-        <w:rPr>
-          <w:b w:val="0"/>
-        </w:rPr>
+        <w:t>One complete candidate gate and review-history record.</w:t>
+      </w:r>
+    </w:p>
+    <w:p>
+      <w:r>
+        <w:t>Keep manifest, conditions, pass/fail/not_run states, evidence references, blockers and remaining assurance limits together.</w:t>
+      </w:r>
+    </w:p>
+    <w:p>
+      <w:r>
+        <w:t>Recall → W1–W3/W5 → independent access-failure case → release-review project → delayed return.</w:t>
+      </w:r>
+    </w:p>
+    <w:p>
+      <w:pPr>
+        <w:pStyle w:val="Heading1"/>
+      </w:pPr>
+      <w:r>
+        <w:t>01. Recall · Retrieve before notes</w:t>
+      </w:r>
+    </w:p>
+    <w:p>
+      <w:r>
+        <w:t>Keep this task’s inputs,rule and response together.</w:t>
+      </w:r>
+    </w:p>
+    <w:p>
+      <w:pPr>
+        <w:pStyle w:val="Heading2"/>
+      </w:pPr>
+      <w:r>
+        <w:t>Complete task and evidence</w:t>
+      </w:r>
+    </w:p>
+    <w:p>
+      <w:pPr>
+        <w:pStyle w:val="ListBullet"/>
+      </w:pPr>
+      <w:r>
         <w:t>Try the recall before opening notes. Then use a different colour or a labelled second line to correct your explanation.</w:t>
       </w:r>
     </w:p>
@@ -54,12 +77,9 @@
     </w:p>
     <w:p>
       <w:pPr>
-        <w:spacing w:line="336" w:lineRule="auto" w:after="180"/>
-      </w:pPr>
-      <w:r>
-        <w:rPr>
-          <w:b w:val="0"/>
-        </w:rPr>
+        <w:pStyle w:val="ListBullet"/>
+      </w:pPr>
+      <w:r>
         <w:t>Without opening the old lesson, explain one key idea from Capstone failure testing. Give an example and a mistake that the idea helps you avoid.</w:t>
       </w:r>
     </w:p>
@@ -96,12 +116,9 @@
     </w:p>
     <w:p>
       <w:pPr>
-        <w:spacing w:line="336" w:lineRule="auto" w:after="180"/>
-      </w:pPr>
-      <w:r>
-        <w:rPr>
-          <w:b w:val="0"/>
-        </w:rPr>
+        <w:pStyle w:val="ListBullet"/>
+      </w:pPr>
+      <w:r>
         <w:t>Without opening the old lesson, explain one key idea from Documentation and operational readiness. Give an example and a mistake that the idea helps you avoid.</w:t>
       </w:r>
     </w:p>
@@ -138,12 +155,9 @@
     </w:p>
     <w:p>
       <w:pPr>
-        <w:spacing w:line="336" w:lineRule="auto" w:after="180"/>
-      </w:pPr>
-      <w:r>
-        <w:rPr>
-          <w:b w:val="0"/>
-        </w:rPr>
+        <w:pStyle w:val="ListBullet"/>
+      </w:pPr>
+      <w:r>
         <w:t>Without opening the old lesson, explain one key idea from Performance and cost experiments. Give an example and a mistake that the idea helps you avoid.</w:t>
       </w:r>
     </w:p>
@@ -180,78 +194,26 @@
     </w:p>
     <w:p>
       <w:pPr>
-        <w:spacing w:line="336" w:lineRule="auto" w:after="180"/>
-        <w:shd w:fill="F1F6F8"/>
-      </w:pPr>
-      <w:r>
-        <w:rPr>
-          <w:b w:val="0"/>
-        </w:rPr>
+        <w:pStyle w:val="ListBullet"/>
+      </w:pPr>
+      <w:r>
         <w:t>Use this reference for the original W1–W3 and W5 exercises. The separately named independent case supplies its own changed facts; use those facts for that attempt before feedback.</w:t>
       </w:r>
     </w:p>
     <w:p>
       <w:pPr>
-        <w:spacing w:line="336" w:lineRule="auto" w:after="180"/>
-      </w:pPr>
-      <w:r>
-        <w:rPr>
-          <w:b/>
-        </w:rPr>
-        <w:t>Release review</w:t>
-      </w:r>
-      <w:r>
-        <w:rPr>
-          <w:b w:val="0"/>
-        </w:rPr>
-        <w:t xml:space="preserve"> combines correctness, access, failure recovery and operational readiness. </w:t>
-      </w:r>
-      <w:r>
-        <w:rPr>
-          <w:b/>
-        </w:rPr>
-        <w:t>Critical gate</w:t>
-      </w:r>
-      <w:r>
-        <w:rPr>
-          <w:b w:val="0"/>
-        </w:rPr>
-        <w:t>s can block release independently of an average score.</w:t>
-      </w:r>
-    </w:p>
-    <w:p>
-      <w:pPr>
-        <w:spacing w:line="336" w:lineRule="auto" w:after="180"/>
-      </w:pPr>
-      <w:r>
-        <w:rPr>
-          <w:b w:val="0"/>
-        </w:rPr>
-        <w:t xml:space="preserve">Toy release requires all access tests, no unauthorised effects, at least 90% ordinary-case pass and a compatible </w:t>
-      </w:r>
-      <w:r>
-        <w:rPr>
-          <w:b/>
-        </w:rPr>
-        <w:t>rollback rehearsal</w:t>
-      </w:r>
-      <w:r>
-        <w:rPr>
-          <w:b w:val="0"/>
-        </w:rPr>
-        <w:t xml:space="preserve">. Record each gate separately with versioned </w:t>
-      </w:r>
-      <w:r>
-        <w:rPr>
-          <w:b/>
-        </w:rPr>
-        <w:t>evidence</w:t>
-      </w:r>
-      <w:r>
-        <w:rPr>
-          <w:b w:val="0"/>
-        </w:rPr>
-        <w:t>.</w:t>
+        <w:pStyle w:val="ListBullet"/>
+      </w:pPr>
+      <w:r>
+        <w:t>Release review combines correctness, access, failure recovery and operational readiness. Critical gates can block release independently of an average score.</w:t>
+      </w:r>
+    </w:p>
+    <w:p>
+      <w:pPr>
+        <w:pStyle w:val="ListBullet"/>
+      </w:pPr>
+      <w:r>
+        <w:t>Toy release requires all access tests, no unauthorised effects, at least 90% ordinary-case pass and a compatible rollback rehearsal. Record each gate separately with versioned evidence.</w:t>
       </w:r>
     </w:p>
     <w:p>
@@ -259,135 +221,44 @@
         <w:pStyle w:val="Heading1"/>
       </w:pPr>
       <w:r>
-        <w:t>02. Practise with fading help</w:t>
-      </w:r>
-    </w:p>
-    <w:p>
-      <w:r>
-        <w:t>Complete the supported Capstone release review trace and record the first step you can explain without help.</w:t>
-      </w:r>
-    </w:p>
-    <w:p>
-      <w:pPr>
-        <w:spacing w:line="336" w:lineRule="auto" w:after="180"/>
-      </w:pPr>
-      <w:r>
-        <w:rPr>
-          <w:b w:val="0"/>
-        </w:rPr>
-        <w:t xml:space="preserve">Use W2: Trace the worked case for Capstone </w:t>
-      </w:r>
-      <w:r>
-        <w:rPr>
-          <w:b/>
-        </w:rPr>
-        <w:t>release review</w:t>
-      </w:r>
-      <w:r>
-        <w:rPr>
-          <w:b w:val="0"/>
-        </w:rPr>
-        <w:t>. Record the answer once; the lesson and workbook refer to the same attempt.</w:t>
-      </w:r>
-    </w:p>
-    <w:tbl>
-      <w:tblPr>
-        <w:tblStyle w:val="LightShading-Accent1"/>
-        <w:tblW w:type="auto" w:w="0"/>
-        <w:tblLook w:firstColumn="1" w:firstRow="1" w:lastColumn="0" w:lastRow="0" w:noHBand="0" w:noVBand="1" w:val="04A0"/>
-      </w:tblPr>
-      <w:tblGrid>
-        <w:gridCol w:w="2556"/>
-        <w:gridCol w:w="2556"/>
-        <w:gridCol w:w="2556"/>
-        <w:gridCol w:w="2556"/>
-      </w:tblGrid>
-      <w:tr>
-        <w:trPr>
-          <w:tblHeader/>
-        </w:trPr>
-        <w:tc>
-          <w:tcPr>
-            <w:tcW w:type="dxa" w:w="2556"/>
-          </w:tcPr>
-          <w:p>
-            <w:r>
-              <w:t>Given inputs</w:t>
-            </w:r>
-          </w:p>
-        </w:tc>
-        <w:tc>
-          <w:tcPr>
-            <w:tcW w:type="dxa" w:w="2556"/>
-          </w:tcPr>
-          <w:p>
-            <w:r>
-              <w:t>Procedure I chose</w:t>
-            </w:r>
-          </w:p>
-        </w:tc>
-        <w:tc>
-          <w:tcPr>
-            <w:tcW w:type="dxa" w:w="2556"/>
-          </w:tcPr>
-          <w:p>
-            <w:r>
-              <w:t>Middle steps</w:t>
-            </w:r>
-          </w:p>
-        </w:tc>
-        <w:tc>
-          <w:tcPr>
-            <w:tcW w:type="dxa" w:w="2556"/>
-          </w:tcPr>
-          <w:p>
-            <w:r>
-              <w:t>Result and check</w:t>
-            </w:r>
-          </w:p>
-        </w:tc>
-      </w:tr>
-      <w:tr>
-        <w:tc>
-          <w:tcPr>
-            <w:tcW w:type="dxa" w:w="2556"/>
-          </w:tcPr>
-          <w:p>
-            <w:r/>
-          </w:p>
-        </w:tc>
-        <w:tc>
-          <w:tcPr>
-            <w:tcW w:type="dxa" w:w="2556"/>
-          </w:tcPr>
-          <w:p>
-            <w:r/>
-          </w:p>
-        </w:tc>
-        <w:tc>
-          <w:tcPr>
-            <w:tcW w:type="dxa" w:w="2556"/>
-          </w:tcPr>
-          <w:p>
-            <w:r/>
-          </w:p>
-        </w:tc>
-        <w:tc>
-          <w:tcPr>
-            <w:tcW w:type="dxa" w:w="2556"/>
-          </w:tcPr>
-          <w:p>
-            <w:r/>
-          </w:p>
-        </w:tc>
-      </w:tr>
-    </w:tbl>
+        <w:t>05. W1 · Explain the current example</w:t>
+      </w:r>
+    </w:p>
+    <w:p>
+      <w:r>
+        <w:t>Keep this task’s inputs,rule and response together.</w:t>
+      </w:r>
+    </w:p>
+    <w:p>
+      <w:pPr>
+        <w:pStyle w:val="Heading2"/>
+      </w:pPr>
+      <w:r>
+        <w:t>Complete task and evidence</w:t>
+      </w:r>
+    </w:p>
+    <w:p>
+      <w:pPr>
+        <w:pStyle w:val="ListBullet"/>
+      </w:pPr>
+      <w:r>
+        <w:t>Release review combines correctness, access, unauthorized-effect checks and compatible recovery under a declared candidate/version contract. Main r2 requires all access tests pass, no unauthorized effects, at least 90% ordinary pass rate and a compatible rollback rehearsal. Supplied 18/20 = 90% meets ordinary threshold; access/no-effects records pass, but rollback is not run, so not ready. Keep pass, fail, missing and not_run distinct. Separate picture p2 requires factual/access/deletion: first two pass, listed backup residual fails deletion, so blocked without majority voting. After a repair, current candidate evidence must support applicable gates; old p2 records cannot silently count for p3. New verification of all listed deletion locations and matching current pictured gate passes permits eligibility under that fictional set only. Preserve initial failure and each later decision. Constructed code evidence IDs/states are not real test executions or human approvals; no copies deleted or service deployed. Unknown stores remain outside listed-scope verification. Retain ownership, monitoring and recovery because approval cannot guarantee zero future faults.</w:t>
+      </w:r>
+    </w:p>
+    <w:p>
+      <w:pPr>
+        <w:pStyle w:val="ListBullet"/>
+      </w:pPr>
+      <w:r>
+        <w:t>Explain the weekly mechanism in your own words. Use the worked scenario to name its input, decision rule and output.</w:t>
+      </w:r>
+    </w:p>
     <w:p>
       <w:pPr>
         <w:pStyle w:val="Heading3"/>
       </w:pPr>
       <w:r>
-        <w:t>The step I completed without help, and the hint I needed</w:t>
+        <w:t>My reasoning and evidence</w:t>
       </w:r>
     </w:p>
     <w:p>
@@ -406,50 +277,55 @@
       </w:r>
     </w:p>
     <w:p>
+      <w:r>
+        <w:t>________________________________________________________________</w:t>
+      </w:r>
+    </w:p>
+    <w:p>
+      <w:r>
+        <w:t>________________________________________________________________</w:t>
+      </w:r>
+    </w:p>
+    <w:p>
+      <w:r>
+        <w:t>________________________________________________________________</w:t>
+      </w:r>
+    </w:p>
+    <w:p>
       <w:pPr>
         <w:pStyle w:val="Heading1"/>
       </w:pPr>
       <w:r>
-        <w:t>03. Individual reasoning check</w:t>
-      </w:r>
-    </w:p>
-    <w:p>
-      <w:r>
-        <w:t>Check the proposed Capstone release review explanation against the supplied facts before discussing it.</w:t>
-      </w:r>
-    </w:p>
-    <w:p>
-      <w:pPr>
-        <w:spacing w:line="336" w:lineRule="auto" w:after="180"/>
-      </w:pPr>
-      <w:r>
-        <w:rPr>
-          <w:b w:val="0"/>
-        </w:rPr>
-        <w:t xml:space="preserve">Use the worked case for Capstone </w:t>
-      </w:r>
-      <w:r>
-        <w:rPr>
-          <w:b/>
-        </w:rPr>
-        <w:t>release review</w:t>
-      </w:r>
-      <w:r>
-        <w:rPr>
-          <w:b w:val="0"/>
-        </w:rPr>
-        <w:t>. Proposed explanation: “The worked result establishes every future case”. Decide whether this explanation is supported.</w:t>
-      </w:r>
-    </w:p>
-    <w:p>
-      <w:pPr>
-        <w:spacing w:line="336" w:lineRule="auto" w:after="180"/>
-      </w:pPr>
-      <w:r>
-        <w:rPr>
-          <w:b w:val="0"/>
-        </w:rPr>
-        <w:t>Point to the step or supplied fact that decides; explain your repair if needed.</w:t>
+        <w:t>06. W2 · Trace the calculation</w:t>
+      </w:r>
+    </w:p>
+    <w:p>
+      <w:r>
+        <w:t>Keep this task’s inputs,rule and response together.</w:t>
+      </w:r>
+    </w:p>
+    <w:p>
+      <w:pPr>
+        <w:pStyle w:val="Heading2"/>
+      </w:pPr>
+      <w:r>
+        <w:t>Complete task and evidence</w:t>
+      </w:r>
+    </w:p>
+    <w:p>
+      <w:pPr>
+        <w:pStyle w:val="ListBullet"/>
+      </w:pPr>
+      <w:r>
+        <w:t>Release review combines correctness, access, unauthorized-effect checks and compatible recovery under a declared candidate/version contract. Main r2 requires all access tests pass, no unauthorized effects, at least 90% ordinary pass rate and a compatible rollback rehearsal. Supplied 18/20 = 90% meets ordinary threshold; access/no-effects records pass, but rollback is not run, so not ready. Keep pass, fail, missing and not_run distinct. Separate picture p2 requires factual/access/deletion: first two pass, listed backup residual fails deletion, so blocked without majority voting. After a repair, current candidate evidence must support applicable gates; old p2 records cannot silently count for p3. New verification of all listed deletion locations and matching current pictured gate passes permits eligibility under that fictional set only. Preserve initial failure and each later decision. Constructed code evidence IDs/states are not real test executions or human approvals; no copies deleted or service deployed. Unknown stores remain outside listed-scope verification. Retain ownership, monitoring and recovery because approval cannot guarantee zero future faults.</w:t>
+      </w:r>
+    </w:p>
+    <w:p>
+      <w:pPr>
+        <w:pStyle w:val="ListBullet"/>
+      </w:pPr>
+      <w:r>
+        <w:t>Ordinary cases 18/20 pass; access all pass; no effects; rollback not tested. Show the intermediate steps and give the conclusion with its scope.</w:t>
       </w:r>
     </w:p>
     <w:p>
@@ -457,7 +333,7 @@
         <w:pStyle w:val="Heading3"/>
       </w:pPr>
       <w:r>
-        <w:t>My explanation before partner discussion</w:t>
+        <w:t>My reasoning and evidence</w:t>
       </w:r>
     </w:p>
     <w:p>
@@ -481,16 +357,55 @@
       </w:r>
     </w:p>
     <w:p>
+      <w:r>
+        <w:t>________________________________________________________________</w:t>
+      </w:r>
+    </w:p>
+    <w:p>
+      <w:r>
+        <w:t>________________________________________________________________</w:t>
+      </w:r>
+    </w:p>
+    <w:p>
+      <w:r>
+        <w:t>________________________________________________________________</w:t>
+      </w:r>
+    </w:p>
+    <w:p>
       <w:pPr>
         <w:pStyle w:val="Heading1"/>
       </w:pPr>
       <w:r>
-        <w:t>04. Independent transfer case</w:t>
-      </w:r>
-    </w:p>
-    <w:p>
-      <w:r>
-        <w:t>Write one first attempt at the reserved independent case before feedback. Repeated copies of that case refer to the same recorded attempt.</w:t>
+        <w:t>07. W3 · Repair a misconception</w:t>
+      </w:r>
+    </w:p>
+    <w:p>
+      <w:r>
+        <w:t>Keep this task’s inputs,rule and response together.</w:t>
+      </w:r>
+    </w:p>
+    <w:p>
+      <w:pPr>
+        <w:pStyle w:val="Heading2"/>
+      </w:pPr>
+      <w:r>
+        <w:t>Complete task and evidence</w:t>
+      </w:r>
+    </w:p>
+    <w:p>
+      <w:pPr>
+        <w:pStyle w:val="ListBullet"/>
+      </w:pPr>
+      <w:r>
+        <w:t>Release review combines correctness, access, unauthorized-effect checks and compatible recovery under a declared candidate/version contract. Main r2 requires all access tests pass, no unauthorized effects, at least 90% ordinary pass rate and a compatible rollback rehearsal. Supplied 18/20 = 90% meets ordinary threshold; access/no-effects records pass, but rollback is not run, so not ready. Keep pass, fail, missing and not_run distinct. Separate picture p2 requires factual/access/deletion: first two pass, listed backup residual fails deletion, so blocked without majority voting. After a repair, current candidate evidence must support applicable gates; old p2 records cannot silently count for p3. New verification of all listed deletion locations and matching current pictured gate passes permits eligibility under that fictional set only. Preserve initial failure and each later decision. Constructed code evidence IDs/states are not real test executions or human approvals; no copies deleted or service deployed. Unknown stores remain outside listed-scope verification. Retain ownership, monitoring and recovery because approval cannot guarantee zero future faults.</w:t>
+      </w:r>
+    </w:p>
+    <w:p>
+      <w:pPr>
+        <w:pStyle w:val="ListBullet"/>
+      </w:pPr>
+      <w:r>
+        <w:t>A report omits this qualification: Release readiness is scoped to the declared gates and environment; deployment still needs operational checks. Explain how omitting it could change a reader's interpretation, and write an accurate replacement.</w:t>
       </w:r>
     </w:p>
     <w:p>
@@ -498,17 +413,153 @@
         <w:pStyle w:val="Heading3"/>
       </w:pPr>
       <w:r>
+        <w:t>My reasoning and evidence</w:t>
+      </w:r>
+    </w:p>
+    <w:p>
+      <w:r>
+        <w:t>________________________________________________________________</w:t>
+      </w:r>
+    </w:p>
+    <w:p>
+      <w:r>
+        <w:t>________________________________________________________________</w:t>
+      </w:r>
+    </w:p>
+    <w:p>
+      <w:r>
+        <w:t>________________________________________________________________</w:t>
+      </w:r>
+    </w:p>
+    <w:p>
+      <w:r>
+        <w:t>________________________________________________________________</w:t>
+      </w:r>
+    </w:p>
+    <w:p>
+      <w:r>
+        <w:t>________________________________________________________________</w:t>
+      </w:r>
+    </w:p>
+    <w:p>
+      <w:r>
+        <w:t>________________________________________________________________</w:t>
+      </w:r>
+    </w:p>
+    <w:p>
+      <w:pPr>
+        <w:pStyle w:val="Heading1"/>
+      </w:pPr>
+      <w:r>
+        <w:t>09. W5 · Explain the limitation</w:t>
+      </w:r>
+    </w:p>
+    <w:p>
+      <w:r>
+        <w:t>Keep this task’s inputs,rule and response together.</w:t>
+      </w:r>
+    </w:p>
+    <w:p>
+      <w:pPr>
+        <w:pStyle w:val="Heading2"/>
+      </w:pPr>
+      <w:r>
+        <w:t>Complete task and evidence</w:t>
+      </w:r>
+    </w:p>
+    <w:p>
+      <w:pPr>
+        <w:pStyle w:val="ListBullet"/>
+      </w:pPr>
+      <w:r>
+        <w:t>Release review combines correctness, access, unauthorized-effect checks and compatible recovery under a declared candidate/version contract. Main r2 requires all access tests pass, no unauthorized effects, at least 90% ordinary pass rate and a compatible rollback rehearsal. Supplied 18/20 = 90% meets ordinary threshold; access/no-effects records pass, but rollback is not run, so not ready. Keep pass, fail, missing and not_run distinct. Separate picture p2 requires factual/access/deletion: first two pass, listed backup residual fails deletion, so blocked without majority voting. After a repair, current candidate evidence must support applicable gates; old p2 records cannot silently count for p3. New verification of all listed deletion locations and matching current pictured gate passes permits eligibility under that fictional set only. Preserve initial failure and each later decision. Constructed code evidence IDs/states are not real test executions or human approvals; no copies deleted or service deployed. Unknown stores remain outside listed-scope verification. Retain ownership, monitoring and recovery because approval cannot guarantee zero future faults.</w:t>
+      </w:r>
+    </w:p>
+    <w:p>
+      <w:pPr>
+        <w:pStyle w:val="ListBullet"/>
+      </w:pPr>
+      <w:r>
+        <w:t>For the worked scenario, propose one additional case that could reveal a failure, describe its expected outcome before running it, and explain what would need to remain fixed for a fair comparison. Do not reuse W4 as a new final test after receiving feedback.</w:t>
+      </w:r>
+    </w:p>
+    <w:p>
+      <w:pPr>
+        <w:pStyle w:val="Heading3"/>
+      </w:pPr>
+      <w:r>
+        <w:t>My reasoning and evidence</w:t>
+      </w:r>
+    </w:p>
+    <w:p>
+      <w:r>
+        <w:t>________________________________________________________________</w:t>
+      </w:r>
+    </w:p>
+    <w:p>
+      <w:r>
+        <w:t>________________________________________________________________</w:t>
+      </w:r>
+    </w:p>
+    <w:p>
+      <w:r>
+        <w:t>________________________________________________________________</w:t>
+      </w:r>
+    </w:p>
+    <w:p>
+      <w:r>
+        <w:t>________________________________________________________________</w:t>
+      </w:r>
+    </w:p>
+    <w:p>
+      <w:r>
+        <w:t>________________________________________________________________</w:t>
+      </w:r>
+    </w:p>
+    <w:p>
+      <w:r>
+        <w:t>________________________________________________________________</w:t>
+      </w:r>
+    </w:p>
+    <w:p>
+      <w:r>
+        <w:t>________________________________________________________________</w:t>
+      </w:r>
+    </w:p>
+    <w:p>
+      <w:pPr>
+        <w:pStyle w:val="Heading1"/>
+      </w:pPr>
+      <w:r>
+        <w:t>04. Try alone · Selected transfer</w:t>
+      </w:r>
+    </w:p>
+    <w:p>
+      <w:r>
+        <w:t>Keep this task’s inputs,rule and response together.</w:t>
+      </w:r>
+    </w:p>
+    <w:p>
+      <w:pPr>
+        <w:pStyle w:val="Heading2"/>
+      </w:pPr>
+      <w:r>
+        <w:t>Complete task and evidence</w:t>
+      </w:r>
+    </w:p>
+    <w:p>
+      <w:pPr>
+        <w:pStyle w:val="Heading3"/>
+      </w:pPr>
+      <w:r>
         <w:t>Independent case: Apply a new case independently</w:t>
       </w:r>
     </w:p>
     <w:p>
       <w:pPr>
-        <w:spacing w:line="336" w:lineRule="auto" w:after="180"/>
-      </w:pPr>
-      <w:r>
-        <w:rPr>
-          <w:b w:val="0"/>
-        </w:rPr>
+        <w:pStyle w:val="ListBullet"/>
+      </w:pPr>
+      <w:r>
         <w:t>Ordinary 27/30 pass; access 1/5 fails; rollback passes; no effects. Decide.</w:t>
       </w:r>
     </w:p>
@@ -557,12 +608,9 @@
     </w:p>
     <w:p>
       <w:pPr>
-        <w:spacing w:line="336" w:lineRule="auto" w:after="180"/>
-      </w:pPr>
-      <w:r>
-        <w:rPr>
-          <w:b w:val="0"/>
-        </w:rPr>
+        <w:pStyle w:val="ListBullet"/>
+      </w:pPr>
+      <w:r>
         <w:t>Attempt this case before feedback. Record any help. Earlier examples below are further practice; a case already practised with feedback cannot establish fresh transfer.</w:t>
       </w:r>
     </w:p>
@@ -571,59 +619,28 @@
         <w:pStyle w:val="Heading1"/>
       </w:pPr>
       <w:r>
-        <w:t>05. W1 Explain the mechanism</w:t>
-      </w:r>
-    </w:p>
-    <w:p>
-      <w:r>
-        <w:t>Explain the mechanism. Apply the supplied Capstone release review facts and keep your reasoning.</w:t>
-      </w:r>
-    </w:p>
-    <w:p>
-      <w:pPr>
-        <w:spacing w:line="336" w:lineRule="auto" w:after="180"/>
-      </w:pPr>
-      <w:r>
-        <w:rPr>
-          <w:b w:val="0"/>
-        </w:rPr>
-        <w:t xml:space="preserve">Explain the weekly </w:t>
-      </w:r>
-      <w:r>
-        <w:rPr>
-          <w:b/>
-        </w:rPr>
-        <w:t>mechanism</w:t>
-      </w:r>
-      <w:r>
-        <w:rPr>
-          <w:b w:val="0"/>
-        </w:rPr>
-        <w:t xml:space="preserve"> in your own words. Use the worked scenario to name its </w:t>
-      </w:r>
-      <w:r>
-        <w:rPr>
-          <w:b/>
-        </w:rPr>
-        <w:t>input</w:t>
-      </w:r>
-      <w:r>
-        <w:rPr>
-          <w:b w:val="0"/>
-        </w:rPr>
-        <w:t xml:space="preserve">, decision rule and </w:t>
-      </w:r>
-      <w:r>
-        <w:rPr>
-          <w:b/>
-        </w:rPr>
-        <w:t>output</w:t>
-      </w:r>
-      <w:r>
-        <w:rPr>
-          <w:b w:val="0"/>
-        </w:rPr>
-        <w:t>.</w:t>
+        <w:t>10. Project · Keep the service evidence</w:t>
+      </w:r>
+    </w:p>
+    <w:p>
+      <w:r>
+        <w:t>Preserve the contract, inputs, observed outcomes and limits.</w:t>
+      </w:r>
+    </w:p>
+    <w:p>
+      <w:pPr>
+        <w:pStyle w:val="Heading2"/>
+      </w:pPr>
+      <w:r>
+        <w:t>Complete task and evidence</w:t>
+      </w:r>
+    </w:p>
+    <w:p>
+      <w:pPr>
+        <w:pStyle w:val="ListBullet"/>
+      </w:pPr>
+      <w:r>
+        <w:t>For Grounded Learning Service, use this week’s independent task as a rehearsal for the final evidence pack: Ordinary 27/30 pass; access 1/5 fails; rollback passes; no effects. Decide. Keep actual observations separate from expected results, preserve failures, compare a baseline and explain the limits.</w:t>
       </w:r>
     </w:p>
     <w:p>
@@ -631,7 +648,7 @@
         <w:pStyle w:val="Heading3"/>
       </w:pPr>
       <w:r>
-        <w:t>My reasoning and evidence</w:t>
+        <w:t>My project change, supporting evidence and remaining limit</w:t>
       </w:r>
     </w:p>
     <w:p>
@@ -669,399 +686,20 @@
         <w:pStyle w:val="Heading1"/>
       </w:pPr>
       <w:r>
-        <w:t>06. W2 Trace the worked case</w:t>
-      </w:r>
-    </w:p>
-    <w:p>
-      <w:r>
-        <w:t>Trace the worked case. Apply the supplied Capstone release review facts and keep your reasoning.</w:t>
-      </w:r>
-    </w:p>
-    <w:p>
-      <w:pPr>
-        <w:spacing w:line="336" w:lineRule="auto" w:after="180"/>
-      </w:pPr>
-      <w:r>
-        <w:rPr>
-          <w:b w:val="0"/>
-        </w:rPr>
-        <w:t>Ordinary cases 18/20 pass; access all pass; no effects; rollback not tested. Show the intermediate steps and give the conclusion with its scope.</w:t>
-      </w:r>
-    </w:p>
-    <w:p>
-      <w:pPr>
-        <w:pStyle w:val="Heading3"/>
-      </w:pPr>
-      <w:r>
-        <w:t>My reasoning and evidence</w:t>
-      </w:r>
-    </w:p>
-    <w:p>
-      <w:r>
-        <w:t>________________________________________________________________</w:t>
-      </w:r>
-    </w:p>
-    <w:p>
-      <w:r>
-        <w:t>________________________________________________________________</w:t>
-      </w:r>
-    </w:p>
-    <w:p>
-      <w:r>
-        <w:t>________________________________________________________________</w:t>
-      </w:r>
-    </w:p>
-    <w:p>
-      <w:r>
-        <w:t>________________________________________________________________</w:t>
-      </w:r>
-    </w:p>
-    <w:p>
-      <w:r>
-        <w:t>________________________________________________________________</w:t>
-      </w:r>
-    </w:p>
-    <w:p>
-      <w:r>
-        <w:t>________________________________________________________________</w:t>
-      </w:r>
-    </w:p>
-    <w:p>
-      <w:r>
-        <w:t>________________________________________________________________</w:t>
-      </w:r>
-    </w:p>
-    <w:p>
-      <w:pPr>
-        <w:pStyle w:val="Heading1"/>
-      </w:pPr>
-      <w:r>
-        <w:t>07. W3 Audit the limit</w:t>
-      </w:r>
-    </w:p>
-    <w:p>
-      <w:r>
-        <w:t>Audit the limit. Apply the supplied Capstone release review facts and keep your reasoning.</w:t>
-      </w:r>
-    </w:p>
-    <w:p>
-      <w:pPr>
-        <w:spacing w:line="336" w:lineRule="auto" w:after="180"/>
-      </w:pPr>
-      <w:r>
-        <w:rPr>
-          <w:b w:val="0"/>
-        </w:rPr>
-        <w:t>A report omits this qualification: Release readiness is scoped to the declared gates and environment; deployment still needs operational checks.</w:t>
-      </w:r>
-    </w:p>
-    <w:p>
-      <w:pPr>
-        <w:spacing w:line="336" w:lineRule="auto" w:after="180"/>
-      </w:pPr>
-      <w:r>
-        <w:rPr>
-          <w:b w:val="0"/>
-        </w:rPr>
-        <w:t>Explain how omitting it could change a reader's interpretation, and write an accurate replacement.</w:t>
-      </w:r>
-    </w:p>
-    <w:p>
-      <w:pPr>
-        <w:pStyle w:val="Heading3"/>
-      </w:pPr>
-      <w:r>
-        <w:t>My reasoning and evidence</w:t>
-      </w:r>
-    </w:p>
-    <w:p>
-      <w:r>
-        <w:t>________________________________________________________________</w:t>
-      </w:r>
-    </w:p>
-    <w:p>
-      <w:r>
-        <w:t>________________________________________________________________</w:t>
-      </w:r>
-    </w:p>
-    <w:p>
-      <w:r>
-        <w:t>________________________________________________________________</w:t>
-      </w:r>
-    </w:p>
-    <w:p>
-      <w:r>
-        <w:t>________________________________________________________________</w:t>
-      </w:r>
-    </w:p>
-    <w:p>
-      <w:r>
-        <w:t>________________________________________________________________</w:t>
-      </w:r>
-    </w:p>
-    <w:p>
-      <w:r>
-        <w:t>________________________________________________________________</w:t>
-      </w:r>
-    </w:p>
-    <w:p>
-      <w:pPr>
-        <w:pStyle w:val="Heading1"/>
-      </w:pPr>
-      <w:r>
-        <w:t>08. W4 Apply a new case independently</w:t>
-      </w:r>
-    </w:p>
-    <w:p>
-      <w:r>
-        <w:t>Attempt before feedback. If this repeats the selected independent case, reuse that first attempt; otherwise keep a separate record. Apply a new case independently. Apply the supplied Capstone release review facts and keep your reasoning.</w:t>
-      </w:r>
-    </w:p>
-    <w:p>
-      <w:pPr>
-        <w:spacing w:line="336" w:lineRule="auto" w:after="180"/>
-      </w:pPr>
-      <w:r>
-        <w:rPr>
-          <w:b w:val="0"/>
-        </w:rPr>
-        <w:t>Ordinary 27/30 pass; access 1/5 fails; rollback passes; no effects. Decide.</w:t>
-      </w:r>
-    </w:p>
-    <w:p>
-      <w:pPr>
-        <w:pStyle w:val="Heading3"/>
-      </w:pPr>
-      <w:r>
-        <w:t>My reasoning and evidence</w:t>
-      </w:r>
-    </w:p>
-    <w:p>
-      <w:r>
-        <w:t>________________________________________________________________</w:t>
-      </w:r>
-    </w:p>
-    <w:p>
-      <w:r>
-        <w:t>________________________________________________________________</w:t>
-      </w:r>
-    </w:p>
-    <w:p>
-      <w:r>
-        <w:t>________________________________________________________________</w:t>
-      </w:r>
-    </w:p>
-    <w:p>
-      <w:r>
-        <w:t>________________________________________________________________</w:t>
-      </w:r>
-    </w:p>
-    <w:p>
-      <w:r>
-        <w:t>________________________________________________________________</w:t>
-      </w:r>
-    </w:p>
-    <w:p>
-      <w:r>
-        <w:t>________________________________________________________________</w:t>
-      </w:r>
-    </w:p>
-    <w:p>
-      <w:r>
-        <w:t>________________________________________________________________</w:t>
-      </w:r>
-    </w:p>
-    <w:p>
-      <w:r>
-        <w:t>________________________________________________________________</w:t>
-      </w:r>
-    </w:p>
-    <w:p>
-      <w:pPr>
-        <w:pStyle w:val="Heading1"/>
-      </w:pPr>
-      <w:r>
-        <w:t>09. W5 Design a revealing follow-up</w:t>
-      </w:r>
-    </w:p>
-    <w:p>
-      <w:r>
-        <w:t>Design a revealing follow-up. Apply the supplied Capstone release review facts and keep your reasoning.</w:t>
-      </w:r>
-    </w:p>
-    <w:p>
-      <w:pPr>
-        <w:spacing w:line="336" w:lineRule="auto" w:after="180"/>
-      </w:pPr>
-      <w:r>
-        <w:rPr>
-          <w:b w:val="0"/>
-        </w:rPr>
-        <w:t>For the worked scenario, propose one additional case that could reveal a failure, describe its expected outcome before running it, and explain what would need to remain fixed for a fair comparison.</w:t>
-      </w:r>
-    </w:p>
-    <w:p>
-      <w:pPr>
-        <w:spacing w:line="336" w:lineRule="auto" w:after="180"/>
-      </w:pPr>
-      <w:r>
-        <w:rPr>
-          <w:b w:val="0"/>
-        </w:rPr>
-        <w:t>Do not reuse W4 as a new final test after receiving feedback.</w:t>
-      </w:r>
-    </w:p>
-    <w:p>
-      <w:pPr>
-        <w:pStyle w:val="Heading3"/>
-      </w:pPr>
-      <w:r>
-        <w:t>My reasoning and evidence</w:t>
-      </w:r>
-    </w:p>
-    <w:p>
-      <w:r>
-        <w:t>________________________________________________________________</w:t>
-      </w:r>
-    </w:p>
-    <w:p>
-      <w:r>
-        <w:t>________________________________________________________________</w:t>
-      </w:r>
-    </w:p>
-    <w:p>
-      <w:r>
-        <w:t>________________________________________________________________</w:t>
-      </w:r>
-    </w:p>
-    <w:p>
-      <w:r>
-        <w:t>________________________________________________________________</w:t>
-      </w:r>
-    </w:p>
-    <w:p>
-      <w:r>
-        <w:t>________________________________________________________________</w:t>
-      </w:r>
-    </w:p>
-    <w:p>
-      <w:r>
-        <w:t>________________________________________________________________</w:t>
-      </w:r>
-    </w:p>
-    <w:p>
-      <w:r>
-        <w:t>________________________________________________________________</w:t>
-      </w:r>
-    </w:p>
-    <w:p>
-      <w:pPr>
-        <w:pStyle w:val="Heading1"/>
-      </w:pPr>
-      <w:r>
-        <w:t>10. Project checkpoint and reflection</w:t>
-      </w:r>
-    </w:p>
-    <w:p>
-      <w:r>
-        <w:t>Connect Capstone release review to Grounded Learning Service, identify a limit and choose the next useful test.</w:t>
-      </w:r>
-    </w:p>
-    <w:p>
-      <w:pPr>
-        <w:spacing w:line="336" w:lineRule="auto" w:after="180"/>
-      </w:pPr>
-      <w:r>
-        <w:rPr>
-          <w:b w:val="0"/>
-        </w:rPr>
-        <w:t xml:space="preserve">For Grounded Learning Service, use this week’s independent task as a rehearsal for the final </w:t>
-      </w:r>
-      <w:r>
-        <w:rPr>
-          <w:b/>
-        </w:rPr>
-        <w:t>evidence</w:t>
-      </w:r>
-      <w:r>
-        <w:rPr>
-          <w:b w:val="0"/>
-        </w:rPr>
-        <w:t xml:space="preserve"> pack: Ordinary 27/30 pass; access 1/5 fails; rollback passes; no effects. Decide.</w:t>
-      </w:r>
-    </w:p>
-    <w:p>
-      <w:pPr>
-        <w:spacing w:line="336" w:lineRule="auto" w:after="180"/>
-      </w:pPr>
-      <w:r>
-        <w:rPr>
-          <w:b w:val="0"/>
-        </w:rPr>
-        <w:t xml:space="preserve">Keep actual </w:t>
-      </w:r>
-      <w:r>
-        <w:rPr>
-          <w:b/>
-        </w:rPr>
-        <w:t>observation</w:t>
-      </w:r>
-      <w:r>
-        <w:rPr>
-          <w:b w:val="0"/>
-        </w:rPr>
-        <w:t>s separate from expected results, preserve failures, compare a baseline and explain the limits.</w:t>
-      </w:r>
-    </w:p>
-    <w:p>
-      <w:pPr>
-        <w:pStyle w:val="Heading3"/>
-      </w:pPr>
-      <w:r>
-        <w:t>My project change, supporting evidence and remaining limit</w:t>
-      </w:r>
-    </w:p>
-    <w:p>
-      <w:r>
-        <w:t>________________________________________________________________</w:t>
-      </w:r>
-    </w:p>
-    <w:p>
-      <w:r>
-        <w:t>________________________________________________________________</w:t>
-      </w:r>
-    </w:p>
-    <w:p>
-      <w:r>
-        <w:t>________________________________________________________________</w:t>
-      </w:r>
-    </w:p>
-    <w:p>
-      <w:r>
-        <w:t>________________________________________________________________</w:t>
-      </w:r>
-    </w:p>
-    <w:p>
-      <w:r>
-        <w:t>________________________________________________________________</w:t>
-      </w:r>
-    </w:p>
-    <w:p>
-      <w:r>
-        <w:t>________________________________________________________________</w:t>
-      </w:r>
-    </w:p>
-    <w:p>
-      <w:pPr>
-        <w:pStyle w:val="Heading1"/>
-      </w:pPr>
-      <w:r>
-        <w:t>11. Feedback, return check and learning record</w:t>
-      </w:r>
-    </w:p>
-    <w:p>
-      <w:r>
-        <w:t>Record the first repaired step and a different case to revisit after a delay.</w:t>
+        <w:t>11. Feedback · Repair and return</w:t>
+      </w:r>
+    </w:p>
+    <w:p>
+      <w:r>
+        <w:t>Keep this task’s inputs,rule and response together.</w:t>
+      </w:r>
+    </w:p>
+    <w:p>
+      <w:pPr>
+        <w:pStyle w:val="Heading2"/>
+      </w:pPr>
+      <w:r>
+        <w:t>Complete task and evidence</w:t>
       </w:r>
     </w:p>
     <w:tbl>
@@ -1202,12 +840,9 @@
     </w:tbl>
     <w:p>
       <w:pPr>
-        <w:spacing w:line="336" w:lineRule="auto" w:after="180"/>
-      </w:pPr>
-      <w:r>
-        <w:rPr>
-          <w:b w:val="0"/>
-        </w:rPr>
+        <w:pStyle w:val="ListBullet"/>
+      </w:pPr>
+      <w:r>
         <w:t>Revisit this idea with your teacher after a delay. Familiarity is different from explaining and using it on a changed case.</w:t>
       </w:r>
     </w:p>
@@ -1216,33 +851,321 @@
         <w:pStyle w:val="Heading1"/>
       </w:pPr>
       <w:r>
-        <w:t>12. Pictorial case practice: Capstone release review</w:t>
-      </w:r>
-    </w:p>
-    <w:p>
-      <w:r>
-        <w:t>Review every mandatory gate. A capstone release needs factual, access and deletion gates to pass. Explain the labelled step before checking the changed condition.</w:t>
-      </w:r>
-    </w:p>
-    <w:p>
-      <w:pPr>
-        <w:spacing w:line="336" w:lineRule="auto" w:after="180"/>
-      </w:pPr>
-      <w:r>
-        <w:rPr>
-          <w:b w:val="0"/>
-        </w:rPr>
+        <w:t>Reference bank and extra practice</w:t>
+      </w:r>
+    </w:p>
+    <w:p>
+      <w:pPr>
+        <w:pStyle w:val="Heading1"/>
+      </w:pPr>
+      <w:r>
+        <w:t>02. Reference · Supported W2 record</w:t>
+      </w:r>
+    </w:p>
+    <w:p>
+      <w:r>
+        <w:t>Keep this task’s inputs,rule and response together.</w:t>
+      </w:r>
+    </w:p>
+    <w:p>
+      <w:pPr>
+        <w:pStyle w:val="Heading2"/>
+      </w:pPr>
+      <w:r>
+        <w:t>Complete task and evidence</w:t>
+      </w:r>
+    </w:p>
+    <w:p>
+      <w:pPr>
+        <w:pStyle w:val="ListBullet"/>
+      </w:pPr>
+      <w:r>
+        <w:t>Use W2: Trace the worked case for Capstone release review. Record the answer once; the lesson and workbook refer to the same attempt.</w:t>
+      </w:r>
+    </w:p>
+    <w:tbl>
+      <w:tblPr>
+        <w:tblStyle w:val="LightShading-Accent1"/>
+        <w:tblW w:type="auto" w:w="0"/>
+        <w:tblLook w:firstColumn="1" w:firstRow="1" w:lastColumn="0" w:lastRow="0" w:noHBand="0" w:noVBand="1" w:val="04A0"/>
+      </w:tblPr>
+      <w:tblGrid>
+        <w:gridCol w:w="2556"/>
+        <w:gridCol w:w="2556"/>
+        <w:gridCol w:w="2556"/>
+        <w:gridCol w:w="2556"/>
+      </w:tblGrid>
+      <w:tr>
+        <w:trPr>
+          <w:tblHeader/>
+        </w:trPr>
+        <w:tc>
+          <w:tcPr>
+            <w:tcW w:type="dxa" w:w="2556"/>
+          </w:tcPr>
+          <w:p>
+            <w:r>
+              <w:t>Given inputs</w:t>
+            </w:r>
+          </w:p>
+        </w:tc>
+        <w:tc>
+          <w:tcPr>
+            <w:tcW w:type="dxa" w:w="2556"/>
+          </w:tcPr>
+          <w:p>
+            <w:r>
+              <w:t>Procedure I chose</w:t>
+            </w:r>
+          </w:p>
+        </w:tc>
+        <w:tc>
+          <w:tcPr>
+            <w:tcW w:type="dxa" w:w="2556"/>
+          </w:tcPr>
+          <w:p>
+            <w:r>
+              <w:t>Middle steps</w:t>
+            </w:r>
+          </w:p>
+        </w:tc>
+        <w:tc>
+          <w:tcPr>
+            <w:tcW w:type="dxa" w:w="2556"/>
+          </w:tcPr>
+          <w:p>
+            <w:r>
+              <w:t>Result and check</w:t>
+            </w:r>
+          </w:p>
+        </w:tc>
+      </w:tr>
+      <w:tr>
+        <w:tc>
+          <w:tcPr>
+            <w:tcW w:type="dxa" w:w="2556"/>
+          </w:tcPr>
+          <w:p>
+            <w:r/>
+          </w:p>
+        </w:tc>
+        <w:tc>
+          <w:tcPr>
+            <w:tcW w:type="dxa" w:w="2556"/>
+          </w:tcPr>
+          <w:p>
+            <w:r/>
+          </w:p>
+        </w:tc>
+        <w:tc>
+          <w:tcPr>
+            <w:tcW w:type="dxa" w:w="2556"/>
+          </w:tcPr>
+          <w:p>
+            <w:r/>
+          </w:p>
+        </w:tc>
+        <w:tc>
+          <w:tcPr>
+            <w:tcW w:type="dxa" w:w="2556"/>
+          </w:tcPr>
+          <w:p>
+            <w:r/>
+          </w:p>
+        </w:tc>
+      </w:tr>
+    </w:tbl>
+    <w:p>
+      <w:pPr>
+        <w:pStyle w:val="Heading3"/>
+      </w:pPr>
+      <w:r>
+        <w:t>The step I completed without help, and the hint I needed</w:t>
+      </w:r>
+    </w:p>
+    <w:p>
+      <w:r>
+        <w:t>________________________________________________________________</w:t>
+      </w:r>
+    </w:p>
+    <w:p>
+      <w:r>
+        <w:t>________________________________________________________________</w:t>
+      </w:r>
+    </w:p>
+    <w:p>
+      <w:r>
+        <w:t>________________________________________________________________</w:t>
+      </w:r>
+    </w:p>
+    <w:p>
+      <w:pPr>
+        <w:pStyle w:val="Heading1"/>
+      </w:pPr>
+      <w:r>
+        <w:t>03. Extra practice · Individual reasoning check</w:t>
+      </w:r>
+    </w:p>
+    <w:p>
+      <w:r>
+        <w:t>Keep this task’s inputs,rule and response together.</w:t>
+      </w:r>
+    </w:p>
+    <w:p>
+      <w:pPr>
+        <w:pStyle w:val="Heading2"/>
+      </w:pPr>
+      <w:r>
+        <w:t>Complete task and evidence</w:t>
+      </w:r>
+    </w:p>
+    <w:p>
+      <w:pPr>
+        <w:pStyle w:val="ListBullet"/>
+      </w:pPr>
+      <w:r>
+        <w:t>Use the worked case for Capstone release review. Proposed explanation: “The worked result establishes every future case”. Decide whether this explanation is supported. Point to the step or supplied fact that decides; explain your repair if needed.</w:t>
+      </w:r>
+    </w:p>
+    <w:p>
+      <w:pPr>
+        <w:pStyle w:val="Heading3"/>
+      </w:pPr>
+      <w:r>
+        <w:t>My explanation before partner discussion</w:t>
+      </w:r>
+    </w:p>
+    <w:p>
+      <w:r>
+        <w:t>________________________________________________________________</w:t>
+      </w:r>
+    </w:p>
+    <w:p>
+      <w:r>
+        <w:t>________________________________________________________________</w:t>
+      </w:r>
+    </w:p>
+    <w:p>
+      <w:r>
+        <w:t>________________________________________________________________</w:t>
+      </w:r>
+    </w:p>
+    <w:p>
+      <w:r>
+        <w:t>________________________________________________________________</w:t>
+      </w:r>
+    </w:p>
+    <w:p>
+      <w:pPr>
+        <w:pStyle w:val="Heading1"/>
+      </w:pPr>
+      <w:r>
+        <w:t>08. Reference · Earlier W4 response copy</w:t>
+      </w:r>
+    </w:p>
+    <w:p>
+      <w:r>
+        <w:t>Keep this task’s inputs,rule and response together.</w:t>
+      </w:r>
+    </w:p>
+    <w:p>
+      <w:pPr>
+        <w:pStyle w:val="Heading2"/>
+      </w:pPr>
+      <w:r>
+        <w:t>Complete task and evidence</w:t>
+      </w:r>
+    </w:p>
+    <w:p>
+      <w:pPr>
+        <w:pStyle w:val="ListBullet"/>
+      </w:pPr>
+      <w:r>
+        <w:t>Ordinary 27/30 pass; access 1/5 fails; rollback passes; no effects. Decide.</w:t>
+      </w:r>
+    </w:p>
+    <w:p>
+      <w:pPr>
+        <w:pStyle w:val="Heading3"/>
+      </w:pPr>
+      <w:r>
+        <w:t>My reasoning and evidence</w:t>
+      </w:r>
+    </w:p>
+    <w:p>
+      <w:r>
+        <w:t>________________________________________________________________</w:t>
+      </w:r>
+    </w:p>
+    <w:p>
+      <w:r>
+        <w:t>________________________________________________________________</w:t>
+      </w:r>
+    </w:p>
+    <w:p>
+      <w:r>
+        <w:t>________________________________________________________________</w:t>
+      </w:r>
+    </w:p>
+    <w:p>
+      <w:r>
+        <w:t>________________________________________________________________</w:t>
+      </w:r>
+    </w:p>
+    <w:p>
+      <w:r>
+        <w:t>________________________________________________________________</w:t>
+      </w:r>
+    </w:p>
+    <w:p>
+      <w:r>
+        <w:t>________________________________________________________________</w:t>
+      </w:r>
+    </w:p>
+    <w:p>
+      <w:r>
+        <w:t>________________________________________________________________</w:t>
+      </w:r>
+    </w:p>
+    <w:p>
+      <w:r>
+        <w:t>________________________________________________________________</w:t>
+      </w:r>
+    </w:p>
+    <w:p>
+      <w:pPr>
+        <w:pStyle w:val="Heading1"/>
+      </w:pPr>
+      <w:r>
+        <w:t>12. Extra practice · Pictured case</w:t>
+      </w:r>
+    </w:p>
+    <w:p>
+      <w:r>
+        <w:t>Keep this task’s inputs,rule and response together.</w:t>
+      </w:r>
+    </w:p>
+    <w:p>
+      <w:pPr>
+        <w:pStyle w:val="Heading2"/>
+      </w:pPr>
+      <w:r>
+        <w:t>Complete task and evidence</w:t>
+      </w:r>
+    </w:p>
+    <w:p>
+      <w:pPr>
+        <w:pStyle w:val="ListBullet"/>
+      </w:pPr>
+      <w:r>
         <w:t>Review every mandatory gate. A capstone release needs factual, access and deletion gates to pass.</w:t>
       </w:r>
     </w:p>
     <w:p>
       <w:pPr>
-        <w:spacing w:line="336" w:lineRule="auto" w:after="180"/>
-      </w:pPr>
-      <w:r>
-        <w:rPr>
-          <w:b w:val="0"/>
-        </w:rPr>
+        <w:pStyle w:val="ListBullet"/>
+      </w:pPr>
+      <w:r>
         <w:t>Factual and access checks pass. Deletion fails because a listed backup remains. All three gates are mandatory.</w:t>
       </w:r>
     </w:p>
@@ -1284,26 +1207,10 @@
     </w:p>
     <w:p>
       <w:pPr>
-        <w:spacing w:line="336" w:lineRule="auto" w:after="180"/>
-        <w:shd w:fill="F5F1FB"/>
-      </w:pPr>
-      <w:r>
-        <w:rPr>
-          <w:b w:val="0"/>
-        </w:rPr>
-        <w:t xml:space="preserve">Apply the three mandatory release gates to the recorded results. Why do two passes not outweigh the deletion failure, and what </w:t>
-      </w:r>
-      <w:r>
-        <w:rPr>
-          <w:b/>
-        </w:rPr>
-        <w:t>evidence</w:t>
-      </w:r>
-      <w:r>
-        <w:rPr>
-          <w:b w:val="0"/>
-        </w:rPr>
-        <w:t xml:space="preserve"> must follow its repair?</w:t>
+        <w:pStyle w:val="ListBullet"/>
+      </w:pPr>
+      <w:r>
+        <w:t>Apply the three mandatory release gates to the recorded results. Why do two passes not outweigh the deletion failure, and what evidence must follow its repair?</w:t>
       </w:r>
     </w:p>
     <w:p>
@@ -1346,57 +1253,18 @@
     </w:p>
     <w:p>
       <w:pPr>
-        <w:pStyle w:val="Heading3"/>
-      </w:pPr>
-      <w:r>
-        <w:t>Record the help used</w:t>
-      </w:r>
-    </w:p>
-    <w:p>
-      <w:pPr>
-        <w:spacing w:line="336" w:lineRule="auto" w:after="180"/>
-        <w:shd w:fill="F1F6F8"/>
-      </w:pPr>
-      <w:r>
-        <w:rPr>
-          <w:b w:val="0"/>
-        </w:rPr>
-        <w:t xml:space="preserve">Support used: alone / hint / worked example. This record is practice </w:t>
-      </w:r>
-      <w:r>
-        <w:rPr>
-          <w:b/>
-        </w:rPr>
-        <w:t>evidence</w:t>
-      </w:r>
-      <w:r>
-        <w:rPr>
-          <w:b w:val="0"/>
-        </w:rPr>
-        <w:t>.</w:t>
-      </w:r>
-    </w:p>
-    <w:p>
-      <w:pPr>
-        <w:spacing w:line="336" w:lineRule="auto" w:after="180"/>
-      </w:pPr>
-      <w:r>
-        <w:rPr>
-          <w:b w:val="0"/>
-        </w:rPr>
-        <w:t xml:space="preserve">Project connection: For the Grounded Learning Service, retain an annotated trace and the changed-case result. Name the contract or </w:t>
-      </w:r>
-      <w:r>
-        <w:rPr>
-          <w:b/>
-        </w:rPr>
-        <w:t>evidence</w:t>
-      </w:r>
-      <w:r>
-        <w:rPr>
-          <w:b w:val="0"/>
-        </w:rPr>
-        <w:t xml:space="preserve"> that makes the deciding step valid, so another team can review it.</w:t>
+        <w:pStyle w:val="ListBullet"/>
+      </w:pPr>
+      <w:r>
+        <w:t>Support used: alone / hint / worked example. This record is practice evidence.</w:t>
+      </w:r>
+    </w:p>
+    <w:p>
+      <w:pPr>
+        <w:pStyle w:val="ListBullet"/>
+      </w:pPr>
+      <w:r>
+        <w:t>Project connection: For the Grounded Learning Service, retain an annotated trace and the changed-case result. Name the contract or evidence that makes the deciding step valid, so another team can review it.</w:t>
       </w:r>
     </w:p>
     <w:p>
@@ -1404,69 +1272,44 @@
         <w:pStyle w:val="Heading1"/>
       </w:pPr>
       <w:r>
-        <w:t>13. Project portfolio milestone</w:t>
-      </w:r>
-    </w:p>
-    <w:p>
-      <w:r>
-        <w:t>Keep this week’s input, deciding step, result and limit together in the Grounded Learning Service record.</w:t>
-      </w:r>
-    </w:p>
-    <w:p>
-      <w:pPr>
-        <w:spacing w:line="336" w:lineRule="auto" w:after="180"/>
-      </w:pPr>
-      <w:r>
-        <w:rPr>
-          <w:b w:val="0"/>
-        </w:rPr>
+        <w:t>13. Reference · Project milestone</w:t>
+      </w:r>
+    </w:p>
+    <w:p>
+      <w:r>
+        <w:t>Keep this task’s inputs,rule and response together.</w:t>
+      </w:r>
+    </w:p>
+    <w:p>
+      <w:pPr>
+        <w:pStyle w:val="Heading2"/>
+      </w:pPr>
+      <w:r>
+        <w:t>Complete task and evidence</w:t>
+      </w:r>
+    </w:p>
+    <w:p>
+      <w:pPr>
+        <w:pStyle w:val="ListBullet"/>
+      </w:pPr>
+      <w:r>
         <w:t>Project: Grounded Learning Service</w:t>
       </w:r>
     </w:p>
     <w:p>
       <w:pPr>
-        <w:spacing w:line="336" w:lineRule="auto" w:after="180"/>
-      </w:pPr>
-      <w:r>
-        <w:rPr>
-          <w:b w:val="0"/>
-        </w:rPr>
-        <w:t xml:space="preserve">Current milestone: Present and defend. Demonstrate the system, explain one failure and justify the next improvement with </w:t>
-      </w:r>
-      <w:r>
-        <w:rPr>
-          <w:b/>
-        </w:rPr>
-        <w:t>evidence</w:t>
-      </w:r>
-      <w:r>
-        <w:rPr>
-          <w:b w:val="0"/>
-        </w:rPr>
-        <w:t>.</w:t>
-      </w:r>
-    </w:p>
-    <w:p>
-      <w:pPr>
-        <w:spacing w:line="336" w:lineRule="auto" w:after="180"/>
-      </w:pPr>
-      <w:r>
-        <w:rPr>
-          <w:b w:val="0"/>
-        </w:rPr>
-        <w:t xml:space="preserve">For the Grounded Learning Service, retain an annotated trace and the changed-case result. Name the contract or </w:t>
-      </w:r>
-      <w:r>
-        <w:rPr>
-          <w:b/>
-        </w:rPr>
-        <w:t>evidence</w:t>
-      </w:r>
-      <w:r>
-        <w:rPr>
-          <w:b w:val="0"/>
-        </w:rPr>
-        <w:t xml:space="preserve"> that makes the deciding step valid, so another team can review it.</w:t>
+        <w:pStyle w:val="ListBullet"/>
+      </w:pPr>
+      <w:r>
+        <w:t>Current milestone: Present and defend. Demonstrate the system, explain one failure and justify the next improvement with evidence.</w:t>
+      </w:r>
+    </w:p>
+    <w:p>
+      <w:pPr>
+        <w:pStyle w:val="ListBullet"/>
+      </w:pPr>
+      <w:r>
+        <w:t>For the Grounded Learning Service, retain an annotated trace and the changed-case result. Name the contract or evidence that makes the deciding step valid, so another team can review it.</w:t>
       </w:r>
     </w:p>
     <w:tbl>
@@ -1623,12 +1466,492 @@
         <w:pStyle w:val="Heading1"/>
       </w:pPr>
       <w:r>
-        <w:t>14. Supported practice and learning evidence</w:t>
-      </w:r>
-    </w:p>
-    <w:p>
-      <w:r>
-        <w:t>Try the supported questions before comparing with hints and feedback. Record what you repaired and the evidence you retained.</w:t>
+        <w:t>14. Extra practice · Predict,check and repair</w:t>
+      </w:r>
+    </w:p>
+    <w:p>
+      <w:r>
+        <w:t>Keep supported feedback separate from the independent case.</w:t>
+      </w:r>
+    </w:p>
+    <w:p>
+      <w:pPr>
+        <w:pStyle w:val="Heading2"/>
+      </w:pPr>
+      <w:r>
+        <w:t>First supported question and optional hint</w:t>
+      </w:r>
+    </w:p>
+    <w:p>
+      <w:pPr>
+        <w:pStyle w:val="ListBullet"/>
+      </w:pPr>
+      <w:r>
+        <w:t>Review every mandatory gate. A capstone release needs factual, access and deletion gates to pass.</w:t>
+      </w:r>
+    </w:p>
+    <w:p>
+      <w:pPr>
+        <w:pStyle w:val="Heading3"/>
+      </w:pPr>
+      <w:r>
+        <w:t>Practice 1: explain the deciding evidence</w:t>
+      </w:r>
+    </w:p>
+    <w:p>
+      <w:pPr>
+        <w:pStyle w:val="ListBullet"/>
+      </w:pPr>
+      <w:r>
+        <w:t>Which labelled step matches this detail? Remove the listed copy and verify it before a fresh review.</w:t>
+      </w:r>
+    </w:p>
+    <w:p>
+      <w:pPr>
+        <w:pStyle w:val="ListBullet"/>
+      </w:pPr>
+      <w:r>
+        <w:t>1. List evidence</w:t>
+      </w:r>
+    </w:p>
+    <w:p>
+      <w:pPr>
+        <w:pStyle w:val="ListBullet"/>
+      </w:pPr>
+      <w:r>
+        <w:t>2. Specify repair</w:t>
+      </w:r>
+    </w:p>
+    <w:p>
+      <w:pPr>
+        <w:pStyle w:val="ListBullet"/>
+      </w:pPr>
+      <w:r>
+        <w:t>3. Apply decision rule</w:t>
+      </w:r>
+    </w:p>
+    <w:p>
+      <w:pPr>
+        <w:pStyle w:val="Heading3"/>
+      </w:pPr>
+      <w:r>
+        <w:t>My selected conclusion, deciding fact and explanation</w:t>
+      </w:r>
+    </w:p>
+    <w:p>
+      <w:r>
+        <w:t>________________________________________________________________</w:t>
+      </w:r>
+    </w:p>
+    <w:p>
+      <w:r>
+        <w:t>________________________________________________________________</w:t>
+      </w:r>
+    </w:p>
+    <w:p>
+      <w:r>
+        <w:t>________________________________________________________________</w:t>
+      </w:r>
+    </w:p>
+    <w:p>
+      <w:r>
+        <w:t>________________________________________________________________</w:t>
+      </w:r>
+    </w:p>
+    <w:p>
+      <w:r>
+        <w:t>________________________________________________________________</w:t>
+      </w:r>
+    </w:p>
+    <w:p>
+      <w:pPr>
+        <w:pStyle w:val="ListBullet"/>
+      </w:pPr>
+      <w:r>
+        <w:t>Hint if needed: Read the steps in the pictorial case. Match the supplied detail to the stage that performs or records it.</w:t>
+      </w:r>
+    </w:p>
+    <w:p>
+      <w:pPr>
+        <w:pStyle w:val="Heading2"/>
+      </w:pPr>
+      <w:r>
+        <w:t>Check after the first attempt · reference / check after trying</w:t>
+      </w:r>
+    </w:p>
+    <w:p>
+      <w:pPr>
+        <w:spacing w:line="336" w:lineRule="auto" w:after="180"/>
+      </w:pPr>
+      <w:r>
+        <w:rPr>
+          <w:b w:val="0"/>
+        </w:rPr>
+        <w:t xml:space="preserve">After your attempt, compare with the supported explanation: Specify repair Remove the listed copy and verify it before a fresh review. </w:t>
+      </w:r>
+      <w:r>
+        <w:rPr>
+          <w:b/>
+        </w:rPr>
+        <w:t>Release review</w:t>
+      </w:r>
+      <w:r>
+        <w:rPr>
+          <w:b w:val="0"/>
+        </w:rPr>
+        <w:t xml:space="preserve"> applies explicit conditions to a specific candidate version.</w:t>
+      </w:r>
+    </w:p>
+    <w:p>
+      <w:pPr>
+        <w:spacing w:line="336" w:lineRule="auto" w:after="180"/>
+      </w:pPr>
+      <w:r>
+        <w:rPr>
+          <w:b w:val="0"/>
+        </w:rPr>
+        <w:t xml:space="preserve">Completed coding is not </w:t>
+      </w:r>
+      <w:r>
+        <w:rPr>
+          <w:b/>
+        </w:rPr>
+        <w:t>evidence</w:t>
+      </w:r>
+      <w:r>
+        <w:rPr>
+          <w:b w:val="0"/>
+        </w:rPr>
+        <w:t xml:space="preserve"> that all operational obligations are satisfied.</w:t>
+      </w:r>
+    </w:p>
+    <w:p>
+      <w:pPr>
+        <w:pStyle w:val="Heading2"/>
+      </w:pPr>
+      <w:r>
+        <w:t>Changed-case question and optional hint</w:t>
+      </w:r>
+    </w:p>
+    <w:p>
+      <w:pPr>
+        <w:pStyle w:val="Heading3"/>
+      </w:pPr>
+      <w:r>
+        <w:t>Practice 2: explain the deciding evidence</w:t>
+      </w:r>
+    </w:p>
+    <w:p>
+      <w:pPr>
+        <w:pStyle w:val="ListBullet"/>
+      </w:pPr>
+      <w:r>
+        <w:t>Changed-case practice: Every listed deletion location passes new verification. Which conclusion is supported by the supplied facts?</w:t>
+      </w:r>
+    </w:p>
+    <w:p>
+      <w:pPr>
+        <w:pStyle w:val="ListBullet"/>
+      </w:pPr>
+      <w:r>
+        <w:t>1. This one example guarantees correct results for every future input.</w:t>
+      </w:r>
+    </w:p>
+    <w:p>
+      <w:pPr>
+        <w:pStyle w:val="ListBullet"/>
+      </w:pPr>
+      <w:r>
+        <w:t>2. We can decide the result without examining the changed input or the procedure.</w:t>
+      </w:r>
+    </w:p>
+    <w:p>
+      <w:pPr>
+        <w:pStyle w:val="ListBullet"/>
+      </w:pPr>
+      <w:r>
+        <w:t>3. That gate can pass; review the complete current evidence before approving release.</w:t>
+      </w:r>
+    </w:p>
+    <w:p>
+      <w:pPr>
+        <w:pStyle w:val="Heading3"/>
+      </w:pPr>
+      <w:r>
+        <w:t>My selected conclusion, deciding fact and explanation</w:t>
+      </w:r>
+    </w:p>
+    <w:p>
+      <w:r>
+        <w:t>________________________________________________________________</w:t>
+      </w:r>
+    </w:p>
+    <w:p>
+      <w:r>
+        <w:t>________________________________________________________________</w:t>
+      </w:r>
+    </w:p>
+    <w:p>
+      <w:r>
+        <w:t>________________________________________________________________</w:t>
+      </w:r>
+    </w:p>
+    <w:p>
+      <w:r>
+        <w:t>________________________________________________________________</w:t>
+      </w:r>
+    </w:p>
+    <w:p>
+      <w:r>
+        <w:t>________________________________________________________________</w:t>
+      </w:r>
+    </w:p>
+    <w:p>
+      <w:pPr>
+        <w:pStyle w:val="ListBullet"/>
+      </w:pPr>
+      <w:r>
+        <w:t>Hint if needed: Use the changed condition and the deciding step in the pictorial trace. The answer must say what follows from those facts.</w:t>
+      </w:r>
+    </w:p>
+    <w:p>
+      <w:pPr>
+        <w:pStyle w:val="Heading2"/>
+      </w:pPr>
+      <w:r>
+        <w:t>Check after the changed attempt · reference / check after trying</w:t>
+      </w:r>
+    </w:p>
+    <w:p>
+      <w:pPr>
+        <w:spacing w:line="336" w:lineRule="auto" w:after="180"/>
+      </w:pPr>
+      <w:r>
+        <w:rPr>
+          <w:b w:val="0"/>
+        </w:rPr>
+        <w:t xml:space="preserve">After your attempt, compare with the supported explanation: That gate can pass; review the complete current </w:t>
+      </w:r>
+      <w:r>
+        <w:rPr>
+          <w:b/>
+        </w:rPr>
+        <w:t>evidence</w:t>
+      </w:r>
+      <w:r>
+        <w:rPr>
+          <w:b w:val="0"/>
+        </w:rPr>
+        <w:t xml:space="preserve"> before approving release. One repaired gate does not automatically refresh </w:t>
+      </w:r>
+      <w:r>
+        <w:rPr>
+          <w:b/>
+        </w:rPr>
+        <w:t>evidence</w:t>
+      </w:r>
+      <w:r>
+        <w:rPr>
+          <w:b w:val="0"/>
+        </w:rPr>
+        <w:t xml:space="preserve"> for every other gate.</w:t>
+      </w:r>
+    </w:p>
+    <w:p>
+      <w:pPr>
+        <w:pStyle w:val="Heading2"/>
+      </w:pPr>
+      <w:r>
+        <w:t>Repair and retain the record</w:t>
+      </w:r>
+    </w:p>
+    <w:p>
+      <w:pPr>
+        <w:spacing w:line="336" w:lineRule="auto" w:after="180"/>
+      </w:pPr>
+      <w:r>
+        <w:rPr>
+          <w:b w:val="0"/>
+        </w:rPr>
+        <w:t xml:space="preserve">Review Capstone failure testing (ai-6/34). Goal: Explain the </w:t>
+      </w:r>
+      <w:r>
+        <w:rPr>
+          <w:b/>
+        </w:rPr>
+        <w:t>mechanism</w:t>
+      </w:r>
+      <w:r>
+        <w:rPr>
+          <w:b w:val="0"/>
+        </w:rPr>
+        <w:t xml:space="preserve"> and terminology of capstone failure testing. Short practice: Explain why retrieval success permits the checked 15:00 fallback when drafting fails.</w:t>
+      </w:r>
+    </w:p>
+    <w:p>
+      <w:pPr>
+        <w:spacing w:line="336" w:lineRule="auto" w:after="180"/>
+      </w:pPr>
+      <w:r>
+        <w:rPr>
+          <w:b w:val="0"/>
+        </w:rPr>
+        <w:t xml:space="preserve">What changes if retrieval fails too, and why can a template not fill that </w:t>
+      </w:r>
+      <w:r>
+        <w:rPr>
+          <w:b/>
+        </w:rPr>
+        <w:t>evidence</w:t>
+      </w:r>
+      <w:r>
+        <w:rPr>
+          <w:b w:val="0"/>
+        </w:rPr>
+        <w:t xml:space="preserve"> gap?. Return to this week and explain what you changed.</w:t>
+      </w:r>
+    </w:p>
+    <w:p>
+      <w:pPr>
+        <w:spacing w:line="336" w:lineRule="auto" w:after="180"/>
+      </w:pPr>
+      <w:r>
+        <w:rPr>
+          <w:b w:val="0"/>
+        </w:rPr>
+        <w:t xml:space="preserve">Review Documentation and operational readiness (ai-6/32). Goal: Explain the </w:t>
+      </w:r>
+      <w:r>
+        <w:rPr>
+          <w:b/>
+        </w:rPr>
+        <w:t>mechanism</w:t>
+      </w:r>
+      <w:r>
+        <w:rPr>
+          <w:b w:val="0"/>
+        </w:rPr>
+        <w:t xml:space="preserve"> and terminology of documentation and operational readiness. Short practice: Match SOURCE_UNAVAILABLE to its safe check and escalation owner.</w:t>
+      </w:r>
+    </w:p>
+    <w:p>
+      <w:pPr>
+        <w:spacing w:line="336" w:lineRule="auto" w:after="180"/>
+      </w:pPr>
+      <w:r>
+        <w:rPr>
+          <w:b w:val="0"/>
+        </w:rPr>
+        <w:t>What is lost when the maintainer route is removed, even if the diagnostic instructions stay readable?. Return to this week and explain what you changed.</w:t>
+      </w:r>
+    </w:p>
+    <w:p>
+      <w:pPr>
+        <w:spacing w:line="336" w:lineRule="auto" w:after="180"/>
+      </w:pPr>
+      <w:r>
+        <w:rPr>
+          <w:b w:val="0"/>
+        </w:rPr>
+        <w:t xml:space="preserve">Review Performance and cost experiments (ai-6/29). Goal: Explain the </w:t>
+      </w:r>
+      <w:r>
+        <w:rPr>
+          <w:b/>
+        </w:rPr>
+        <w:t>mechanism</w:t>
+      </w:r>
+      <w:r>
+        <w:rPr>
+          <w:b w:val="0"/>
+        </w:rPr>
+        <w:t xml:space="preserve"> and terminology of performance and cost experiments. Short practice: Calculate per-case seconds and cost units for A and B.</w:t>
+      </w:r>
+    </w:p>
+    <w:p>
+      <w:pPr>
+        <w:spacing w:line="336" w:lineRule="auto" w:after="180"/>
+      </w:pPr>
+      <w:r>
+        <w:rPr>
+          <w:b w:val="0"/>
+        </w:rPr>
+        <w:t>Which meets a budget of at most 2 cost units per case, and what speed trade-off does that choice make?. Return to this week and explain what you changed.</w:t>
+      </w:r>
+    </w:p>
+    <w:p>
+      <w:pPr>
+        <w:spacing w:line="336" w:lineRule="auto" w:after="180"/>
+      </w:pPr>
+      <w:r>
+        <w:rPr>
+          <w:b w:val="0"/>
+        </w:rPr>
+        <w:t xml:space="preserve">Use Download completed work in the hosted lesson to export your answers, reflections, practice feedback and code-run </w:t>
+      </w:r>
+      <w:r>
+        <w:rPr>
+          <w:b/>
+        </w:rPr>
+        <w:t>evidence</w:t>
+      </w:r>
+      <w:r>
+        <w:rPr>
+          <w:b w:val="0"/>
+        </w:rPr>
+        <w:t>. Open the HTML copy to read or print it.</w:t>
+      </w:r>
+    </w:p>
+    <w:p>
+      <w:pPr>
+        <w:spacing w:line="336" w:lineRule="auto" w:after="180"/>
+      </w:pPr>
+      <w:r>
+        <w:rPr>
+          <w:b w:val="0"/>
+        </w:rPr>
+        <w:t>Drafts stay in this browser when storage is available; clear drafts on a shared device.</w:t>
+      </w:r>
+    </w:p>
+    <w:p>
+      <w:pPr>
+        <w:pStyle w:val="Heading3"/>
+      </w:pPr>
+      <w:r>
+        <w:t>What I repaired, the evidence I kept and the next test</w:t>
+      </w:r>
+    </w:p>
+    <w:p>
+      <w:r>
+        <w:t>________________________________________________________________</w:t>
+      </w:r>
+    </w:p>
+    <w:p>
+      <w:r>
+        <w:t>________________________________________________________________</w:t>
+      </w:r>
+    </w:p>
+    <w:p>
+      <w:r>
+        <w:t>________________________________________________________________</w:t>
+      </w:r>
+    </w:p>
+    <w:p>
+      <w:r>
+        <w:t>________________________________________________________________</w:t>
+      </w:r>
+    </w:p>
+    <w:p>
+      <w:r>
+        <w:t>________________________________________________________________</w:t>
+      </w:r>
+    </w:p>
+    <w:p>
+      <w:pPr>
+        <w:pStyle w:val="Heading2"/>
+      </w:pPr>
+      <w:r>
+        <w:t>Earlier wording, alternatives and picture transcripts · reference / check after trying</w:t>
       </w:r>
     </w:p>
     <w:p>
@@ -1644,74 +1967,10 @@
     </w:p>
     <w:p>
       <w:pPr>
-        <w:spacing w:line="336" w:lineRule="auto" w:after="180"/>
-      </w:pPr>
-      <w:r>
-        <w:rPr>
-          <w:b w:val="0"/>
-        </w:rPr>
-        <w:t>Review every mandatory gate. A capstone release needs factual, access and deletion gates to pass.</w:t>
-      </w:r>
-    </w:p>
-    <w:p>
-      <w:pPr>
         <w:pStyle w:val="Heading3"/>
       </w:pPr>
       <w:r>
-        <w:t>Practice 1: explain the deciding evidence</w:t>
-      </w:r>
-    </w:p>
-    <w:p>
-      <w:pPr>
-        <w:spacing w:line="336" w:lineRule="auto" w:after="180"/>
-      </w:pPr>
-      <w:r>
-        <w:rPr>
-          <w:b w:val="0"/>
-        </w:rPr>
-        <w:t>Which labelled step matches this detail? Remove the listed copy and verify it before a fresh review.</w:t>
-      </w:r>
-    </w:p>
-    <w:p>
-      <w:pPr>
-        <w:spacing w:line="336" w:lineRule="auto" w:after="180"/>
-        <w:shd w:fill="F4F9FC"/>
-      </w:pPr>
-      <w:r>
-        <w:rPr>
-          <w:b w:val="0"/>
-        </w:rPr>
-        <w:t xml:space="preserve">1. List </w:t>
-      </w:r>
-      <w:r>
-        <w:rPr>
-          <w:b/>
-        </w:rPr>
-        <w:t>evidence</w:t>
-      </w:r>
-    </w:p>
-    <w:p>
-      <w:pPr>
-        <w:spacing w:line="336" w:lineRule="auto" w:after="180"/>
-        <w:shd w:fill="F4F9FC"/>
-      </w:pPr>
-      <w:r>
-        <w:rPr>
-          <w:b w:val="0"/>
-        </w:rPr>
-        <w:t>2. Specify repair</w:t>
-      </w:r>
-    </w:p>
-    <w:p>
-      <w:pPr>
-        <w:spacing w:line="336" w:lineRule="auto" w:after="180"/>
-        <w:shd w:fill="F4F9FC"/>
-      </w:pPr>
-      <w:r>
-        <w:rPr>
-          <w:b w:val="0"/>
-        </w:rPr>
-        <w:t>3. Apply decision rule</w:t>
+        <w:t>Repair a missing building block</w:t>
       </w:r>
     </w:p>
     <w:p>
@@ -1719,520 +1978,25 @@
         <w:pStyle w:val="Heading3"/>
       </w:pPr>
       <w:r>
-        <w:t>My selected conclusion, deciding fact and explanation</w:t>
-      </w:r>
-    </w:p>
-    <w:p>
-      <w:r>
-        <w:t>________________________________________________________________</w:t>
-      </w:r>
-    </w:p>
-    <w:p>
-      <w:r>
-        <w:t>________________________________________________________________</w:t>
-      </w:r>
-    </w:p>
-    <w:p>
-      <w:r>
-        <w:t>________________________________________________________________</w:t>
-      </w:r>
-    </w:p>
-    <w:p>
-      <w:r>
-        <w:t>________________________________________________________________</w:t>
-      </w:r>
-    </w:p>
-    <w:p>
-      <w:r>
-        <w:t>________________________________________________________________</w:t>
-      </w:r>
-    </w:p>
-    <w:p>
-      <w:pPr>
-        <w:pStyle w:val="Heading3"/>
-      </w:pPr>
-      <w:r>
-        <w:t>Hint · try first</w:t>
-      </w:r>
-    </w:p>
-    <w:p>
-      <w:pPr>
-        <w:spacing w:line="336" w:lineRule="auto" w:after="180"/>
-        <w:shd w:fill="F1F6F8"/>
-      </w:pPr>
-      <w:r>
-        <w:rPr>
-          <w:b w:val="0"/>
-        </w:rPr>
-        <w:t>Hint if needed: Read the steps in the pictorial case. Match the supplied detail to the stage that performs or records it.</w:t>
-      </w:r>
-    </w:p>
-    <w:p>
-      <w:pPr>
-        <w:pStyle w:val="Heading3"/>
-      </w:pPr>
-      <w:r>
-        <w:t>Feedback · compare after trying</w:t>
-      </w:r>
-    </w:p>
-    <w:p>
-      <w:pPr>
-        <w:spacing w:line="336" w:lineRule="auto" w:after="180"/>
-        <w:shd w:fill="F1F6FC"/>
-      </w:pPr>
-      <w:r>
-        <w:rPr>
-          <w:b w:val="0"/>
-        </w:rPr>
-        <w:t xml:space="preserve">After your attempt, compare with the supported explanation: Specify repair Remove the listed copy and verify it before a fresh review. </w:t>
-      </w:r>
-      <w:r>
-        <w:rPr>
-          <w:b/>
-        </w:rPr>
-        <w:t>Release review</w:t>
-      </w:r>
-      <w:r>
-        <w:rPr>
-          <w:b w:val="0"/>
-        </w:rPr>
-        <w:t xml:space="preserve"> applies explicit conditions to a specific candidate version.</w:t>
-      </w:r>
-    </w:p>
-    <w:p>
-      <w:pPr>
-        <w:spacing w:line="336" w:lineRule="auto" w:after="180"/>
-        <w:shd w:fill="F1F6FC"/>
-      </w:pPr>
-      <w:r>
-        <w:rPr>
-          <w:b w:val="0"/>
-        </w:rPr>
-        <w:t xml:space="preserve">Completed coding is not </w:t>
-      </w:r>
-      <w:r>
-        <w:rPr>
-          <w:b/>
-        </w:rPr>
-        <w:t>evidence</w:t>
-      </w:r>
-      <w:r>
-        <w:rPr>
-          <w:b w:val="0"/>
-        </w:rPr>
-        <w:t xml:space="preserve"> that all operational obligations are satisfied.</w:t>
-      </w:r>
-    </w:p>
-    <w:p>
-      <w:pPr>
-        <w:pStyle w:val="Heading3"/>
-      </w:pPr>
-      <w:r>
-        <w:t>Practice 2: explain the deciding evidence</w:t>
-      </w:r>
-    </w:p>
-    <w:p>
-      <w:pPr>
-        <w:pStyle w:val="Heading3"/>
-      </w:pPr>
-      <w:r>
-        <w:t>Changed case · predict first</w:t>
-      </w:r>
-    </w:p>
-    <w:p>
-      <w:pPr>
-        <w:spacing w:line="336" w:lineRule="auto" w:after="180"/>
-        <w:shd w:fill="F5F1FB"/>
-      </w:pPr>
-      <w:r>
-        <w:rPr>
-          <w:b w:val="0"/>
-        </w:rPr>
-        <w:t>Changed-case practice: Every listed deletion location passes new verification. Which conclusion is supported by the supplied facts?</w:t>
-      </w:r>
-    </w:p>
-    <w:p>
-      <w:pPr>
-        <w:spacing w:line="336" w:lineRule="auto" w:after="180"/>
-        <w:shd w:fill="F4F9FC"/>
-      </w:pPr>
-      <w:r>
-        <w:rPr>
-          <w:b w:val="0"/>
-        </w:rPr>
-        <w:t xml:space="preserve">1. This one example guarantees correct results for every future </w:t>
-      </w:r>
-      <w:r>
-        <w:rPr>
-          <w:b/>
-        </w:rPr>
-        <w:t>input</w:t>
-      </w:r>
-      <w:r>
-        <w:rPr>
-          <w:b w:val="0"/>
-        </w:rPr>
-        <w:t>.</w:t>
-      </w:r>
-    </w:p>
-    <w:p>
-      <w:pPr>
-        <w:spacing w:line="336" w:lineRule="auto" w:after="180"/>
-        <w:shd w:fill="F4F9FC"/>
-      </w:pPr>
-      <w:r>
-        <w:rPr>
-          <w:b w:val="0"/>
-        </w:rPr>
-        <w:t xml:space="preserve">2. We can decide the result without examining the changed </w:t>
-      </w:r>
-      <w:r>
-        <w:rPr>
-          <w:b/>
-        </w:rPr>
-        <w:t>input</w:t>
-      </w:r>
-      <w:r>
-        <w:rPr>
-          <w:b w:val="0"/>
-        </w:rPr>
-        <w:t xml:space="preserve"> or the procedure.</w:t>
-      </w:r>
-    </w:p>
-    <w:p>
-      <w:pPr>
-        <w:spacing w:line="336" w:lineRule="auto" w:after="180"/>
-        <w:shd w:fill="F4F9FC"/>
-      </w:pPr>
-      <w:r>
-        <w:rPr>
-          <w:b w:val="0"/>
-        </w:rPr>
-        <w:t xml:space="preserve">3. That gate can pass; review the complete current </w:t>
-      </w:r>
-      <w:r>
-        <w:rPr>
-          <w:b/>
-        </w:rPr>
-        <w:t>evidence</w:t>
-      </w:r>
-      <w:r>
-        <w:rPr>
-          <w:b w:val="0"/>
-        </w:rPr>
-        <w:t xml:space="preserve"> before approving release.</w:t>
-      </w:r>
-    </w:p>
-    <w:p>
-      <w:pPr>
-        <w:pStyle w:val="Heading3"/>
-      </w:pPr>
-      <w:r>
-        <w:t>My selected conclusion, deciding fact and explanation</w:t>
-      </w:r>
-    </w:p>
-    <w:p>
-      <w:r>
-        <w:t>________________________________________________________________</w:t>
-      </w:r>
-    </w:p>
-    <w:p>
-      <w:r>
-        <w:t>________________________________________________________________</w:t>
-      </w:r>
-    </w:p>
-    <w:p>
-      <w:r>
-        <w:t>________________________________________________________________</w:t>
-      </w:r>
-    </w:p>
-    <w:p>
-      <w:r>
-        <w:t>________________________________________________________________</w:t>
-      </w:r>
-    </w:p>
-    <w:p>
-      <w:r>
-        <w:t>________________________________________________________________</w:t>
-      </w:r>
-    </w:p>
-    <w:p>
-      <w:pPr>
-        <w:pStyle w:val="Heading3"/>
-      </w:pPr>
-      <w:r>
-        <w:t>Hint · try first</w:t>
-      </w:r>
-    </w:p>
-    <w:p>
-      <w:pPr>
-        <w:spacing w:line="336" w:lineRule="auto" w:after="180"/>
-        <w:shd w:fill="F1F6F8"/>
-      </w:pPr>
-      <w:r>
-        <w:rPr>
-          <w:b w:val="0"/>
-        </w:rPr>
-        <w:t>Hint if needed: Use the changed condition and the deciding step in the pictorial trace. The answer must say what follows from those facts.</w:t>
-      </w:r>
-    </w:p>
-    <w:p>
-      <w:pPr>
-        <w:pStyle w:val="Heading3"/>
-      </w:pPr>
-      <w:r>
-        <w:t>Feedback · compare after trying</w:t>
-      </w:r>
-    </w:p>
-    <w:p>
-      <w:pPr>
-        <w:spacing w:line="336" w:lineRule="auto" w:after="180"/>
-        <w:shd w:fill="F1F6FC"/>
-      </w:pPr>
-      <w:r>
-        <w:rPr>
-          <w:b w:val="0"/>
-        </w:rPr>
-        <w:t xml:space="preserve">After your attempt, compare with the supported explanation: That gate can pass; review the complete current </w:t>
-      </w:r>
-      <w:r>
-        <w:rPr>
-          <w:b/>
-        </w:rPr>
-        <w:t>evidence</w:t>
-      </w:r>
-      <w:r>
-        <w:rPr>
-          <w:b w:val="0"/>
-        </w:rPr>
-        <w:t xml:space="preserve"> before approving release. One repaired gate does not automatically refresh </w:t>
-      </w:r>
-      <w:r>
-        <w:rPr>
-          <w:b/>
-        </w:rPr>
-        <w:t>evidence</w:t>
-      </w:r>
-      <w:r>
-        <w:rPr>
-          <w:b w:val="0"/>
-        </w:rPr>
-        <w:t xml:space="preserve"> for every other gate.</w:t>
-      </w:r>
-    </w:p>
-    <w:p>
-      <w:pPr>
-        <w:pStyle w:val="Heading3"/>
-      </w:pPr>
-      <w:r>
-        <w:t>Repair a missing building block</w:t>
-      </w:r>
-    </w:p>
-    <w:p>
-      <w:pPr>
-        <w:spacing w:line="336" w:lineRule="auto" w:after="180"/>
-      </w:pPr>
-      <w:r>
-        <w:rPr>
-          <w:b w:val="0"/>
-        </w:rPr>
-        <w:t xml:space="preserve">Review Capstone failure testing (ai-6/34). Goal: Explain the </w:t>
-      </w:r>
-      <w:r>
-        <w:rPr>
-          <w:b/>
-        </w:rPr>
-        <w:t>mechanism</w:t>
-      </w:r>
-      <w:r>
-        <w:rPr>
-          <w:b w:val="0"/>
-        </w:rPr>
-        <w:t xml:space="preserve"> and terminology of capstone failure testing. Short practice: Explain why retrieval success permits the checked 15:00 fallback when drafting fails.</w:t>
-      </w:r>
-    </w:p>
-    <w:p>
-      <w:pPr>
-        <w:spacing w:line="336" w:lineRule="auto" w:after="180"/>
-      </w:pPr>
-      <w:r>
-        <w:rPr>
-          <w:b w:val="0"/>
-        </w:rPr>
-        <w:t xml:space="preserve">What changes if retrieval fails too, and why can a template not fill that </w:t>
-      </w:r>
-      <w:r>
-        <w:rPr>
-          <w:b/>
-        </w:rPr>
-        <w:t>evidence</w:t>
-      </w:r>
-      <w:r>
-        <w:rPr>
-          <w:b w:val="0"/>
-        </w:rPr>
-        <w:t xml:space="preserve"> gap?. Return to this week and explain what you changed.</w:t>
-      </w:r>
-    </w:p>
-    <w:p>
-      <w:pPr>
-        <w:spacing w:line="336" w:lineRule="auto" w:after="180"/>
-      </w:pPr>
-      <w:r>
-        <w:rPr>
-          <w:b w:val="0"/>
-        </w:rPr>
-        <w:t xml:space="preserve">Review Documentation and operational readiness (ai-6/32). Goal: Explain the </w:t>
-      </w:r>
-      <w:r>
-        <w:rPr>
-          <w:b/>
-        </w:rPr>
-        <w:t>mechanism</w:t>
-      </w:r>
-      <w:r>
-        <w:rPr>
-          <w:b w:val="0"/>
-        </w:rPr>
-        <w:t xml:space="preserve"> and terminology of documentation and operational readiness. Short practice: Match SOURCE_UNAVAILABLE to its safe check and escalation owner.</w:t>
-      </w:r>
-    </w:p>
-    <w:p>
-      <w:pPr>
-        <w:spacing w:line="336" w:lineRule="auto" w:after="180"/>
-      </w:pPr>
-      <w:r>
-        <w:rPr>
-          <w:b w:val="0"/>
-        </w:rPr>
-        <w:t>What is lost when the maintainer route is removed, even if the diagnostic instructions stay readable?. Return to this week and explain what you changed.</w:t>
-      </w:r>
-    </w:p>
-    <w:p>
-      <w:pPr>
-        <w:spacing w:line="336" w:lineRule="auto" w:after="180"/>
-      </w:pPr>
-      <w:r>
-        <w:rPr>
-          <w:b w:val="0"/>
-        </w:rPr>
-        <w:t xml:space="preserve">Review Performance and cost experiments (ai-6/29). Goal: Explain the </w:t>
-      </w:r>
-      <w:r>
-        <w:rPr>
-          <w:b/>
-        </w:rPr>
-        <w:t>mechanism</w:t>
-      </w:r>
-      <w:r>
-        <w:rPr>
-          <w:b w:val="0"/>
-        </w:rPr>
-        <w:t xml:space="preserve"> and terminology of performance and cost experiments. Short practice: Calculate per-case seconds and cost units for A and B.</w:t>
-      </w:r>
-    </w:p>
-    <w:p>
-      <w:pPr>
-        <w:spacing w:line="336" w:lineRule="auto" w:after="180"/>
-      </w:pPr>
-      <w:r>
-        <w:rPr>
-          <w:b w:val="0"/>
-        </w:rPr>
-        <w:t>Which meets a budget of at most 2 cost units per case, and what speed trade-off does that choice make?. Return to this week and explain what you changed.</w:t>
-      </w:r>
-    </w:p>
-    <w:p>
-      <w:pPr>
-        <w:pStyle w:val="Heading3"/>
-      </w:pPr>
-      <w:r>
         <w:t>Keep your completed work</w:t>
       </w:r>
     </w:p>
     <w:p>
       <w:pPr>
-        <w:spacing w:line="336" w:lineRule="auto" w:after="180"/>
-      </w:pPr>
-      <w:r>
-        <w:rPr>
-          <w:b w:val="0"/>
-        </w:rPr>
-        <w:t xml:space="preserve">Use Download completed work in the hosted lesson to export your answers, reflections, practice feedback and code-run </w:t>
-      </w:r>
-      <w:r>
-        <w:rPr>
-          <w:b/>
-        </w:rPr>
-        <w:t>evidence</w:t>
-      </w:r>
-      <w:r>
-        <w:rPr>
-          <w:b w:val="0"/>
-        </w:rPr>
-        <w:t>. Open the HTML copy to read or print it.</w:t>
-      </w:r>
-    </w:p>
-    <w:p>
-      <w:pPr>
-        <w:spacing w:line="336" w:lineRule="auto" w:after="180"/>
-      </w:pPr>
-      <w:r>
-        <w:rPr>
-          <w:b w:val="0"/>
-        </w:rPr>
-        <w:t>Drafts stay in this browser when storage is available; clear drafts on a shared device.</w:t>
-      </w:r>
-    </w:p>
-    <w:p>
-      <w:pPr>
-        <w:pStyle w:val="Heading3"/>
-      </w:pPr>
-      <w:r>
-        <w:t>What I repaired, the evidence I kept and the next test</w:t>
-      </w:r>
-    </w:p>
-    <w:p>
-      <w:r>
-        <w:t>________________________________________________________________</w:t>
-      </w:r>
-    </w:p>
-    <w:p>
-      <w:r>
-        <w:t>________________________________________________________________</w:t>
-      </w:r>
-    </w:p>
-    <w:p>
-      <w:r>
-        <w:t>________________________________________________________________</w:t>
-      </w:r>
-    </w:p>
-    <w:p>
-      <w:r>
-        <w:t>________________________________________________________________</w:t>
-      </w:r>
-    </w:p>
-    <w:p>
-      <w:r>
-        <w:t>________________________________________________________________</w:t>
-      </w:r>
-    </w:p>
-    <w:p>
-      <w:pPr>
         <w:pStyle w:val="Heading1"/>
       </w:pPr>
       <w:r>
-        <w:t>15. Visual concept journey</w:t>
-      </w:r>
-    </w:p>
-    <w:p>
-      <w:r>
-        <w:t>Explain each Capstone release review picture from its labels, then record a relevant limit.</w:t>
-      </w:r>
-    </w:p>
-    <w:p>
-      <w:pPr>
-        <w:pStyle w:val="Heading3"/>
+        <w:t>15. Reference · Six-picture response sheets</w:t>
+      </w:r>
+    </w:p>
+    <w:p>
+      <w:r>
+        <w:t>Choose the picture that helps explain the current step.</w:t>
+      </w:r>
+    </w:p>
+    <w:p>
+      <w:pPr>
+        <w:pStyle w:val="Heading2"/>
       </w:pPr>
       <w:r>
         <w:t>01. Capstone release review: the case</w:t>
@@ -2288,7 +2052,6 @@
     <w:p>
       <w:pPr>
         <w:spacing w:line="336" w:lineRule="auto" w:after="180"/>
-        <w:shd w:fill="F5F1FB"/>
       </w:pPr>
       <w:r>
         <w:rPr>
@@ -2327,7 +2090,7 @@
     </w:p>
     <w:p>
       <w:pPr>
-        <w:pStyle w:val="Heading3"/>
+        <w:pStyle w:val="Heading2"/>
       </w:pPr>
       <w:r>
         <w:t>02. Follow the deciding steps</w:t>
@@ -2395,7 +2158,6 @@
     <w:p>
       <w:pPr>
         <w:spacing w:line="336" w:lineRule="auto" w:after="180"/>
-        <w:shd w:fill="F5F1FB"/>
       </w:pPr>
       <w:r>
         <w:rPr>
@@ -2446,7 +2208,7 @@
     </w:p>
     <w:p>
       <w:pPr>
-        <w:pStyle w:val="Heading3"/>
+        <w:pStyle w:val="Heading2"/>
       </w:pPr>
       <w:r>
         <w:t>03. Capstone release review — evidence trace</w:t>
@@ -2572,7 +2334,6 @@
     <w:p>
       <w:pPr>
         <w:spacing w:line="336" w:lineRule="auto" w:after="180"/>
-        <w:shd w:fill="F5F1FB"/>
       </w:pPr>
       <w:r>
         <w:rPr>
@@ -2611,7 +2372,7 @@
     </w:p>
     <w:p>
       <w:pPr>
-        <w:pStyle w:val="Heading3"/>
+        <w:pStyle w:val="Heading2"/>
       </w:pPr>
       <w:r>
         <w:t>04. Change one thing. Trace what follows.</w:t>
@@ -2702,7 +2463,6 @@
     <w:p>
       <w:pPr>
         <w:spacing w:line="336" w:lineRule="auto" w:after="180"/>
-        <w:shd w:fill="F5F1FB"/>
       </w:pPr>
       <w:r>
         <w:rPr>
@@ -2741,7 +2501,7 @@
     </w:p>
     <w:p>
       <w:pPr>
-        <w:pStyle w:val="Heading3"/>
+        <w:pStyle w:val="Heading2"/>
       </w:pPr>
       <w:r>
         <w:t>05. Connect the explanation to its limit</w:t>
@@ -2826,7 +2586,6 @@
     <w:p>
       <w:pPr>
         <w:spacing w:line="336" w:lineRule="auto" w:after="180"/>
-        <w:shd w:fill="F5F1FB"/>
       </w:pPr>
       <w:r>
         <w:rPr>
@@ -2865,7 +2624,7 @@
     </w:p>
     <w:p>
       <w:pPr>
-        <w:pStyle w:val="Heading3"/>
+        <w:pStyle w:val="Heading2"/>
       </w:pPr>
       <w:r>
         <w:t>06. Make the idea visible in your project</w:t>
@@ -2979,7 +2738,6 @@
     <w:p>
       <w:pPr>
         <w:spacing w:line="336" w:lineRule="auto" w:after="180"/>
-        <w:shd w:fill="F5F1FB"/>
       </w:pPr>
       <w:r>
         <w:rPr>
@@ -3026,6 +2784,62 @@
     <w:p>
       <w:r>
         <w:t>________________________________________________________________</w:t>
+      </w:r>
+    </w:p>
+    <w:p>
+      <w:pPr>
+        <w:pStyle w:val="Heading2"/>
+      </w:pPr>
+      <w:r>
+        <w:t>Earlier wording, alternatives and picture transcripts · reference / check after trying</w:t>
+      </w:r>
+    </w:p>
+    <w:p>
+      <w:pPr>
+        <w:pStyle w:val="Heading3"/>
+      </w:pPr>
+      <w:r>
+        <w:t>01. Capstone release review: the case</w:t>
+      </w:r>
+    </w:p>
+    <w:p>
+      <w:pPr>
+        <w:pStyle w:val="Heading3"/>
+      </w:pPr>
+      <w:r>
+        <w:t>02. Follow the deciding steps</w:t>
+      </w:r>
+    </w:p>
+    <w:p>
+      <w:pPr>
+        <w:pStyle w:val="Heading3"/>
+      </w:pPr>
+      <w:r>
+        <w:t>03. Capstone release review — evidence trace</w:t>
+      </w:r>
+    </w:p>
+    <w:p>
+      <w:pPr>
+        <w:pStyle w:val="Heading3"/>
+      </w:pPr>
+      <w:r>
+        <w:t>04. Change one thing. Trace what follows.</w:t>
+      </w:r>
+    </w:p>
+    <w:p>
+      <w:pPr>
+        <w:pStyle w:val="Heading3"/>
+      </w:pPr>
+      <w:r>
+        <w:t>05. Connect the explanation to its limit</w:t>
+      </w:r>
+    </w:p>
+    <w:p>
+      <w:pPr>
+        <w:pStyle w:val="Heading3"/>
+      </w:pPr>
+      <w:r>
+        <w:t>06. Make the idea visible in your project</w:t>
       </w:r>
     </w:p>
     <w:sectPr>
